--- a/Fase 2/Evidencias Grupales/2.4_GuiaEstudiante_Fase 2_DesarrolloProyecto APT.docx
+++ b/Fase 2/Evidencias Grupales/2.4_GuiaEstudiante_Fase 2_DesarrolloProyecto APT.docx
@@ -1,11 +1,8 @@
 
 <file path=word/document.xml><?xml version="1.0" encoding="utf-8"?>
-<w:document xmlns:wpc="http://schemas.microsoft.com/office/word/2010/wordprocessingCanvas" xmlns:cx="http://schemas.microsoft.com/office/drawing/2014/chartex" xmlns:mc="http://schemas.openxmlformats.org/markup-compatibility/2006" xmlns:o="urn:schemas-microsoft-com:office:office" xmlns:r="http://schemas.openxmlformats.org/officeDocument/2006/relationships" xmlns:m="http://schemas.openxmlformats.org/officeDocument/2006/math" xmlns:v="urn:schemas-microsoft-com:vml" xmlns:wp14="http://schemas.microsoft.com/office/word/2010/wordprocessingDrawing" xmlns:wp="http://schemas.openxmlformats.org/drawingml/2006/wordprocessingDrawing" xmlns:w10="urn:schemas-microsoft-com:office:word" xmlns:w="http://schemas.openxmlformats.org/wordprocessingml/2006/main" xmlns:w14="http://schemas.microsoft.com/office/word/2010/wordml" xmlns:w15="http://schemas.microsoft.com/office/word/2012/wordml" xmlns:w16se="http://schemas.microsoft.com/office/word/2015/wordml/symex" xmlns:wpg="http://schemas.microsoft.com/office/word/2010/wordprocessingGroup" xmlns:wpi="http://schemas.microsoft.com/office/word/2010/wordprocessingInk" xmlns:wne="http://schemas.microsoft.com/office/word/2006/wordml" xmlns:wps="http://schemas.microsoft.com/office/word/2010/wordprocessingShape" mc:Ignorable="w14 w15 w16se wp14">
+<w:document xmlns:wpc="http://schemas.microsoft.com/office/word/2010/wordprocessingCanvas" xmlns:cx="http://schemas.microsoft.com/office/drawing/2014/chartex" xmlns:cx1="http://schemas.microsoft.com/office/drawing/2015/9/8/chartex" xmlns:cx2="http://schemas.microsoft.com/office/drawing/2015/10/21/chartex" xmlns:cx3="http://schemas.microsoft.com/office/drawing/2016/5/9/chartex" xmlns:cx4="http://schemas.microsoft.com/office/drawing/2016/5/10/chartex" xmlns:cx5="http://schemas.microsoft.com/office/drawing/2016/5/11/chartex" xmlns:cx6="http://schemas.microsoft.com/office/drawing/2016/5/12/chartex" xmlns:cx7="http://schemas.microsoft.com/office/drawing/2016/5/13/chartex" xmlns:cx8="http://schemas.microsoft.com/office/drawing/2016/5/14/chartex" xmlns:mc="http://schemas.openxmlformats.org/markup-compatibility/2006" xmlns:aink="http://schemas.microsoft.com/office/drawing/2016/ink" xmlns:am3d="http://schemas.microsoft.com/office/drawing/2017/model3d" xmlns:o="urn:schemas-microsoft-com:office:office" xmlns:oel="http://schemas.microsoft.com/office/2019/extlst" xmlns:r="http://schemas.openxmlformats.org/officeDocument/2006/relationships" xmlns:m="http://schemas.openxmlformats.org/officeDocument/2006/math" xmlns:v="urn:schemas-microsoft-com:vml" xmlns:wp14="http://schemas.microsoft.com/office/word/2010/wordprocessingDrawing" xmlns:wp="http://schemas.openxmlformats.org/drawingml/2006/wordprocessingDrawing" xmlns:w10="urn:schemas-microsoft-com:office:word" xmlns:w="http://schemas.openxmlformats.org/wordprocessingml/2006/main" xmlns:w14="http://schemas.microsoft.com/office/word/2010/wordml" xmlns:w15="http://schemas.microsoft.com/office/word/2012/wordml" xmlns:w16cex="http://schemas.microsoft.com/office/word/2018/wordml/cex" xmlns:w16cid="http://schemas.microsoft.com/office/word/2016/wordml/cid" xmlns:w16="http://schemas.microsoft.com/office/word/2018/wordml" xmlns:w16du="http://schemas.microsoft.com/office/word/2023/wordml/word16du" xmlns:w16sdtdh="http://schemas.microsoft.com/office/word/2020/wordml/sdtdatahash" xmlns:w16sdtfl="http://schemas.microsoft.com/office/word/2024/wordml/sdtformatlock" xmlns:w16se="http://schemas.microsoft.com/office/word/2015/wordml/symex" xmlns:wpg="http://schemas.microsoft.com/office/word/2010/wordprocessingGroup" xmlns:wpi="http://schemas.microsoft.com/office/word/2010/wordprocessingInk" xmlns:wne="http://schemas.microsoft.com/office/word/2006/wordml" xmlns:wps="http://schemas.microsoft.com/office/word/2010/wordprocessingShape" mc:Ignorable="w14 w15 w16se w16cid w16 w16cex w16sdtdh w16sdtfl w16du wp14">
   <w:body>
-    <w:p>
-      <w:bookmarkStart w:id="0" w:name="_GoBack"/>
-      <w:bookmarkEnd w:id="0"/>
-    </w:p>
+    <w:p/>
     <w:p>
       <w:pPr>
         <w:rPr>
@@ -165,6 +162,7 @@
                                 </w:rPr>
                                 <w:t xml:space="preserve">Asignatura </w:t>
                               </w:r>
+                              <w:proofErr w:type="spellStart"/>
                               <w:r>
                                 <w:rPr>
                                   <w:b/>
@@ -174,6 +172,7 @@
                                 </w:rPr>
                                 <w:t>Capstone</w:t>
                               </w:r>
+                              <w:proofErr w:type="spellEnd"/>
                             </w:p>
                           </w:txbxContent>
                         </wps:txbx>
@@ -627,60 +626,102 @@
           </w:tcPr>
           <w:p>
             <w:pPr>
-              <w:jc w:val="both"/>
-              <w:rPr>
-                <w:rFonts w:ascii="Calibri" w:hAnsi="Calibri" w:cs="Arial"/>
-                <w:i/>
-                <w:color w:val="548DD4"/>
-                <w:sz w:val="20"/>
-                <w:szCs w:val="20"/>
-                <w:lang w:eastAsia="es-CL"/>
-              </w:rPr>
-            </w:pPr>
-            <w:r>
-              <w:rPr>
-                <w:rFonts w:ascii="Calibri" w:hAnsi="Calibri" w:cs="Arial"/>
-                <w:i/>
-                <w:color w:val="548DD4"/>
-                <w:sz w:val="20"/>
-                <w:szCs w:val="20"/>
-                <w:lang w:eastAsia="es-CL"/>
-              </w:rPr>
-              <w:t xml:space="preserve">En esta </w:t>
-            </w:r>
-            <w:r>
-              <w:rPr>
-                <w:rFonts w:ascii="Calibri" w:hAnsi="Calibri" w:cs="Arial"/>
-                <w:i/>
-                <w:color w:val="548DD4"/>
-                <w:sz w:val="20"/>
-                <w:szCs w:val="20"/>
-                <w:lang w:eastAsia="es-CL"/>
-              </w:rPr>
-              <w:t>sección</w:t>
-            </w:r>
-            <w:r>
-              <w:rPr>
-                <w:rFonts w:ascii="Calibri" w:hAnsi="Calibri" w:cs="Arial"/>
-                <w:i/>
-                <w:color w:val="548DD4"/>
-                <w:sz w:val="20"/>
-                <w:szCs w:val="20"/>
-                <w:lang w:eastAsia="es-CL"/>
-              </w:rPr>
-              <w:t xml:space="preserve"> deberá</w:t>
-            </w:r>
-            <w:r>
-              <w:rPr>
-                <w:rFonts w:ascii="Calibri" w:hAnsi="Calibri" w:cs="Arial"/>
-                <w:i/>
-                <w:color w:val="548DD4"/>
-                <w:sz w:val="20"/>
-                <w:szCs w:val="20"/>
-                <w:lang w:eastAsia="es-CL"/>
-              </w:rPr>
-              <w:t>s</w:t>
-            </w:r>
+              <w:rPr>
+                <w:rFonts w:ascii="Calibri" w:hAnsi="Calibri" w:cs="Arial"/>
+                <w:i/>
+                <w:color w:val="548DD4"/>
+                <w:sz w:val="20"/>
+                <w:szCs w:val="20"/>
+                <w:lang w:eastAsia="es-CL"/>
+              </w:rPr>
+            </w:pPr>
+            <w:r>
+              <w:rPr>
+                <w:rFonts w:ascii="Calibri" w:hAnsi="Calibri" w:cs="Arial"/>
+                <w:i/>
+                <w:color w:val="548DD4"/>
+                <w:sz w:val="20"/>
+                <w:szCs w:val="20"/>
+                <w:lang w:eastAsia="es-CL"/>
+              </w:rPr>
+              <w:t xml:space="preserve">Equipo 7: Carlos Vallejos y Felipe Cuevas. Cliente: Agrícola </w:t>
+            </w:r>
+            <w:proofErr w:type="spellStart"/>
+            <w:r>
+              <w:rPr>
+                <w:rFonts w:ascii="Calibri" w:hAnsi="Calibri" w:cs="Arial"/>
+                <w:i/>
+                <w:color w:val="548DD4"/>
+                <w:sz w:val="20"/>
+                <w:szCs w:val="20"/>
+                <w:lang w:eastAsia="es-CL"/>
+              </w:rPr>
+              <w:t>Almahue</w:t>
+            </w:r>
+            <w:proofErr w:type="spellEnd"/>
+            <w:r>
+              <w:rPr>
+                <w:rFonts w:ascii="Calibri" w:hAnsi="Calibri" w:cs="Arial"/>
+                <w:i/>
+                <w:color w:val="548DD4"/>
+                <w:sz w:val="20"/>
+                <w:szCs w:val="20"/>
+                <w:lang w:eastAsia="es-CL"/>
+              </w:rPr>
+              <w:t>.</w:t>
+            </w:r>
+            <w:r>
+              <w:br/>
+            </w:r>
+            <w:r>
+              <w:rPr>
+                <w:rFonts w:ascii="Calibri" w:hAnsi="Calibri" w:cs="Arial"/>
+                <w:i/>
+                <w:color w:val="548DD4"/>
+                <w:sz w:val="20"/>
+                <w:szCs w:val="20"/>
+                <w:lang w:eastAsia="es-CL"/>
+              </w:rPr>
+              <w:br/>
+              <w:t xml:space="preserve">En Fase 1 dejamos la definición: visión, </w:t>
+            </w:r>
+            <w:proofErr w:type="spellStart"/>
+            <w:r>
+              <w:rPr>
+                <w:rFonts w:ascii="Calibri" w:hAnsi="Calibri" w:cs="Arial"/>
+                <w:i/>
+                <w:color w:val="548DD4"/>
+                <w:sz w:val="20"/>
+                <w:szCs w:val="20"/>
+                <w:lang w:eastAsia="es-CL"/>
+              </w:rPr>
+              <w:t>product</w:t>
+            </w:r>
+            <w:proofErr w:type="spellEnd"/>
+            <w:r>
+              <w:rPr>
+                <w:rFonts w:ascii="Calibri" w:hAnsi="Calibri" w:cs="Arial"/>
+                <w:i/>
+                <w:color w:val="548DD4"/>
+                <w:sz w:val="20"/>
+                <w:szCs w:val="20"/>
+                <w:lang w:eastAsia="es-CL"/>
+              </w:rPr>
+              <w:t xml:space="preserve"> backlog, épicas, mapa de actores, </w:t>
+            </w:r>
+            <w:proofErr w:type="spellStart"/>
+            <w:r>
+              <w:rPr>
+                <w:rFonts w:ascii="Calibri" w:hAnsi="Calibri" w:cs="Arial"/>
+                <w:i/>
+                <w:color w:val="548DD4"/>
+                <w:sz w:val="20"/>
+                <w:szCs w:val="20"/>
+                <w:lang w:eastAsia="es-CL"/>
+              </w:rPr>
+              <w:t>impact</w:t>
+            </w:r>
+            <w:proofErr w:type="spellEnd"/>
             <w:r>
               <w:rPr>
                 <w:rFonts w:ascii="Calibri" w:hAnsi="Calibri" w:cs="Arial"/>
@@ -692,96 +733,196 @@
               </w:rPr>
               <w:t xml:space="preserve"> </w:t>
             </w:r>
-            <w:r>
-              <w:rPr>
-                <w:rFonts w:ascii="Calibri" w:hAnsi="Calibri" w:cs="Arial"/>
-                <w:i/>
-                <w:color w:val="548DD4"/>
-                <w:sz w:val="20"/>
-                <w:szCs w:val="20"/>
-                <w:lang w:eastAsia="es-CL"/>
-              </w:rPr>
-              <w:t xml:space="preserve">realizar un resumen de los avances que has realizado en tu proyecto APT. </w:t>
-            </w:r>
-            <w:r>
-              <w:rPr>
-                <w:rFonts w:ascii="Calibri" w:hAnsi="Calibri" w:cs="Arial"/>
-                <w:i/>
-                <w:color w:val="548DD4"/>
-                <w:sz w:val="20"/>
-                <w:szCs w:val="20"/>
-                <w:lang w:eastAsia="es-CL"/>
-              </w:rPr>
-              <w:t xml:space="preserve">Relata </w:t>
-            </w:r>
-            <w:r>
-              <w:rPr>
-                <w:rFonts w:ascii="Calibri" w:hAnsi="Calibri" w:cs="Arial"/>
-                <w:i/>
-                <w:color w:val="548DD4"/>
-                <w:sz w:val="20"/>
-                <w:szCs w:val="20"/>
-                <w:lang w:eastAsia="es-CL"/>
-              </w:rPr>
-              <w:t xml:space="preserve">brevemente </w:t>
-            </w:r>
-            <w:r>
-              <w:rPr>
-                <w:rFonts w:ascii="Calibri" w:hAnsi="Calibri" w:cs="Arial"/>
-                <w:i/>
-                <w:color w:val="548DD4"/>
-                <w:sz w:val="20"/>
-                <w:szCs w:val="20"/>
-                <w:lang w:eastAsia="es-CL"/>
-              </w:rPr>
-              <w:t xml:space="preserve">qué </w:t>
-            </w:r>
-            <w:r>
-              <w:rPr>
-                <w:rFonts w:ascii="Calibri" w:hAnsi="Calibri" w:cs="Arial"/>
-                <w:i/>
-                <w:color w:val="548DD4"/>
-                <w:sz w:val="20"/>
-                <w:szCs w:val="20"/>
-                <w:lang w:eastAsia="es-CL"/>
-              </w:rPr>
-              <w:t xml:space="preserve">actividades </w:t>
-            </w:r>
-            <w:r>
-              <w:rPr>
-                <w:rFonts w:ascii="Calibri" w:hAnsi="Calibri" w:cs="Arial"/>
-                <w:i/>
-                <w:color w:val="548DD4"/>
-                <w:sz w:val="20"/>
-                <w:szCs w:val="20"/>
-                <w:lang w:eastAsia="es-CL"/>
-              </w:rPr>
-              <w:t>del proyecto has llevado a cabo y qué objetivos específicos has cumplido hasta el minuto y de qué manera.</w:t>
-            </w:r>
-          </w:p>
-          <w:p>
-            <w:pPr>
-              <w:jc w:val="both"/>
-              <w:rPr>
-                <w:rFonts w:ascii="Calibri" w:hAnsi="Calibri" w:cs="Arial"/>
-                <w:i/>
-                <w:color w:val="548DD4"/>
-                <w:sz w:val="20"/>
-                <w:szCs w:val="20"/>
-                <w:lang w:eastAsia="es-CL"/>
-              </w:rPr>
-            </w:pPr>
-            <w:r>
-              <w:rPr>
-                <w:rFonts w:ascii="Calibri" w:hAnsi="Calibri" w:cs="Arial"/>
-                <w:i/>
-                <w:color w:val="548DD4"/>
-                <w:sz w:val="20"/>
-                <w:szCs w:val="20"/>
-                <w:lang w:eastAsia="es-CL"/>
-              </w:rPr>
-              <w:t>En caso que hayas realizado ajustes a los objetivos o metodología, debes incluir dichos apartados nuevamente en este informe, señalando cuáles son dichos ajustes.</w:t>
-            </w:r>
+            <w:proofErr w:type="spellStart"/>
+            <w:r>
+              <w:rPr>
+                <w:rFonts w:ascii="Calibri" w:hAnsi="Calibri" w:cs="Arial"/>
+                <w:i/>
+                <w:color w:val="548DD4"/>
+                <w:sz w:val="20"/>
+                <w:szCs w:val="20"/>
+                <w:lang w:eastAsia="es-CL"/>
+              </w:rPr>
+              <w:t>mapping</w:t>
+            </w:r>
+            <w:proofErr w:type="spellEnd"/>
+            <w:r>
+              <w:rPr>
+                <w:rFonts w:ascii="Calibri" w:hAnsi="Calibri" w:cs="Arial"/>
+                <w:i/>
+                <w:color w:val="548DD4"/>
+                <w:sz w:val="20"/>
+                <w:szCs w:val="20"/>
+                <w:lang w:eastAsia="es-CL"/>
+              </w:rPr>
+              <w:t xml:space="preserve"> y la carta Gantt del producto (13/07/2026 al 09/01/2027).</w:t>
+            </w:r>
+            <w:r>
+              <w:rPr>
+                <w:rFonts w:ascii="Calibri" w:hAnsi="Calibri" w:cs="Arial"/>
+                <w:i/>
+                <w:color w:val="548DD4"/>
+                <w:sz w:val="20"/>
+                <w:szCs w:val="20"/>
+                <w:lang w:eastAsia="es-CL"/>
+              </w:rPr>
+              <w:br/>
+              <w:t>En el desarrollo el ERP ya se muestra al cliente. En julio el cliente recorrió el sistema que usa hoy y, el mismo mes, vio pantallas del sistema nuevo. En agosto se recorrió tesorería y se armó la emisión de documentos tributarios. En septiembre las reuniones ya corrigen un sistema que opera (folio y nota de crédito), no un boceto.</w:t>
+            </w:r>
+            <w:r>
+              <w:rPr>
+                <w:rFonts w:ascii="Calibri" w:hAnsi="Calibri" w:cs="Arial"/>
+                <w:i/>
+                <w:color w:val="548DD4"/>
+                <w:sz w:val="20"/>
+                <w:szCs w:val="20"/>
+                <w:lang w:eastAsia="es-CL"/>
+              </w:rPr>
+              <w:br/>
+              <w:t>Objetivos específicos de la guía 1.5, y como van:</w:t>
+            </w:r>
+            <w:r>
+              <w:rPr>
+                <w:rFonts w:ascii="Calibri" w:hAnsi="Calibri" w:cs="Arial"/>
+                <w:i/>
+                <w:color w:val="548DD4"/>
+                <w:sz w:val="20"/>
+                <w:szCs w:val="20"/>
+                <w:lang w:eastAsia="es-CL"/>
+              </w:rPr>
+              <w:br/>
+              <w:t>1. Levantamiento del sistema actual y backlog: cumplido en julio y agosto, con el cliente.</w:t>
+            </w:r>
+            <w:r>
+              <w:rPr>
+                <w:rFonts w:ascii="Calibri" w:hAnsi="Calibri" w:cs="Arial"/>
+                <w:i/>
+                <w:color w:val="548DD4"/>
+                <w:sz w:val="20"/>
+                <w:szCs w:val="20"/>
+                <w:lang w:eastAsia="es-CL"/>
+              </w:rPr>
+              <w:br/>
+              <w:t>2. Núcleo de orden de compra con aprobación, orden de venta con stock, y libros: en uso en las demos de septiembre. La aprobación quedó solo en compras. La orden de venta se guarda y queda confirmada.</w:t>
+            </w:r>
+            <w:r>
+              <w:rPr>
+                <w:rFonts w:ascii="Calibri" w:hAnsi="Calibri" w:cs="Arial"/>
+                <w:i/>
+                <w:color w:val="548DD4"/>
+                <w:sz w:val="20"/>
+                <w:szCs w:val="20"/>
+                <w:lang w:eastAsia="es-CL"/>
+              </w:rPr>
+              <w:br/>
+              <w:t xml:space="preserve">3. </w:t>
+            </w:r>
+            <w:r>
+              <w:rPr>
+                <w:rFonts w:ascii="Calibri" w:hAnsi="Calibri" w:cs="Arial"/>
+                <w:i/>
+                <w:color w:val="548DD4"/>
+                <w:sz w:val="20"/>
+                <w:szCs w:val="20"/>
+                <w:lang w:eastAsia="es-CL"/>
+              </w:rPr>
+              <w:t>Tesorería</w:t>
+            </w:r>
+            <w:r>
+              <w:rPr>
+                <w:rFonts w:ascii="Calibri" w:hAnsi="Calibri" w:cs="Arial"/>
+                <w:i/>
+                <w:color w:val="548DD4"/>
+                <w:sz w:val="20"/>
+                <w:szCs w:val="20"/>
+                <w:lang w:eastAsia="es-CL"/>
+              </w:rPr>
+              <w:t xml:space="preserve"> (cartola, pagos y antigüedad de saldos) y contabilización por ítem: se vio con el cliente en agosto. Sigue en ajuste el saldo por banco y por moneda.</w:t>
+            </w:r>
+            <w:r>
+              <w:rPr>
+                <w:rFonts w:ascii="Calibri" w:hAnsi="Calibri" w:cs="Arial"/>
+                <w:i/>
+                <w:color w:val="548DD4"/>
+                <w:sz w:val="20"/>
+                <w:szCs w:val="20"/>
+                <w:lang w:eastAsia="es-CL"/>
+              </w:rPr>
+              <w:br/>
+              <w:t xml:space="preserve">4. Documento tributario del set nacional: hay emisión por un intermediario, </w:t>
+            </w:r>
+            <w:proofErr w:type="spellStart"/>
+            <w:r>
+              <w:rPr>
+                <w:rFonts w:ascii="Calibri" w:hAnsi="Calibri" w:cs="Arial"/>
+                <w:i/>
+                <w:color w:val="548DD4"/>
+                <w:sz w:val="20"/>
+                <w:szCs w:val="20"/>
+                <w:lang w:eastAsia="es-CL"/>
+              </w:rPr>
+              <w:t>billing-gateway</w:t>
+            </w:r>
+            <w:proofErr w:type="spellEnd"/>
+            <w:r>
+              <w:rPr>
+                <w:rFonts w:ascii="Calibri" w:hAnsi="Calibri" w:cs="Arial"/>
+                <w:i/>
+                <w:color w:val="548DD4"/>
+                <w:sz w:val="20"/>
+                <w:szCs w:val="20"/>
+                <w:lang w:eastAsia="es-CL"/>
+              </w:rPr>
+              <w:t>, hacia el facturador. La factura de exportación queda como incremento siguiente.</w:t>
+            </w:r>
+            <w:r>
+              <w:rPr>
+                <w:rFonts w:ascii="Calibri" w:hAnsi="Calibri" w:cs="Arial"/>
+                <w:i/>
+                <w:color w:val="548DD4"/>
+                <w:sz w:val="20"/>
+                <w:szCs w:val="20"/>
+                <w:lang w:eastAsia="es-CL"/>
+              </w:rPr>
+              <w:br/>
+              <w:t xml:space="preserve">Lo que la carta ponía para después del 21/09 (ahí recién </w:t>
+            </w:r>
+            <w:proofErr w:type="spellStart"/>
+            <w:r>
+              <w:rPr>
+                <w:rFonts w:ascii="Calibri" w:hAnsi="Calibri" w:cs="Arial"/>
+                <w:i/>
+                <w:color w:val="548DD4"/>
+                <w:sz w:val="20"/>
+                <w:szCs w:val="20"/>
+                <w:lang w:eastAsia="es-CL"/>
+              </w:rPr>
+              <w:t>partia</w:t>
+            </w:r>
+            <w:proofErr w:type="spellEnd"/>
+            <w:r>
+              <w:rPr>
+                <w:rFonts w:ascii="Calibri" w:hAnsi="Calibri" w:cs="Arial"/>
+                <w:i/>
+                <w:color w:val="548DD4"/>
+                <w:sz w:val="20"/>
+                <w:szCs w:val="20"/>
+                <w:lang w:eastAsia="es-CL"/>
+              </w:rPr>
+              <w:t xml:space="preserve"> la construcción del núcleo) ya estaba en código desde julio.</w:t>
+            </w:r>
+          </w:p>
+          <w:p>
+            <w:pPr>
+              <w:rPr>
+                <w:rFonts w:ascii="Calibri" w:hAnsi="Calibri" w:cs="Arial"/>
+                <w:i/>
+                <w:color w:val="548DD4"/>
+                <w:sz w:val="20"/>
+                <w:szCs w:val="20"/>
+                <w:lang w:eastAsia="es-CL"/>
+              </w:rPr>
+            </w:pPr>
           </w:p>
         </w:tc>
       </w:tr>
@@ -817,27 +958,85 @@
           </w:tcPr>
           <w:p>
             <w:pPr>
-              <w:jc w:val="both"/>
-              <w:rPr>
-                <w:rFonts w:ascii="Calibri" w:hAnsi="Calibri" w:cs="Arial"/>
-                <w:b/>
-                <w:i/>
-                <w:color w:val="548DD4"/>
-                <w:sz w:val="20"/>
-                <w:szCs w:val="20"/>
-                <w:lang w:eastAsia="es-CL"/>
-              </w:rPr>
-            </w:pPr>
-            <w:r>
-              <w:rPr>
-                <w:rFonts w:ascii="Calibri" w:hAnsi="Calibri" w:cs="Arial"/>
-                <w:i/>
-                <w:color w:val="548DD4"/>
-                <w:sz w:val="20"/>
-                <w:szCs w:val="20"/>
-                <w:lang w:eastAsia="es-CL"/>
-              </w:rPr>
-              <w:t>Opcional en caso de ajuste</w:t>
+              <w:rPr>
+                <w:rFonts w:ascii="Calibri" w:hAnsi="Calibri" w:cs="Arial"/>
+                <w:i/>
+                <w:color w:val="548DD4"/>
+                <w:sz w:val="20"/>
+                <w:szCs w:val="20"/>
+                <w:lang w:eastAsia="es-CL"/>
+              </w:rPr>
+            </w:pPr>
+            <w:r>
+              <w:rPr>
+                <w:rFonts w:ascii="Calibri" w:hAnsi="Calibri" w:cs="Arial"/>
+                <w:i/>
+                <w:color w:val="548DD4"/>
+                <w:sz w:val="20"/>
+                <w:szCs w:val="20"/>
+                <w:lang w:eastAsia="es-CL"/>
+              </w:rPr>
+              <w:t>No cambiamos el objetivo general ni los cuatro específicos de la guía 1.5.</w:t>
+            </w:r>
+            <w:r>
+              <w:rPr>
+                <w:rFonts w:ascii="Calibri" w:hAnsi="Calibri" w:cs="Arial"/>
+                <w:i/>
+                <w:color w:val="548DD4"/>
+                <w:sz w:val="20"/>
+                <w:szCs w:val="20"/>
+                <w:lang w:eastAsia="es-CL"/>
+              </w:rPr>
+              <w:br/>
+              <w:t>Sí cambió el orden. La carta decía definir y maquetar hasta mediados de septiembre, y construir desde el 21/09. El cliente vio pantallas en julio, y desde agosto el trabajo es el sistema real.</w:t>
+            </w:r>
+            <w:r>
+              <w:rPr>
+                <w:rFonts w:ascii="Calibri" w:hAnsi="Calibri" w:cs="Arial"/>
+                <w:i/>
+                <w:color w:val="548DD4"/>
+                <w:sz w:val="20"/>
+                <w:szCs w:val="20"/>
+                <w:lang w:eastAsia="es-CL"/>
+              </w:rPr>
+              <w:br/>
+              <w:t xml:space="preserve">El alcance del semestre no cambia: en Duoc se muestra el MVP (núcleo comercial, </w:t>
+            </w:r>
+            <w:r>
+              <w:rPr>
+                <w:rFonts w:ascii="Calibri" w:hAnsi="Calibri" w:cs="Arial"/>
+                <w:i/>
+                <w:color w:val="548DD4"/>
+                <w:sz w:val="20"/>
+                <w:szCs w:val="20"/>
+                <w:lang w:eastAsia="es-CL"/>
+              </w:rPr>
+              <w:lastRenderedPageBreak/>
+              <w:t xml:space="preserve">tesorería y documento tributario nacional). El </w:t>
+            </w:r>
+            <w:proofErr w:type="spellStart"/>
+            <w:r>
+              <w:rPr>
+                <w:rFonts w:ascii="Calibri" w:hAnsi="Calibri" w:cs="Arial"/>
+                <w:i/>
+                <w:color w:val="548DD4"/>
+                <w:sz w:val="20"/>
+                <w:szCs w:val="20"/>
+                <w:lang w:eastAsia="es-CL"/>
+              </w:rPr>
+              <w:t>go-live</w:t>
+            </w:r>
+            <w:proofErr w:type="spellEnd"/>
+            <w:r>
+              <w:rPr>
+                <w:rFonts w:ascii="Calibri" w:hAnsi="Calibri" w:cs="Arial"/>
+                <w:i/>
+                <w:color w:val="548DD4"/>
+                <w:sz w:val="20"/>
+                <w:szCs w:val="20"/>
+                <w:lang w:eastAsia="es-CL"/>
+              </w:rPr>
+              <w:t xml:space="preserve"> de la carta sigue el 09/01/2027, después del semestre.</w:t>
             </w:r>
           </w:p>
         </w:tc>
@@ -863,6 +1062,7 @@
                 <w:rFonts w:ascii="Calibri" w:hAnsi="Calibri"/>
                 <w:color w:val="1F3864" w:themeColor="accent1" w:themeShade="80"/>
               </w:rPr>
+              <w:lastRenderedPageBreak/>
               <w:t>Metodología</w:t>
             </w:r>
           </w:p>
@@ -874,26 +1074,276 @@
           </w:tcPr>
           <w:p>
             <w:pPr>
-              <w:jc w:val="both"/>
-              <w:rPr>
-                <w:rFonts w:ascii="Calibri" w:hAnsi="Calibri" w:cs="Arial"/>
-                <w:i/>
-                <w:color w:val="548DD4"/>
-                <w:sz w:val="20"/>
-                <w:szCs w:val="20"/>
-                <w:lang w:eastAsia="es-CL"/>
-              </w:rPr>
-            </w:pPr>
-            <w:r>
-              <w:rPr>
-                <w:rFonts w:ascii="Calibri" w:hAnsi="Calibri" w:cs="Arial"/>
-                <w:i/>
-                <w:color w:val="548DD4"/>
-                <w:sz w:val="20"/>
-                <w:szCs w:val="20"/>
-                <w:lang w:eastAsia="es-CL"/>
-              </w:rPr>
-              <w:t>Opcional en caso de ajuste</w:t>
+              <w:rPr>
+                <w:rFonts w:ascii="Calibri" w:hAnsi="Calibri" w:cs="Arial"/>
+                <w:i/>
+                <w:color w:val="548DD4"/>
+                <w:sz w:val="20"/>
+                <w:szCs w:val="20"/>
+                <w:lang w:eastAsia="es-CL"/>
+              </w:rPr>
+            </w:pPr>
+            <w:r>
+              <w:rPr>
+                <w:rFonts w:ascii="Calibri" w:hAnsi="Calibri" w:cs="Arial"/>
+                <w:i/>
+                <w:color w:val="548DD4"/>
+                <w:sz w:val="20"/>
+                <w:szCs w:val="20"/>
+                <w:lang w:eastAsia="es-CL"/>
+              </w:rPr>
+              <w:t>Seguimos con Scrum, como quedó en la 1.5.</w:t>
+            </w:r>
+            <w:r>
+              <w:rPr>
+                <w:rFonts w:ascii="Calibri" w:hAnsi="Calibri" w:cs="Arial"/>
+                <w:i/>
+                <w:color w:val="548DD4"/>
+                <w:sz w:val="20"/>
+                <w:szCs w:val="20"/>
+                <w:lang w:eastAsia="es-CL"/>
+              </w:rPr>
+              <w:br/>
+            </w:r>
+            <w:proofErr w:type="spellStart"/>
+            <w:r>
+              <w:rPr>
+                <w:rFonts w:ascii="Calibri" w:hAnsi="Calibri" w:cs="Arial"/>
+                <w:i/>
+                <w:color w:val="548DD4"/>
+                <w:sz w:val="20"/>
+                <w:szCs w:val="20"/>
+                <w:lang w:eastAsia="es-CL"/>
+              </w:rPr>
+              <w:t>Product</w:t>
+            </w:r>
+            <w:proofErr w:type="spellEnd"/>
+            <w:r>
+              <w:rPr>
+                <w:rFonts w:ascii="Calibri" w:hAnsi="Calibri" w:cs="Arial"/>
+                <w:i/>
+                <w:color w:val="548DD4"/>
+                <w:sz w:val="20"/>
+                <w:szCs w:val="20"/>
+                <w:lang w:eastAsia="es-CL"/>
+              </w:rPr>
+              <w:t xml:space="preserve"> Owner: el cliente. El equipo no toma como requisito lo que el cliente no pidió.</w:t>
+            </w:r>
+            <w:r>
+              <w:rPr>
+                <w:rFonts w:ascii="Calibri" w:hAnsi="Calibri" w:cs="Arial"/>
+                <w:i/>
+                <w:color w:val="548DD4"/>
+                <w:sz w:val="20"/>
+                <w:szCs w:val="20"/>
+                <w:lang w:eastAsia="es-CL"/>
+              </w:rPr>
+              <w:br/>
+              <w:t>Sprint de evidencia: la semana de la carta. S1 parte el 13/07.</w:t>
+            </w:r>
+            <w:r>
+              <w:rPr>
+                <w:rFonts w:ascii="Calibri" w:hAnsi="Calibri" w:cs="Arial"/>
+                <w:i/>
+                <w:color w:val="548DD4"/>
+                <w:sz w:val="20"/>
+                <w:szCs w:val="20"/>
+                <w:lang w:eastAsia="es-CL"/>
+              </w:rPr>
+              <w:br/>
+              <w:t xml:space="preserve">Incremento: módulo o corte que el cliente ve. Si esa semana no hubo cliente, la </w:t>
+            </w:r>
+            <w:proofErr w:type="spellStart"/>
+            <w:r>
+              <w:rPr>
+                <w:rFonts w:ascii="Calibri" w:hAnsi="Calibri" w:cs="Arial"/>
+                <w:i/>
+                <w:color w:val="548DD4"/>
+                <w:sz w:val="20"/>
+                <w:szCs w:val="20"/>
+                <w:lang w:eastAsia="es-CL"/>
+              </w:rPr>
+              <w:t>review</w:t>
+            </w:r>
+            <w:proofErr w:type="spellEnd"/>
+            <w:r>
+              <w:rPr>
+                <w:rFonts w:ascii="Calibri" w:hAnsi="Calibri" w:cs="Arial"/>
+                <w:i/>
+                <w:color w:val="548DD4"/>
+                <w:sz w:val="20"/>
+                <w:szCs w:val="20"/>
+                <w:lang w:eastAsia="es-CL"/>
+              </w:rPr>
+              <w:t xml:space="preserve"> del sprint queda como interna y </w:t>
+            </w:r>
+            <w:proofErr w:type="spellStart"/>
+            <w:r>
+              <w:rPr>
+                <w:rFonts w:ascii="Calibri" w:hAnsi="Calibri" w:cs="Arial"/>
+                <w:i/>
+                <w:color w:val="548DD4"/>
+                <w:sz w:val="20"/>
+                <w:szCs w:val="20"/>
+                <w:lang w:eastAsia="es-CL"/>
+              </w:rPr>
+              <w:t>asi</w:t>
+            </w:r>
+            <w:proofErr w:type="spellEnd"/>
+            <w:r>
+              <w:rPr>
+                <w:rFonts w:ascii="Calibri" w:hAnsi="Calibri" w:cs="Arial"/>
+                <w:i/>
+                <w:color w:val="548DD4"/>
+                <w:sz w:val="20"/>
+                <w:szCs w:val="20"/>
+                <w:lang w:eastAsia="es-CL"/>
+              </w:rPr>
+              <w:t xml:space="preserve"> se escribe.</w:t>
+            </w:r>
+            <w:r>
+              <w:rPr>
+                <w:rFonts w:ascii="Calibri" w:hAnsi="Calibri" w:cs="Arial"/>
+                <w:i/>
+                <w:color w:val="548DD4"/>
+                <w:sz w:val="20"/>
+                <w:szCs w:val="20"/>
+                <w:lang w:eastAsia="es-CL"/>
+              </w:rPr>
+              <w:br/>
+              <w:t xml:space="preserve">Ajuste de método, no de nombre: la </w:t>
+            </w:r>
+            <w:proofErr w:type="spellStart"/>
+            <w:r>
+              <w:rPr>
+                <w:rFonts w:ascii="Calibri" w:hAnsi="Calibri" w:cs="Arial"/>
+                <w:i/>
+                <w:color w:val="548DD4"/>
+                <w:sz w:val="20"/>
+                <w:szCs w:val="20"/>
+                <w:lang w:eastAsia="es-CL"/>
+              </w:rPr>
+              <w:t>daily</w:t>
+            </w:r>
+            <w:proofErr w:type="spellEnd"/>
+            <w:r>
+              <w:rPr>
+                <w:rFonts w:ascii="Calibri" w:hAnsi="Calibri" w:cs="Arial"/>
+                <w:i/>
+                <w:color w:val="548DD4"/>
+                <w:sz w:val="20"/>
+                <w:szCs w:val="20"/>
+                <w:lang w:eastAsia="es-CL"/>
+              </w:rPr>
+              <w:t xml:space="preserve">, el </w:t>
+            </w:r>
+            <w:proofErr w:type="spellStart"/>
+            <w:r>
+              <w:rPr>
+                <w:rFonts w:ascii="Calibri" w:hAnsi="Calibri" w:cs="Arial"/>
+                <w:i/>
+                <w:color w:val="548DD4"/>
+                <w:sz w:val="20"/>
+                <w:szCs w:val="20"/>
+                <w:lang w:eastAsia="es-CL"/>
+              </w:rPr>
+              <w:t>burndown</w:t>
+            </w:r>
+            <w:proofErr w:type="spellEnd"/>
+            <w:r>
+              <w:rPr>
+                <w:rFonts w:ascii="Calibri" w:hAnsi="Calibri" w:cs="Arial"/>
+                <w:i/>
+                <w:color w:val="548DD4"/>
+                <w:sz w:val="20"/>
+                <w:szCs w:val="20"/>
+                <w:lang w:eastAsia="es-CL"/>
+              </w:rPr>
+              <w:t xml:space="preserve"> y la retrospectiva no quedaron grabadas. Las armamos con los </w:t>
+            </w:r>
+            <w:proofErr w:type="spellStart"/>
+            <w:r>
+              <w:rPr>
+                <w:rFonts w:ascii="Calibri" w:hAnsi="Calibri" w:cs="Arial"/>
+                <w:i/>
+                <w:color w:val="548DD4"/>
+                <w:sz w:val="20"/>
+                <w:szCs w:val="20"/>
+                <w:lang w:eastAsia="es-CL"/>
+              </w:rPr>
+              <w:t>commits</w:t>
+            </w:r>
+            <w:proofErr w:type="spellEnd"/>
+            <w:r>
+              <w:rPr>
+                <w:rFonts w:ascii="Calibri" w:hAnsi="Calibri" w:cs="Arial"/>
+                <w:i/>
+                <w:color w:val="548DD4"/>
+                <w:sz w:val="20"/>
+                <w:szCs w:val="20"/>
+                <w:lang w:eastAsia="es-CL"/>
+              </w:rPr>
+              <w:t xml:space="preserve"> de esa semana y con lo que el cliente si revisó. No inventamos una </w:t>
+            </w:r>
+            <w:proofErr w:type="spellStart"/>
+            <w:r>
+              <w:rPr>
+                <w:rFonts w:ascii="Calibri" w:hAnsi="Calibri" w:cs="Arial"/>
+                <w:i/>
+                <w:color w:val="548DD4"/>
+                <w:sz w:val="20"/>
+                <w:szCs w:val="20"/>
+                <w:lang w:eastAsia="es-CL"/>
+              </w:rPr>
+              <w:t>reunion</w:t>
+            </w:r>
+            <w:proofErr w:type="spellEnd"/>
+            <w:r>
+              <w:rPr>
+                <w:rFonts w:ascii="Calibri" w:hAnsi="Calibri" w:cs="Arial"/>
+                <w:i/>
+                <w:color w:val="548DD4"/>
+                <w:sz w:val="20"/>
+                <w:szCs w:val="20"/>
+                <w:lang w:eastAsia="es-CL"/>
+              </w:rPr>
+              <w:t xml:space="preserve"> que no haya ocurrido.</w:t>
+            </w:r>
+            <w:r>
+              <w:rPr>
+                <w:rFonts w:ascii="Calibri" w:hAnsi="Calibri" w:cs="Arial"/>
+                <w:i/>
+                <w:color w:val="548DD4"/>
+                <w:sz w:val="20"/>
+                <w:szCs w:val="20"/>
+                <w:lang w:eastAsia="es-CL"/>
+              </w:rPr>
+              <w:br/>
+              <w:t xml:space="preserve">Roles: Carlos en requisitos, </w:t>
+            </w:r>
+            <w:proofErr w:type="spellStart"/>
+            <w:r>
+              <w:rPr>
+                <w:rFonts w:ascii="Calibri" w:hAnsi="Calibri" w:cs="Arial"/>
+                <w:i/>
+                <w:color w:val="548DD4"/>
+                <w:sz w:val="20"/>
+                <w:szCs w:val="20"/>
+                <w:lang w:eastAsia="es-CL"/>
+              </w:rPr>
+              <w:t>backend</w:t>
+            </w:r>
+            <w:proofErr w:type="spellEnd"/>
+            <w:r>
+              <w:rPr>
+                <w:rFonts w:ascii="Calibri" w:hAnsi="Calibri" w:cs="Arial"/>
+                <w:i/>
+                <w:color w:val="548DD4"/>
+                <w:sz w:val="20"/>
+                <w:szCs w:val="20"/>
+                <w:lang w:eastAsia="es-CL"/>
+              </w:rPr>
+              <w:t>, datos e integración. Felipe en interfaz, flujos, monedas y evidencias. En septiembre se integró también el libro de compras que lee al facturador y un avance de contratistas. El equipo del APT sigue siendo Carlos y Felipe.</w:t>
             </w:r>
           </w:p>
         </w:tc>
@@ -930,373 +1380,206 @@
           </w:tcPr>
           <w:p>
             <w:pPr>
-              <w:jc w:val="both"/>
-              <w:rPr>
-                <w:rFonts w:ascii="Calibri" w:hAnsi="Calibri" w:cs="Arial"/>
-                <w:i/>
-                <w:color w:val="548DD4"/>
-                <w:sz w:val="20"/>
-                <w:szCs w:val="20"/>
-                <w:lang w:eastAsia="es-CL"/>
-              </w:rPr>
-            </w:pPr>
-            <w:r>
-              <w:rPr>
-                <w:rFonts w:ascii="Calibri" w:hAnsi="Calibri" w:cs="Arial"/>
-                <w:i/>
-                <w:color w:val="548DD4"/>
-                <w:sz w:val="20"/>
-                <w:szCs w:val="20"/>
-                <w:lang w:eastAsia="es-CL"/>
-              </w:rPr>
-              <w:t>Describe la</w:t>
-            </w:r>
-            <w:r>
-              <w:rPr>
-                <w:rFonts w:ascii="Calibri" w:hAnsi="Calibri" w:cs="Arial"/>
-                <w:i/>
-                <w:color w:val="548DD4"/>
-                <w:sz w:val="20"/>
-                <w:szCs w:val="20"/>
-                <w:lang w:eastAsia="es-CL"/>
-              </w:rPr>
-              <w:t>(</w:t>
-            </w:r>
-            <w:r>
-              <w:rPr>
-                <w:rFonts w:ascii="Calibri" w:hAnsi="Calibri" w:cs="Arial"/>
-                <w:i/>
-                <w:color w:val="548DD4"/>
-                <w:sz w:val="20"/>
-                <w:szCs w:val="20"/>
-                <w:lang w:eastAsia="es-CL"/>
-              </w:rPr>
-              <w:t>s</w:t>
-            </w:r>
-            <w:r>
-              <w:rPr>
-                <w:rFonts w:ascii="Calibri" w:hAnsi="Calibri" w:cs="Arial"/>
-                <w:i/>
-                <w:color w:val="548DD4"/>
-                <w:sz w:val="20"/>
-                <w:szCs w:val="20"/>
-                <w:lang w:eastAsia="es-CL"/>
-              </w:rPr>
-              <w:t>)</w:t>
-            </w:r>
-            <w:r>
-              <w:rPr>
-                <w:rFonts w:ascii="Calibri" w:hAnsi="Calibri" w:cs="Arial"/>
-                <w:i/>
-                <w:color w:val="548DD4"/>
-                <w:sz w:val="20"/>
-                <w:szCs w:val="20"/>
-                <w:lang w:eastAsia="es-CL"/>
-              </w:rPr>
-              <w:t xml:space="preserve"> evidencia</w:t>
-            </w:r>
-            <w:r>
-              <w:rPr>
-                <w:rFonts w:ascii="Calibri" w:hAnsi="Calibri" w:cs="Arial"/>
-                <w:i/>
-                <w:color w:val="548DD4"/>
-                <w:sz w:val="20"/>
-                <w:szCs w:val="20"/>
-                <w:lang w:eastAsia="es-CL"/>
-              </w:rPr>
-              <w:t>(</w:t>
-            </w:r>
-            <w:r>
-              <w:rPr>
-                <w:rFonts w:ascii="Calibri" w:hAnsi="Calibri" w:cs="Arial"/>
-                <w:i/>
-                <w:color w:val="548DD4"/>
-                <w:sz w:val="20"/>
-                <w:szCs w:val="20"/>
-                <w:lang w:eastAsia="es-CL"/>
-              </w:rPr>
-              <w:t>s</w:t>
-            </w:r>
-            <w:r>
-              <w:rPr>
-                <w:rFonts w:ascii="Calibri" w:hAnsi="Calibri" w:cs="Arial"/>
-                <w:i/>
-                <w:color w:val="548DD4"/>
-                <w:sz w:val="20"/>
-                <w:szCs w:val="20"/>
-                <w:lang w:eastAsia="es-CL"/>
-              </w:rPr>
-              <w:t>)</w:t>
-            </w:r>
-            <w:r>
-              <w:rPr>
-                <w:rFonts w:ascii="Calibri" w:hAnsi="Calibri" w:cs="Arial"/>
-                <w:i/>
-                <w:color w:val="548DD4"/>
-                <w:sz w:val="20"/>
-                <w:szCs w:val="20"/>
-                <w:lang w:eastAsia="es-CL"/>
-              </w:rPr>
-              <w:t xml:space="preserve"> que </w:t>
-            </w:r>
-            <w:r>
-              <w:rPr>
-                <w:rFonts w:ascii="Calibri" w:hAnsi="Calibri" w:cs="Arial"/>
-                <w:i/>
-                <w:color w:val="548DD4"/>
-                <w:sz w:val="20"/>
-                <w:szCs w:val="20"/>
-                <w:lang w:eastAsia="es-CL"/>
-              </w:rPr>
-              <w:t xml:space="preserve">presentarás en este informe de avance y justifica </w:t>
-            </w:r>
-            <w:r>
-              <w:rPr>
-                <w:rFonts w:ascii="Calibri" w:hAnsi="Calibri" w:cs="Arial"/>
-                <w:i/>
-                <w:color w:val="548DD4"/>
-                <w:sz w:val="20"/>
-                <w:szCs w:val="20"/>
-                <w:lang w:eastAsia="es-CL"/>
-              </w:rPr>
-              <w:t xml:space="preserve">de qué manera </w:t>
-            </w:r>
-            <w:r>
-              <w:rPr>
-                <w:rFonts w:ascii="Calibri" w:hAnsi="Calibri" w:cs="Arial"/>
-                <w:i/>
-                <w:color w:val="548DD4"/>
-                <w:sz w:val="20"/>
-                <w:szCs w:val="20"/>
-                <w:lang w:eastAsia="es-CL"/>
-              </w:rPr>
-              <w:t>esta</w:t>
-            </w:r>
-            <w:r>
-              <w:rPr>
-                <w:rFonts w:ascii="Calibri" w:hAnsi="Calibri" w:cs="Arial"/>
-                <w:i/>
-                <w:color w:val="548DD4"/>
-                <w:sz w:val="20"/>
-                <w:szCs w:val="20"/>
-                <w:lang w:eastAsia="es-CL"/>
-              </w:rPr>
-              <w:t>(</w:t>
-            </w:r>
-            <w:r>
-              <w:rPr>
-                <w:rFonts w:ascii="Calibri" w:hAnsi="Calibri" w:cs="Arial"/>
-                <w:i/>
-                <w:color w:val="548DD4"/>
-                <w:sz w:val="20"/>
-                <w:szCs w:val="20"/>
-                <w:lang w:eastAsia="es-CL"/>
-              </w:rPr>
-              <w:t>s</w:t>
-            </w:r>
-            <w:r>
-              <w:rPr>
-                <w:rFonts w:ascii="Calibri" w:hAnsi="Calibri" w:cs="Arial"/>
-                <w:i/>
-                <w:color w:val="548DD4"/>
-                <w:sz w:val="20"/>
-                <w:szCs w:val="20"/>
-                <w:lang w:eastAsia="es-CL"/>
-              </w:rPr>
-              <w:t>)</w:t>
-            </w:r>
-            <w:r>
-              <w:rPr>
-                <w:rFonts w:ascii="Calibri" w:hAnsi="Calibri" w:cs="Arial"/>
-                <w:i/>
-                <w:color w:val="548DD4"/>
-                <w:sz w:val="20"/>
-                <w:szCs w:val="20"/>
-                <w:lang w:eastAsia="es-CL"/>
-              </w:rPr>
-              <w:t xml:space="preserve"> evidencia</w:t>
-            </w:r>
-            <w:r>
-              <w:rPr>
-                <w:rFonts w:ascii="Calibri" w:hAnsi="Calibri" w:cs="Arial"/>
-                <w:i/>
-                <w:color w:val="548DD4"/>
-                <w:sz w:val="20"/>
-                <w:szCs w:val="20"/>
-                <w:lang w:eastAsia="es-CL"/>
-              </w:rPr>
-              <w:t>(</w:t>
-            </w:r>
-            <w:r>
-              <w:rPr>
-                <w:rFonts w:ascii="Calibri" w:hAnsi="Calibri" w:cs="Arial"/>
-                <w:i/>
-                <w:color w:val="548DD4"/>
-                <w:sz w:val="20"/>
-                <w:szCs w:val="20"/>
-                <w:lang w:eastAsia="es-CL"/>
-              </w:rPr>
-              <w:t>s</w:t>
-            </w:r>
-            <w:r>
-              <w:rPr>
-                <w:rFonts w:ascii="Calibri" w:hAnsi="Calibri" w:cs="Arial"/>
-                <w:i/>
-                <w:color w:val="548DD4"/>
-                <w:sz w:val="20"/>
-                <w:szCs w:val="20"/>
-                <w:lang w:eastAsia="es-CL"/>
-              </w:rPr>
-              <w:t>)</w:t>
-            </w:r>
-            <w:r>
-              <w:rPr>
-                <w:rFonts w:ascii="Calibri" w:hAnsi="Calibri" w:cs="Arial"/>
-                <w:i/>
-                <w:color w:val="548DD4"/>
-                <w:sz w:val="20"/>
-                <w:szCs w:val="20"/>
-                <w:lang w:eastAsia="es-CL"/>
-              </w:rPr>
-              <w:t xml:space="preserve"> </w:t>
-            </w:r>
-            <w:r>
-              <w:rPr>
-                <w:rFonts w:ascii="Calibri" w:hAnsi="Calibri" w:cs="Arial"/>
-                <w:i/>
-                <w:color w:val="548DD4"/>
-                <w:sz w:val="20"/>
-                <w:szCs w:val="20"/>
-                <w:lang w:eastAsia="es-CL"/>
-              </w:rPr>
-              <w:t xml:space="preserve">permite(n) </w:t>
-            </w:r>
-            <w:r>
-              <w:rPr>
-                <w:rFonts w:ascii="Calibri" w:hAnsi="Calibri" w:cs="Arial"/>
-                <w:i/>
-                <w:color w:val="548DD4"/>
-                <w:sz w:val="20"/>
-                <w:szCs w:val="20"/>
-                <w:lang w:eastAsia="es-CL"/>
-              </w:rPr>
-              <w:t>da</w:t>
-            </w:r>
-            <w:r>
-              <w:rPr>
-                <w:rFonts w:ascii="Calibri" w:hAnsi="Calibri" w:cs="Arial"/>
-                <w:i/>
-                <w:color w:val="548DD4"/>
-                <w:sz w:val="20"/>
-                <w:szCs w:val="20"/>
-                <w:lang w:eastAsia="es-CL"/>
-              </w:rPr>
-              <w:t>r</w:t>
-            </w:r>
-            <w:r>
-              <w:rPr>
-                <w:rFonts w:ascii="Calibri" w:hAnsi="Calibri" w:cs="Arial"/>
-                <w:i/>
-                <w:color w:val="548DD4"/>
-                <w:sz w:val="20"/>
-                <w:szCs w:val="20"/>
-                <w:lang w:eastAsia="es-CL"/>
-              </w:rPr>
-              <w:t xml:space="preserve"> cuenta del </w:t>
-            </w:r>
-            <w:r>
-              <w:rPr>
-                <w:rFonts w:ascii="Calibri" w:hAnsi="Calibri" w:cs="Arial"/>
-                <w:i/>
-                <w:color w:val="548DD4"/>
-                <w:sz w:val="20"/>
-                <w:szCs w:val="20"/>
-                <w:lang w:eastAsia="es-CL"/>
-              </w:rPr>
-              <w:t>desarrollo</w:t>
-            </w:r>
-            <w:r>
-              <w:rPr>
-                <w:rFonts w:ascii="Calibri" w:hAnsi="Calibri" w:cs="Arial"/>
-                <w:i/>
-                <w:color w:val="548DD4"/>
-                <w:sz w:val="20"/>
-                <w:szCs w:val="20"/>
-                <w:lang w:eastAsia="es-CL"/>
-              </w:rPr>
-              <w:t xml:space="preserve"> </w:t>
-            </w:r>
-            <w:r>
-              <w:rPr>
-                <w:rFonts w:ascii="Calibri" w:hAnsi="Calibri" w:cs="Arial"/>
-                <w:i/>
-                <w:color w:val="548DD4"/>
-                <w:sz w:val="20"/>
-                <w:szCs w:val="20"/>
-                <w:lang w:eastAsia="es-CL"/>
-              </w:rPr>
-              <w:t>del proyecto.</w:t>
-            </w:r>
-          </w:p>
-          <w:p>
-            <w:pPr>
-              <w:jc w:val="both"/>
-              <w:rPr>
-                <w:rFonts w:ascii="Calibri" w:hAnsi="Calibri" w:cs="Arial"/>
-                <w:i/>
-                <w:color w:val="548DD4"/>
-                <w:sz w:val="20"/>
-                <w:szCs w:val="20"/>
-                <w:lang w:eastAsia="es-CL"/>
-              </w:rPr>
-            </w:pPr>
-            <w:r>
-              <w:rPr>
-                <w:rFonts w:ascii="Calibri" w:hAnsi="Calibri" w:cs="Arial"/>
-                <w:i/>
-                <w:color w:val="548DD4"/>
-                <w:sz w:val="20"/>
-                <w:szCs w:val="20"/>
-                <w:lang w:eastAsia="es-CL"/>
-              </w:rPr>
-              <w:t xml:space="preserve">En caso de ser pertinente </w:t>
-            </w:r>
-            <w:r>
-              <w:rPr>
-                <w:rFonts w:ascii="Calibri" w:hAnsi="Calibri" w:cs="Arial"/>
-                <w:i/>
-                <w:color w:val="548DD4"/>
-                <w:sz w:val="20"/>
-                <w:szCs w:val="20"/>
-                <w:lang w:eastAsia="es-CL"/>
-              </w:rPr>
-              <w:t>explica cómo resguardaste la calidad de tu Proyecto APT a partir de aspectos propios de tu disciplina (correcta aplicación de metodologías, actividades, herramientas, recursos propios, etc.).</w:t>
-            </w:r>
-          </w:p>
-          <w:p>
-            <w:pPr>
-              <w:jc w:val="both"/>
-              <w:rPr>
-                <w:rFonts w:ascii="Calibri" w:hAnsi="Calibri" w:cs="Arial"/>
-                <w:b/>
-                <w:i/>
-                <w:color w:val="548DD4"/>
-                <w:sz w:val="20"/>
-                <w:szCs w:val="20"/>
-                <w:lang w:eastAsia="es-CL"/>
-              </w:rPr>
-            </w:pPr>
-            <w:r>
-              <w:rPr>
-                <w:rFonts w:ascii="Calibri" w:hAnsi="Calibri" w:cs="Arial"/>
-                <w:i/>
-                <w:color w:val="548DD4"/>
-                <w:sz w:val="20"/>
-                <w:szCs w:val="20"/>
-                <w:lang w:eastAsia="es-CL"/>
-              </w:rPr>
-              <w:t>En este apartado adjuntar la(s) evidencia(s) seleccionada(s) para ser evaluada por el docente.</w:t>
-            </w:r>
+              <w:rPr>
+                <w:rFonts w:ascii="Calibri" w:hAnsi="Calibri" w:cs="Arial"/>
+                <w:i/>
+                <w:color w:val="548DD4"/>
+                <w:sz w:val="20"/>
+                <w:szCs w:val="20"/>
+                <w:lang w:eastAsia="es-CL"/>
+              </w:rPr>
+            </w:pPr>
+            <w:r>
+              <w:rPr>
+                <w:rFonts w:ascii="Calibri" w:hAnsi="Calibri" w:cs="Arial"/>
+                <w:i/>
+                <w:color w:val="548DD4"/>
+                <w:sz w:val="20"/>
+                <w:szCs w:val="20"/>
+                <w:lang w:eastAsia="es-CL"/>
+              </w:rPr>
+              <w:t>Evidencias de este avance, en la carpeta de Fase 2:</w:t>
+            </w:r>
+            <w:r>
+              <w:rPr>
+                <w:rFonts w:ascii="Calibri" w:hAnsi="Calibri" w:cs="Arial"/>
+                <w:i/>
+                <w:color w:val="548DD4"/>
+                <w:sz w:val="20"/>
+                <w:szCs w:val="20"/>
+                <w:lang w:eastAsia="es-CL"/>
+              </w:rPr>
+              <w:br/>
+              <w:t xml:space="preserve">- </w:t>
+            </w:r>
+            <w:proofErr w:type="spellStart"/>
+            <w:r>
+              <w:rPr>
+                <w:rFonts w:ascii="Calibri" w:hAnsi="Calibri" w:cs="Arial"/>
+                <w:i/>
+                <w:color w:val="548DD4"/>
+                <w:sz w:val="20"/>
+                <w:szCs w:val="20"/>
+                <w:lang w:eastAsia="es-CL"/>
+              </w:rPr>
+              <w:t>Sprints</w:t>
+            </w:r>
+            <w:proofErr w:type="spellEnd"/>
+            <w:r>
+              <w:rPr>
+                <w:rFonts w:ascii="Calibri" w:hAnsi="Calibri" w:cs="Arial"/>
+                <w:i/>
+                <w:color w:val="548DD4"/>
+                <w:sz w:val="20"/>
+                <w:szCs w:val="20"/>
+                <w:lang w:eastAsia="es-CL"/>
+              </w:rPr>
+              <w:t xml:space="preserve"> S1 a S12: backlog, </w:t>
+            </w:r>
+            <w:proofErr w:type="spellStart"/>
+            <w:r>
+              <w:rPr>
+                <w:rFonts w:ascii="Calibri" w:hAnsi="Calibri" w:cs="Arial"/>
+                <w:i/>
+                <w:color w:val="548DD4"/>
+                <w:sz w:val="20"/>
+                <w:szCs w:val="20"/>
+                <w:lang w:eastAsia="es-CL"/>
+              </w:rPr>
+              <w:t>daily</w:t>
+            </w:r>
+            <w:proofErr w:type="spellEnd"/>
+            <w:r>
+              <w:rPr>
+                <w:rFonts w:ascii="Calibri" w:hAnsi="Calibri" w:cs="Arial"/>
+                <w:i/>
+                <w:color w:val="548DD4"/>
+                <w:sz w:val="20"/>
+                <w:szCs w:val="20"/>
+                <w:lang w:eastAsia="es-CL"/>
+              </w:rPr>
+              <w:t xml:space="preserve">, impedimentos, </w:t>
+            </w:r>
+            <w:proofErr w:type="spellStart"/>
+            <w:r>
+              <w:rPr>
+                <w:rFonts w:ascii="Calibri" w:hAnsi="Calibri" w:cs="Arial"/>
+                <w:i/>
+                <w:color w:val="548DD4"/>
+                <w:sz w:val="20"/>
+                <w:szCs w:val="20"/>
+                <w:lang w:eastAsia="es-CL"/>
+              </w:rPr>
+              <w:t>review</w:t>
+            </w:r>
+            <w:proofErr w:type="spellEnd"/>
+            <w:r>
+              <w:rPr>
+                <w:rFonts w:ascii="Calibri" w:hAnsi="Calibri" w:cs="Arial"/>
+                <w:i/>
+                <w:color w:val="548DD4"/>
+                <w:sz w:val="20"/>
+                <w:szCs w:val="20"/>
+                <w:lang w:eastAsia="es-CL"/>
+              </w:rPr>
+              <w:t xml:space="preserve"> y retrospectiva. Cada retrospectiva dice que trabajo de esa semana no estaba en la carta. En S1 a S11 también quedó lo que sigue pendiente y por qué.</w:t>
+            </w:r>
+            <w:r>
+              <w:rPr>
+                <w:rFonts w:ascii="Calibri" w:hAnsi="Calibri" w:cs="Arial"/>
+                <w:i/>
+                <w:color w:val="548DD4"/>
+                <w:sz w:val="20"/>
+                <w:szCs w:val="20"/>
+                <w:lang w:eastAsia="es-CL"/>
+              </w:rPr>
+              <w:br/>
+              <w:t>- Tablero del APT, una lista por semana de la carta. Al cierre de S11: 29 tarjetas listas y 21 abiertas, con comentario.</w:t>
+            </w:r>
+            <w:r>
+              <w:rPr>
+                <w:rFonts w:ascii="Calibri" w:hAnsi="Calibri" w:cs="Arial"/>
+                <w:i/>
+                <w:color w:val="548DD4"/>
+                <w:sz w:val="20"/>
+                <w:szCs w:val="20"/>
+                <w:lang w:eastAsia="es-CL"/>
+              </w:rPr>
+              <w:br/>
+              <w:t xml:space="preserve">- Contraste entre la carta y el trabajo real, y el listado de </w:t>
+            </w:r>
+            <w:proofErr w:type="spellStart"/>
+            <w:r>
+              <w:rPr>
+                <w:rFonts w:ascii="Calibri" w:hAnsi="Calibri" w:cs="Arial"/>
+                <w:i/>
+                <w:color w:val="548DD4"/>
+                <w:sz w:val="20"/>
+                <w:szCs w:val="20"/>
+                <w:lang w:eastAsia="es-CL"/>
+              </w:rPr>
+              <w:t>commits</w:t>
+            </w:r>
+            <w:proofErr w:type="spellEnd"/>
+            <w:r>
+              <w:rPr>
+                <w:rFonts w:ascii="Calibri" w:hAnsi="Calibri" w:cs="Arial"/>
+                <w:i/>
+                <w:color w:val="548DD4"/>
+                <w:sz w:val="20"/>
+                <w:szCs w:val="20"/>
+                <w:lang w:eastAsia="es-CL"/>
+              </w:rPr>
+              <w:t xml:space="preserve"> de julio a septiembre.</w:t>
+            </w:r>
+            <w:r>
+              <w:rPr>
+                <w:rFonts w:ascii="Calibri" w:hAnsi="Calibri" w:cs="Arial"/>
+                <w:i/>
+                <w:color w:val="548DD4"/>
+                <w:sz w:val="20"/>
+                <w:szCs w:val="20"/>
+                <w:lang w:eastAsia="es-CL"/>
+              </w:rPr>
+              <w:br/>
+              <w:t>- Arquitectura de alto nivel, matriz del sistema actual y del sistema nuevo, matriz de riesgos, plan de pruebas v1, auditorías de integridad y gestión de proyecto.</w:t>
+            </w:r>
+            <w:r>
+              <w:rPr>
+                <w:rFonts w:ascii="Calibri" w:hAnsi="Calibri" w:cs="Arial"/>
+                <w:i/>
+                <w:color w:val="548DD4"/>
+                <w:sz w:val="20"/>
+                <w:szCs w:val="20"/>
+                <w:lang w:eastAsia="es-CL"/>
+              </w:rPr>
+              <w:br/>
+              <w:t>El criterio de hecho sigue siendo que el cliente acepte el corte, no que la barra de la carta haya llegado a su fecha. Por eso presupuestos, reportes ejecutivos, documentación de API, integración continua y el acta de mockups no se marcan listos: o se aplazaron con el cliente o no se pidieron.</w:t>
+            </w:r>
+          </w:p>
+          <w:p>
+            <w:pPr>
+              <w:rPr>
+                <w:rFonts w:ascii="Calibri" w:hAnsi="Calibri" w:cs="Arial"/>
+                <w:i/>
+                <w:color w:val="548DD4"/>
+                <w:sz w:val="20"/>
+                <w:szCs w:val="20"/>
+                <w:lang w:eastAsia="es-CL"/>
+              </w:rPr>
+            </w:pPr>
+          </w:p>
+          <w:p>
+            <w:pPr>
+              <w:rPr>
+                <w:rFonts w:ascii="Calibri" w:hAnsi="Calibri" w:cs="Arial"/>
+                <w:i/>
+                <w:color w:val="548DD4"/>
+                <w:sz w:val="20"/>
+                <w:szCs w:val="20"/>
+                <w:lang w:eastAsia="es-CL"/>
+              </w:rPr>
+            </w:pPr>
           </w:p>
         </w:tc>
       </w:tr>
@@ -1427,7 +1710,7 @@
       <w:tblPr>
         <w:tblStyle w:val="Tablaconcuadrcula"/>
         <w:tblpPr w:leftFromText="180" w:rightFromText="180" w:vertAnchor="page" w:horzAnchor="margin" w:tblpXSpec="center" w:tblpY="3517"/>
-        <w:tblW w:w="9776" w:type="dxa"/>
+        <w:tblW w:w="11482" w:type="dxa"/>
         <w:tblBorders>
           <w:top w:val="single" w:sz="4" w:space="0" w:color="BFBFBF" w:themeColor="background1" w:themeShade="BF"/>
           <w:left w:val="single" w:sz="4" w:space="0" w:color="BFBFBF" w:themeColor="background1" w:themeShade="BF"/>
@@ -1440,14 +1723,14 @@
         <w:tblLook w:val="04A0" w:firstRow="1" w:lastRow="0" w:firstColumn="1" w:lastColumn="0" w:noHBand="0" w:noVBand="1"/>
       </w:tblPr>
       <w:tblGrid>
-        <w:gridCol w:w="1328"/>
-        <w:gridCol w:w="1077"/>
-        <w:gridCol w:w="1276"/>
-        <w:gridCol w:w="1276"/>
-        <w:gridCol w:w="1275"/>
-        <w:gridCol w:w="1276"/>
-        <w:gridCol w:w="1418"/>
+        <w:gridCol w:w="1271"/>
+        <w:gridCol w:w="1701"/>
+        <w:gridCol w:w="1559"/>
+        <w:gridCol w:w="1560"/>
         <w:gridCol w:w="850"/>
+        <w:gridCol w:w="1985"/>
+        <w:gridCol w:w="850"/>
+        <w:gridCol w:w="1706"/>
       </w:tblGrid>
       <w:tr>
         <w:trPr>
@@ -1455,7 +1738,7 @@
         </w:trPr>
         <w:tc>
           <w:tcPr>
-            <w:tcW w:w="9776" w:type="dxa"/>
+            <w:tcW w:w="11482" w:type="dxa"/>
             <w:gridSpan w:val="8"/>
             <w:vAlign w:val="center"/>
           </w:tcPr>
@@ -1485,7 +1768,7 @@
         </w:trPr>
         <w:tc>
           <w:tcPr>
-            <w:tcW w:w="1328" w:type="dxa"/>
+            <w:tcW w:w="1271" w:type="dxa"/>
             <w:vAlign w:val="center"/>
           </w:tcPr>
           <w:p>
@@ -1525,7 +1808,7 @@
         </w:tc>
         <w:tc>
           <w:tcPr>
-            <w:tcW w:w="1077" w:type="dxa"/>
+            <w:tcW w:w="1701" w:type="dxa"/>
             <w:vAlign w:val="center"/>
           </w:tcPr>
           <w:p>
@@ -1549,7 +1832,7 @@
         </w:tc>
         <w:tc>
           <w:tcPr>
-            <w:tcW w:w="1276" w:type="dxa"/>
+            <w:tcW w:w="1559" w:type="dxa"/>
             <w:vAlign w:val="center"/>
           </w:tcPr>
           <w:p>
@@ -1573,7 +1856,7 @@
         </w:tc>
         <w:tc>
           <w:tcPr>
-            <w:tcW w:w="1276" w:type="dxa"/>
+            <w:tcW w:w="1560" w:type="dxa"/>
             <w:vAlign w:val="center"/>
           </w:tcPr>
           <w:p>
@@ -1597,7 +1880,7 @@
         </w:tc>
         <w:tc>
           <w:tcPr>
-            <w:tcW w:w="1275" w:type="dxa"/>
+            <w:tcW w:w="850" w:type="dxa"/>
             <w:vAlign w:val="center"/>
           </w:tcPr>
           <w:p>
@@ -1630,7 +1913,7 @@
         </w:tc>
         <w:tc>
           <w:tcPr>
-            <w:tcW w:w="1276" w:type="dxa"/>
+            <w:tcW w:w="1985" w:type="dxa"/>
             <w:vAlign w:val="center"/>
           </w:tcPr>
           <w:p>
@@ -1654,7 +1937,7 @@
         </w:tc>
         <w:tc>
           <w:tcPr>
-            <w:tcW w:w="1418" w:type="dxa"/>
+            <w:tcW w:w="850" w:type="dxa"/>
             <w:vAlign w:val="center"/>
           </w:tcPr>
           <w:p>
@@ -1678,7 +1961,7 @@
         </w:tc>
         <w:tc>
           <w:tcPr>
-            <w:tcW w:w="850" w:type="dxa"/>
+            <w:tcW w:w="1706" w:type="dxa"/>
             <w:vAlign w:val="center"/>
           </w:tcPr>
           <w:p>
@@ -1705,6 +1988,1128 @@
                 <w:sz w:val="18"/>
               </w:rPr>
               <w:t>justes</w:t>
+            </w:r>
+          </w:p>
+        </w:tc>
+      </w:tr>
+      <w:tr>
+        <w:trPr>
+          <w:trHeight w:val="1246"/>
+        </w:trPr>
+        <w:tc>
+          <w:tcPr>
+            <w:tcW w:w="1271" w:type="dxa"/>
+          </w:tcPr>
+          <w:p>
+            <w:pPr>
+              <w:rPr>
+                <w:b/>
+                <w:sz w:val="18"/>
+                <w:szCs w:val="24"/>
+              </w:rPr>
+            </w:pPr>
+            <w:r>
+              <w:rPr>
+                <w:rFonts w:ascii="Calibri" w:hAnsi="Calibri" w:cs="Arial"/>
+                <w:i/>
+                <w:color w:val="548DD4"/>
+                <w:sz w:val="18"/>
+                <w:szCs w:val="20"/>
+                <w:lang w:eastAsia="es-CL"/>
+              </w:rPr>
+              <w:t>Ingeniería de requisitos</w:t>
+            </w:r>
+          </w:p>
+        </w:tc>
+        <w:tc>
+          <w:tcPr>
+            <w:tcW w:w="1701" w:type="dxa"/>
+          </w:tcPr>
+          <w:p>
+            <w:pPr>
+              <w:rPr>
+                <w:rFonts w:ascii="Calibri" w:hAnsi="Calibri" w:cs="Arial"/>
+                <w:i/>
+                <w:color w:val="548DD4"/>
+                <w:sz w:val="18"/>
+                <w:szCs w:val="20"/>
+                <w:lang w:eastAsia="es-CL"/>
+              </w:rPr>
+            </w:pPr>
+            <w:r>
+              <w:rPr>
+                <w:rFonts w:ascii="Calibri" w:hAnsi="Calibri" w:cs="Arial"/>
+                <w:i/>
+                <w:color w:val="548DD4"/>
+                <w:sz w:val="18"/>
+                <w:szCs w:val="20"/>
+                <w:lang w:eastAsia="es-CL"/>
+              </w:rPr>
+              <w:t>Levantamiento del sistema actual y backlog</w:t>
+            </w:r>
+          </w:p>
+        </w:tc>
+        <w:tc>
+          <w:tcPr>
+            <w:tcW w:w="1559" w:type="dxa"/>
+          </w:tcPr>
+          <w:p>
+            <w:pPr>
+              <w:rPr>
+                <w:b/>
+                <w:sz w:val="18"/>
+                <w:szCs w:val="24"/>
+              </w:rPr>
+            </w:pPr>
+            <w:r>
+              <w:rPr>
+                <w:rFonts w:ascii="Calibri" w:hAnsi="Calibri" w:cs="Arial"/>
+                <w:i/>
+                <w:color w:val="548DD4"/>
+                <w:sz w:val="18"/>
+                <w:szCs w:val="20"/>
+                <w:lang w:eastAsia="es-CL"/>
+              </w:rPr>
+              <w:t>Trabajo con el cliente y el sistema que usa hoy</w:t>
+            </w:r>
+          </w:p>
+        </w:tc>
+        <w:tc>
+          <w:tcPr>
+            <w:tcW w:w="1560" w:type="dxa"/>
+          </w:tcPr>
+          <w:p>
+            <w:pPr>
+              <w:rPr>
+                <w:b/>
+                <w:sz w:val="18"/>
+                <w:szCs w:val="24"/>
+              </w:rPr>
+            </w:pPr>
+            <w:r>
+              <w:rPr>
+                <w:rFonts w:ascii="Calibri" w:hAnsi="Calibri" w:cs="Arial"/>
+                <w:i/>
+                <w:color w:val="548DD4"/>
+                <w:sz w:val="18"/>
+                <w:szCs w:val="20"/>
+                <w:lang w:eastAsia="es-CL"/>
+              </w:rPr>
+              <w:t>Julio y agosto 2026 (S2 a S6 de la carta)</w:t>
+            </w:r>
+          </w:p>
+        </w:tc>
+        <w:tc>
+          <w:tcPr>
+            <w:tcW w:w="850" w:type="dxa"/>
+          </w:tcPr>
+          <w:p>
+            <w:pPr>
+              <w:rPr>
+                <w:rFonts w:ascii="Calibri" w:hAnsi="Calibri" w:cs="Arial"/>
+                <w:i/>
+                <w:color w:val="548DD4"/>
+                <w:sz w:val="18"/>
+                <w:szCs w:val="20"/>
+                <w:lang w:eastAsia="es-CL"/>
+              </w:rPr>
+            </w:pPr>
+            <w:r>
+              <w:rPr>
+                <w:rFonts w:ascii="Calibri" w:hAnsi="Calibri" w:cs="Arial"/>
+                <w:i/>
+                <w:color w:val="548DD4"/>
+                <w:sz w:val="18"/>
+                <w:szCs w:val="20"/>
+                <w:lang w:eastAsia="es-CL"/>
+              </w:rPr>
+              <w:t>Carlos (lead), Felipe</w:t>
+            </w:r>
+          </w:p>
+        </w:tc>
+        <w:tc>
+          <w:tcPr>
+            <w:tcW w:w="1985" w:type="dxa"/>
+          </w:tcPr>
+          <w:p>
+            <w:pPr>
+              <w:rPr>
+                <w:rFonts w:ascii="Calibri" w:hAnsi="Calibri" w:cs="Arial"/>
+                <w:i/>
+                <w:color w:val="548DD4"/>
+                <w:sz w:val="18"/>
+                <w:szCs w:val="20"/>
+                <w:lang w:eastAsia="es-CL"/>
+              </w:rPr>
+            </w:pPr>
+            <w:r>
+              <w:rPr>
+                <w:rFonts w:ascii="Calibri" w:hAnsi="Calibri" w:cs="Arial"/>
+                <w:i/>
+                <w:color w:val="548DD4"/>
+                <w:sz w:val="18"/>
+                <w:szCs w:val="20"/>
+                <w:lang w:eastAsia="es-CL"/>
+              </w:rPr>
+              <w:t>Facilitó que el cliente mostrara como opera. No tomamos como pedido lo que no dijo el cliente.</w:t>
+            </w:r>
+          </w:p>
+        </w:tc>
+        <w:tc>
+          <w:tcPr>
+            <w:tcW w:w="850" w:type="dxa"/>
+          </w:tcPr>
+          <w:p>
+            <w:pPr>
+              <w:rPr>
+                <w:rFonts w:ascii="Calibri" w:hAnsi="Calibri" w:cs="Arial"/>
+                <w:i/>
+                <w:color w:val="548DD4"/>
+                <w:sz w:val="12"/>
+                <w:szCs w:val="14"/>
+                <w:lang w:eastAsia="es-CL"/>
+              </w:rPr>
+            </w:pPr>
+            <w:r>
+              <w:rPr>
+                <w:rFonts w:ascii="Calibri" w:hAnsi="Calibri" w:cs="Arial"/>
+                <w:i/>
+                <w:color w:val="548DD4"/>
+                <w:sz w:val="12"/>
+                <w:szCs w:val="14"/>
+                <w:lang w:eastAsia="es-CL"/>
+              </w:rPr>
+              <w:t>Completado</w:t>
+            </w:r>
+          </w:p>
+          <w:p>
+            <w:pPr>
+              <w:rPr>
+                <w:rFonts w:ascii="Calibri" w:hAnsi="Calibri" w:cs="Arial"/>
+                <w:i/>
+                <w:color w:val="C00000"/>
+                <w:sz w:val="12"/>
+                <w:szCs w:val="14"/>
+                <w:lang w:eastAsia="es-CL"/>
+              </w:rPr>
+            </w:pPr>
+          </w:p>
+          <w:p>
+            <w:pPr>
+              <w:rPr>
+                <w:rFonts w:ascii="Calibri" w:hAnsi="Calibri" w:cs="Arial"/>
+                <w:i/>
+                <w:color w:val="548DD4"/>
+                <w:sz w:val="12"/>
+                <w:szCs w:val="14"/>
+                <w:lang w:eastAsia="es-CL"/>
+              </w:rPr>
+            </w:pPr>
+          </w:p>
+          <w:p>
+            <w:pPr>
+              <w:rPr>
+                <w:rFonts w:ascii="Calibri" w:hAnsi="Calibri" w:cs="Arial"/>
+                <w:i/>
+                <w:color w:val="C00000"/>
+                <w:sz w:val="12"/>
+                <w:szCs w:val="14"/>
+                <w:lang w:eastAsia="es-CL"/>
+              </w:rPr>
+            </w:pPr>
+          </w:p>
+        </w:tc>
+        <w:tc>
+          <w:tcPr>
+            <w:tcW w:w="1706" w:type="dxa"/>
+          </w:tcPr>
+          <w:p>
+            <w:pPr>
+              <w:rPr>
+                <w:rFonts w:ascii="Calibri" w:hAnsi="Calibri" w:cs="Arial"/>
+                <w:i/>
+                <w:color w:val="548DD4"/>
+                <w:sz w:val="18"/>
+                <w:szCs w:val="20"/>
+                <w:lang w:eastAsia="es-CL"/>
+              </w:rPr>
+            </w:pPr>
+            <w:r>
+              <w:rPr>
+                <w:rFonts w:ascii="Calibri" w:hAnsi="Calibri" w:cs="Arial"/>
+                <w:i/>
+                <w:color w:val="548DD4"/>
+                <w:sz w:val="18"/>
+                <w:szCs w:val="20"/>
+                <w:lang w:eastAsia="es-CL"/>
+              </w:rPr>
+              <w:t>El backlog de la Fase 1 se mantiene. No se reescribió.</w:t>
+            </w:r>
+          </w:p>
+        </w:tc>
+      </w:tr>
+      <w:tr>
+        <w:trPr>
+          <w:trHeight w:val="686"/>
+        </w:trPr>
+        <w:tc>
+          <w:tcPr>
+            <w:tcW w:w="1271" w:type="dxa"/>
+          </w:tcPr>
+          <w:p>
+            <w:pPr>
+              <w:rPr>
+                <w:b/>
+                <w:sz w:val="18"/>
+                <w:szCs w:val="24"/>
+              </w:rPr>
+            </w:pPr>
+            <w:r>
+              <w:rPr>
+                <w:rFonts w:ascii="Calibri" w:hAnsi="Calibri" w:cs="Arial"/>
+                <w:i/>
+                <w:color w:val="548DD4"/>
+                <w:sz w:val="18"/>
+                <w:szCs w:val="20"/>
+                <w:lang w:eastAsia="es-CL"/>
+              </w:rPr>
+              <w:t>Gestión de proyectos</w:t>
+            </w:r>
+          </w:p>
+        </w:tc>
+        <w:tc>
+          <w:tcPr>
+            <w:tcW w:w="1701" w:type="dxa"/>
+          </w:tcPr>
+          <w:p>
+            <w:pPr>
+              <w:rPr>
+                <w:rFonts w:ascii="Calibri" w:hAnsi="Calibri" w:cs="Arial"/>
+                <w:i/>
+                <w:color w:val="548DD4"/>
+                <w:sz w:val="18"/>
+                <w:szCs w:val="20"/>
+                <w:lang w:eastAsia="es-CL"/>
+              </w:rPr>
+            </w:pPr>
+            <w:r>
+              <w:rPr>
+                <w:rFonts w:ascii="Calibri" w:hAnsi="Calibri" w:cs="Arial"/>
+                <w:i/>
+                <w:color w:val="548DD4"/>
+                <w:sz w:val="18"/>
+                <w:szCs w:val="20"/>
+                <w:lang w:eastAsia="es-CL"/>
+              </w:rPr>
+              <w:t xml:space="preserve">Visión, carta Gantt y </w:t>
+            </w:r>
+            <w:proofErr w:type="spellStart"/>
+            <w:r>
+              <w:rPr>
+                <w:rFonts w:ascii="Calibri" w:hAnsi="Calibri" w:cs="Arial"/>
+                <w:i/>
+                <w:color w:val="548DD4"/>
+                <w:sz w:val="18"/>
+                <w:szCs w:val="20"/>
+                <w:lang w:eastAsia="es-CL"/>
+              </w:rPr>
+              <w:t>sprints</w:t>
+            </w:r>
+            <w:proofErr w:type="spellEnd"/>
+            <w:r>
+              <w:rPr>
+                <w:rFonts w:ascii="Calibri" w:hAnsi="Calibri" w:cs="Arial"/>
+                <w:i/>
+                <w:color w:val="548DD4"/>
+                <w:sz w:val="18"/>
+                <w:szCs w:val="20"/>
+                <w:lang w:eastAsia="es-CL"/>
+              </w:rPr>
+              <w:t xml:space="preserve"> de evidencia</w:t>
+            </w:r>
+          </w:p>
+        </w:tc>
+        <w:tc>
+          <w:tcPr>
+            <w:tcW w:w="1559" w:type="dxa"/>
+          </w:tcPr>
+          <w:p>
+            <w:pPr>
+              <w:rPr>
+                <w:b/>
+                <w:sz w:val="18"/>
+                <w:szCs w:val="24"/>
+              </w:rPr>
+            </w:pPr>
+            <w:r>
+              <w:rPr>
+                <w:rFonts w:ascii="Calibri" w:hAnsi="Calibri" w:cs="Arial"/>
+                <w:i/>
+                <w:color w:val="548DD4"/>
+                <w:sz w:val="18"/>
+                <w:szCs w:val="20"/>
+                <w:lang w:eastAsia="es-CL"/>
+              </w:rPr>
+              <w:t xml:space="preserve">Guía 1.5, tablero del APT, </w:t>
+            </w:r>
+            <w:proofErr w:type="spellStart"/>
+            <w:r>
+              <w:rPr>
+                <w:rFonts w:ascii="Calibri" w:hAnsi="Calibri" w:cs="Arial"/>
+                <w:i/>
+                <w:color w:val="548DD4"/>
+                <w:sz w:val="18"/>
+                <w:szCs w:val="20"/>
+                <w:lang w:eastAsia="es-CL"/>
+              </w:rPr>
+              <w:t>commits</w:t>
+            </w:r>
+            <w:proofErr w:type="spellEnd"/>
+          </w:p>
+        </w:tc>
+        <w:tc>
+          <w:tcPr>
+            <w:tcW w:w="1560" w:type="dxa"/>
+          </w:tcPr>
+          <w:p>
+            <w:pPr>
+              <w:rPr>
+                <w:b/>
+                <w:sz w:val="18"/>
+                <w:szCs w:val="24"/>
+              </w:rPr>
+            </w:pPr>
+            <w:r>
+              <w:rPr>
+                <w:rFonts w:ascii="Calibri" w:hAnsi="Calibri" w:cs="Arial"/>
+                <w:i/>
+                <w:color w:val="548DD4"/>
+                <w:sz w:val="18"/>
+                <w:szCs w:val="20"/>
+                <w:lang w:eastAsia="es-CL"/>
+              </w:rPr>
+              <w:t>Fase 1 y seguimiento hasta el 30/09</w:t>
+            </w:r>
+          </w:p>
+        </w:tc>
+        <w:tc>
+          <w:tcPr>
+            <w:tcW w:w="850" w:type="dxa"/>
+          </w:tcPr>
+          <w:p>
+            <w:pPr>
+              <w:rPr>
+                <w:rFonts w:ascii="Calibri" w:hAnsi="Calibri" w:cs="Arial"/>
+                <w:i/>
+                <w:color w:val="548DD4"/>
+                <w:sz w:val="18"/>
+                <w:szCs w:val="20"/>
+                <w:lang w:eastAsia="es-CL"/>
+              </w:rPr>
+            </w:pPr>
+            <w:r>
+              <w:rPr>
+                <w:rFonts w:ascii="Calibri" w:hAnsi="Calibri" w:cs="Arial"/>
+                <w:i/>
+                <w:color w:val="548DD4"/>
+                <w:sz w:val="18"/>
+                <w:szCs w:val="20"/>
+                <w:lang w:eastAsia="es-CL"/>
+              </w:rPr>
+              <w:t>Ambos</w:t>
+            </w:r>
+          </w:p>
+        </w:tc>
+        <w:tc>
+          <w:tcPr>
+            <w:tcW w:w="1985" w:type="dxa"/>
+          </w:tcPr>
+          <w:p>
+            <w:pPr>
+              <w:rPr>
+                <w:rFonts w:ascii="Calibri" w:hAnsi="Calibri" w:cs="Arial"/>
+                <w:i/>
+                <w:color w:val="548DD4"/>
+                <w:sz w:val="18"/>
+                <w:szCs w:val="20"/>
+                <w:lang w:eastAsia="es-CL"/>
+              </w:rPr>
+            </w:pPr>
+            <w:r>
+              <w:rPr>
+                <w:rFonts w:ascii="Calibri" w:hAnsi="Calibri" w:cs="Arial"/>
+                <w:i/>
+                <w:color w:val="548DD4"/>
+                <w:sz w:val="18"/>
+                <w:szCs w:val="20"/>
+                <w:lang w:eastAsia="es-CL"/>
+              </w:rPr>
+              <w:t>La carta de producto y el calendario de la asignatura no parten en la misma semana.</w:t>
+            </w:r>
+          </w:p>
+        </w:tc>
+        <w:tc>
+          <w:tcPr>
+            <w:tcW w:w="850" w:type="dxa"/>
+          </w:tcPr>
+          <w:p>
+            <w:pPr>
+              <w:rPr>
+                <w:rFonts w:ascii="Calibri" w:hAnsi="Calibri" w:cs="Arial"/>
+                <w:i/>
+                <w:color w:val="548DD4"/>
+                <w:sz w:val="12"/>
+                <w:szCs w:val="14"/>
+                <w:lang w:eastAsia="es-CL"/>
+              </w:rPr>
+            </w:pPr>
+            <w:r>
+              <w:rPr>
+                <w:rFonts w:ascii="Calibri" w:hAnsi="Calibri" w:cs="Arial"/>
+                <w:i/>
+                <w:color w:val="548DD4"/>
+                <w:sz w:val="12"/>
+                <w:szCs w:val="14"/>
+                <w:lang w:eastAsia="es-CL"/>
+              </w:rPr>
+              <w:t>Completado</w:t>
+            </w:r>
+          </w:p>
+          <w:p>
+            <w:pPr>
+              <w:rPr>
+                <w:rFonts w:ascii="Calibri" w:hAnsi="Calibri" w:cs="Arial"/>
+                <w:i/>
+                <w:color w:val="C00000"/>
+                <w:sz w:val="12"/>
+                <w:szCs w:val="14"/>
+                <w:lang w:eastAsia="es-CL"/>
+              </w:rPr>
+            </w:pPr>
+          </w:p>
+          <w:p>
+            <w:pPr>
+              <w:rPr>
+                <w:rFonts w:ascii="Calibri" w:hAnsi="Calibri" w:cs="Arial"/>
+                <w:i/>
+                <w:color w:val="548DD4"/>
+                <w:sz w:val="12"/>
+                <w:szCs w:val="14"/>
+                <w:lang w:eastAsia="es-CL"/>
+              </w:rPr>
+            </w:pPr>
+          </w:p>
+          <w:p>
+            <w:pPr>
+              <w:rPr>
+                <w:rFonts w:ascii="Calibri" w:hAnsi="Calibri" w:cs="Arial"/>
+                <w:i/>
+                <w:color w:val="C00000"/>
+                <w:sz w:val="12"/>
+                <w:szCs w:val="14"/>
+                <w:lang w:eastAsia="es-CL"/>
+              </w:rPr>
+            </w:pPr>
+          </w:p>
+        </w:tc>
+        <w:tc>
+          <w:tcPr>
+            <w:tcW w:w="1706" w:type="dxa"/>
+          </w:tcPr>
+          <w:p>
+            <w:pPr>
+              <w:rPr>
+                <w:rFonts w:ascii="Calibri" w:hAnsi="Calibri" w:cs="Arial"/>
+                <w:i/>
+                <w:color w:val="548DD4"/>
+                <w:sz w:val="18"/>
+                <w:szCs w:val="20"/>
+                <w:lang w:eastAsia="es-CL"/>
+              </w:rPr>
+            </w:pPr>
+            <w:r>
+              <w:rPr>
+                <w:rFonts w:ascii="Calibri" w:hAnsi="Calibri" w:cs="Arial"/>
+                <w:i/>
+                <w:color w:val="548DD4"/>
+                <w:sz w:val="18"/>
+                <w:szCs w:val="20"/>
+                <w:lang w:eastAsia="es-CL"/>
+              </w:rPr>
+              <w:t>Las evidencias de sprint siguen el trabajo hecho, no las barras futuras de la carta.</w:t>
+            </w:r>
+          </w:p>
+        </w:tc>
+      </w:tr>
+      <w:tr>
+        <w:trPr>
+          <w:trHeight w:val="1158"/>
+        </w:trPr>
+        <w:tc>
+          <w:tcPr>
+            <w:tcW w:w="1271" w:type="dxa"/>
+          </w:tcPr>
+          <w:p>
+            <w:pPr>
+              <w:rPr>
+                <w:b/>
+                <w:sz w:val="18"/>
+                <w:szCs w:val="24"/>
+              </w:rPr>
+            </w:pPr>
+            <w:r>
+              <w:rPr>
+                <w:rFonts w:ascii="Calibri" w:hAnsi="Calibri" w:cs="Arial"/>
+                <w:i/>
+                <w:color w:val="548DD4"/>
+                <w:sz w:val="18"/>
+                <w:szCs w:val="20"/>
+                <w:lang w:eastAsia="es-CL"/>
+              </w:rPr>
+              <w:t>Desarrollo de software</w:t>
+            </w:r>
+          </w:p>
+        </w:tc>
+        <w:tc>
+          <w:tcPr>
+            <w:tcW w:w="1701" w:type="dxa"/>
+          </w:tcPr>
+          <w:p>
+            <w:pPr>
+              <w:rPr>
+                <w:rFonts w:ascii="Calibri" w:hAnsi="Calibri" w:cs="Arial"/>
+                <w:i/>
+                <w:color w:val="548DD4"/>
+                <w:sz w:val="18"/>
+                <w:szCs w:val="20"/>
+                <w:lang w:eastAsia="es-CL"/>
+              </w:rPr>
+            </w:pPr>
+            <w:r>
+              <w:rPr>
+                <w:rFonts w:ascii="Calibri" w:hAnsi="Calibri" w:cs="Arial"/>
+                <w:i/>
+                <w:color w:val="548DD4"/>
+                <w:sz w:val="18"/>
+                <w:szCs w:val="20"/>
+                <w:lang w:eastAsia="es-CL"/>
+              </w:rPr>
+              <w:t>Núcleo de compras, ventas, libros y contratistas</w:t>
+            </w:r>
+          </w:p>
+        </w:tc>
+        <w:tc>
+          <w:tcPr>
+            <w:tcW w:w="1559" w:type="dxa"/>
+          </w:tcPr>
+          <w:p>
+            <w:pPr>
+              <w:rPr>
+                <w:b/>
+                <w:sz w:val="18"/>
+                <w:szCs w:val="24"/>
+              </w:rPr>
+            </w:pPr>
+            <w:proofErr w:type="spellStart"/>
+            <w:r>
+              <w:rPr>
+                <w:rFonts w:ascii="Calibri" w:hAnsi="Calibri" w:cs="Arial"/>
+                <w:i/>
+                <w:color w:val="548DD4"/>
+                <w:sz w:val="18"/>
+                <w:szCs w:val="20"/>
+                <w:lang w:eastAsia="es-CL"/>
+              </w:rPr>
+              <w:t>Backend</w:t>
+            </w:r>
+            <w:proofErr w:type="spellEnd"/>
+            <w:r>
+              <w:rPr>
+                <w:rFonts w:ascii="Calibri" w:hAnsi="Calibri" w:cs="Arial"/>
+                <w:i/>
+                <w:color w:val="548DD4"/>
+                <w:sz w:val="18"/>
+                <w:szCs w:val="20"/>
+                <w:lang w:eastAsia="es-CL"/>
+              </w:rPr>
+              <w:t xml:space="preserve">, </w:t>
+            </w:r>
+            <w:proofErr w:type="spellStart"/>
+            <w:r>
+              <w:rPr>
+                <w:rFonts w:ascii="Calibri" w:hAnsi="Calibri" w:cs="Arial"/>
+                <w:i/>
+                <w:color w:val="548DD4"/>
+                <w:sz w:val="18"/>
+                <w:szCs w:val="20"/>
+                <w:lang w:eastAsia="es-CL"/>
+              </w:rPr>
+              <w:t>frontend</w:t>
+            </w:r>
+            <w:proofErr w:type="spellEnd"/>
+            <w:r>
+              <w:rPr>
+                <w:rFonts w:ascii="Calibri" w:hAnsi="Calibri" w:cs="Arial"/>
+                <w:i/>
+                <w:color w:val="548DD4"/>
+                <w:sz w:val="18"/>
+                <w:szCs w:val="20"/>
+                <w:lang w:eastAsia="es-CL"/>
+              </w:rPr>
+              <w:t xml:space="preserve"> y PostgreSQL</w:t>
+            </w:r>
+          </w:p>
+        </w:tc>
+        <w:tc>
+          <w:tcPr>
+            <w:tcW w:w="1560" w:type="dxa"/>
+          </w:tcPr>
+          <w:p>
+            <w:pPr>
+              <w:rPr>
+                <w:b/>
+                <w:sz w:val="18"/>
+                <w:szCs w:val="24"/>
+              </w:rPr>
+            </w:pPr>
+            <w:r>
+              <w:rPr>
+                <w:rFonts w:ascii="Calibri" w:hAnsi="Calibri" w:cs="Arial"/>
+                <w:i/>
+                <w:color w:val="548DD4"/>
+                <w:sz w:val="18"/>
+                <w:szCs w:val="20"/>
+                <w:lang w:eastAsia="es-CL"/>
+              </w:rPr>
+              <w:t>Código desde julio. Demos al cliente desde julio</w:t>
+            </w:r>
+          </w:p>
+        </w:tc>
+        <w:tc>
+          <w:tcPr>
+            <w:tcW w:w="850" w:type="dxa"/>
+          </w:tcPr>
+          <w:p>
+            <w:pPr>
+              <w:rPr>
+                <w:rFonts w:ascii="Calibri" w:hAnsi="Calibri" w:cs="Arial"/>
+                <w:i/>
+                <w:color w:val="548DD4"/>
+                <w:sz w:val="18"/>
+                <w:szCs w:val="20"/>
+                <w:lang w:eastAsia="es-CL"/>
+              </w:rPr>
+            </w:pPr>
+            <w:r>
+              <w:rPr>
+                <w:rFonts w:ascii="Calibri" w:hAnsi="Calibri" w:cs="Arial"/>
+                <w:i/>
+                <w:color w:val="548DD4"/>
+                <w:sz w:val="18"/>
+                <w:szCs w:val="20"/>
+                <w:lang w:eastAsia="es-CL"/>
+              </w:rPr>
+              <w:t>Ambos</w:t>
+            </w:r>
+          </w:p>
+        </w:tc>
+        <w:tc>
+          <w:tcPr>
+            <w:tcW w:w="1985" w:type="dxa"/>
+          </w:tcPr>
+          <w:p>
+            <w:pPr>
+              <w:rPr>
+                <w:rFonts w:ascii="Calibri" w:hAnsi="Calibri" w:cs="Arial"/>
+                <w:i/>
+                <w:color w:val="548DD4"/>
+                <w:sz w:val="18"/>
+                <w:szCs w:val="20"/>
+                <w:lang w:eastAsia="es-CL"/>
+              </w:rPr>
+            </w:pPr>
+            <w:r>
+              <w:rPr>
+                <w:rFonts w:ascii="Calibri" w:hAnsi="Calibri" w:cs="Arial"/>
+                <w:i/>
+                <w:color w:val="548DD4"/>
+                <w:sz w:val="18"/>
+                <w:szCs w:val="20"/>
+                <w:lang w:eastAsia="es-CL"/>
+              </w:rPr>
+              <w:t xml:space="preserve">La carta recién ponía el núcleo </w:t>
+            </w:r>
+            <w:proofErr w:type="spellStart"/>
+            <w:r>
+              <w:rPr>
+                <w:rFonts w:ascii="Calibri" w:hAnsi="Calibri" w:cs="Arial"/>
+                <w:i/>
+                <w:color w:val="548DD4"/>
+                <w:sz w:val="18"/>
+                <w:szCs w:val="20"/>
+                <w:lang w:eastAsia="es-CL"/>
+              </w:rPr>
+              <w:t>tecnico</w:t>
+            </w:r>
+            <w:proofErr w:type="spellEnd"/>
+            <w:r>
+              <w:rPr>
+                <w:rFonts w:ascii="Calibri" w:hAnsi="Calibri" w:cs="Arial"/>
+                <w:i/>
+                <w:color w:val="548DD4"/>
+                <w:sz w:val="18"/>
+                <w:szCs w:val="20"/>
+                <w:lang w:eastAsia="es-CL"/>
+              </w:rPr>
+              <w:t xml:space="preserve"> a fines de septiembre.</w:t>
+            </w:r>
+          </w:p>
+        </w:tc>
+        <w:tc>
+          <w:tcPr>
+            <w:tcW w:w="850" w:type="dxa"/>
+          </w:tcPr>
+          <w:p>
+            <w:pPr>
+              <w:rPr>
+                <w:rFonts w:ascii="Calibri" w:hAnsi="Calibri" w:cs="Arial"/>
+                <w:i/>
+                <w:color w:val="548DD4"/>
+                <w:sz w:val="12"/>
+                <w:szCs w:val="14"/>
+                <w:lang w:eastAsia="es-CL"/>
+              </w:rPr>
+            </w:pPr>
+            <w:r>
+              <w:rPr>
+                <w:rFonts w:ascii="Calibri" w:hAnsi="Calibri" w:cs="Arial"/>
+                <w:i/>
+                <w:color w:val="548DD4"/>
+                <w:sz w:val="12"/>
+                <w:szCs w:val="14"/>
+                <w:lang w:eastAsia="es-CL"/>
+              </w:rPr>
+              <w:t>En curso</w:t>
+            </w:r>
+          </w:p>
+          <w:p>
+            <w:pPr>
+              <w:rPr>
+                <w:rFonts w:ascii="Calibri" w:hAnsi="Calibri" w:cs="Arial"/>
+                <w:i/>
+                <w:color w:val="C00000"/>
+                <w:sz w:val="12"/>
+                <w:szCs w:val="14"/>
+                <w:lang w:eastAsia="es-CL"/>
+              </w:rPr>
+            </w:pPr>
+          </w:p>
+          <w:p>
+            <w:pPr>
+              <w:rPr>
+                <w:rFonts w:ascii="Calibri" w:hAnsi="Calibri" w:cs="Arial"/>
+                <w:i/>
+                <w:color w:val="548DD4"/>
+                <w:sz w:val="12"/>
+                <w:szCs w:val="14"/>
+                <w:lang w:eastAsia="es-CL"/>
+              </w:rPr>
+            </w:pPr>
+          </w:p>
+          <w:p>
+            <w:pPr>
+              <w:rPr>
+                <w:rFonts w:ascii="Calibri" w:hAnsi="Calibri" w:cs="Arial"/>
+                <w:i/>
+                <w:color w:val="C00000"/>
+                <w:sz w:val="12"/>
+                <w:szCs w:val="14"/>
+                <w:lang w:eastAsia="es-CL"/>
+              </w:rPr>
+            </w:pPr>
+          </w:p>
+        </w:tc>
+        <w:tc>
+          <w:tcPr>
+            <w:tcW w:w="1706" w:type="dxa"/>
+          </w:tcPr>
+          <w:p>
+            <w:pPr>
+              <w:rPr>
+                <w:rFonts w:ascii="Calibri" w:hAnsi="Calibri" w:cs="Arial"/>
+                <w:i/>
+                <w:color w:val="548DD4"/>
+                <w:sz w:val="18"/>
+                <w:szCs w:val="20"/>
+                <w:lang w:eastAsia="es-CL"/>
+              </w:rPr>
+            </w:pPr>
+            <w:r>
+              <w:rPr>
+                <w:rFonts w:ascii="Calibri" w:hAnsi="Calibri" w:cs="Arial"/>
+                <w:i/>
+                <w:color w:val="548DD4"/>
+                <w:sz w:val="18"/>
+                <w:szCs w:val="20"/>
+                <w:lang w:eastAsia="es-CL"/>
+              </w:rPr>
+              <w:t>Construcción adelantada. Aprobación solo en la orden de compra. La orden de venta queda confirmada.</w:t>
+            </w:r>
+          </w:p>
+        </w:tc>
+      </w:tr>
+      <w:tr>
+        <w:trPr>
+          <w:trHeight w:val="1604"/>
+        </w:trPr>
+        <w:tc>
+          <w:tcPr>
+            <w:tcW w:w="1271" w:type="dxa"/>
+          </w:tcPr>
+          <w:p>
+            <w:pPr>
+              <w:rPr>
+                <w:b/>
+                <w:sz w:val="18"/>
+                <w:szCs w:val="24"/>
+              </w:rPr>
+            </w:pPr>
+            <w:r>
+              <w:rPr>
+                <w:rFonts w:ascii="Calibri" w:hAnsi="Calibri" w:cs="Arial"/>
+                <w:i/>
+                <w:color w:val="548DD4"/>
+                <w:sz w:val="18"/>
+                <w:szCs w:val="20"/>
+                <w:lang w:eastAsia="es-CL"/>
+              </w:rPr>
+              <w:t>Integración</w:t>
+            </w:r>
+          </w:p>
+        </w:tc>
+        <w:tc>
+          <w:tcPr>
+            <w:tcW w:w="1701" w:type="dxa"/>
+          </w:tcPr>
+          <w:p>
+            <w:pPr>
+              <w:rPr>
+                <w:rFonts w:ascii="Calibri" w:hAnsi="Calibri" w:cs="Arial"/>
+                <w:i/>
+                <w:color w:val="548DD4"/>
+                <w:sz w:val="18"/>
+                <w:szCs w:val="20"/>
+                <w:lang w:eastAsia="es-CL"/>
+              </w:rPr>
+            </w:pPr>
+            <w:r>
+              <w:rPr>
+                <w:rFonts w:ascii="Calibri" w:hAnsi="Calibri" w:cs="Arial"/>
+                <w:i/>
+                <w:color w:val="548DD4"/>
+                <w:sz w:val="18"/>
+                <w:szCs w:val="20"/>
+                <w:lang w:eastAsia="es-CL"/>
+              </w:rPr>
+              <w:t>Documento tributario nacional</w:t>
+            </w:r>
+          </w:p>
+        </w:tc>
+        <w:tc>
+          <w:tcPr>
+            <w:tcW w:w="1559" w:type="dxa"/>
+          </w:tcPr>
+          <w:p>
+            <w:pPr>
+              <w:rPr>
+                <w:b/>
+                <w:sz w:val="18"/>
+                <w:szCs w:val="24"/>
+              </w:rPr>
+            </w:pPr>
+            <w:r>
+              <w:rPr>
+                <w:rFonts w:ascii="Calibri" w:hAnsi="Calibri" w:cs="Arial"/>
+                <w:i/>
+                <w:color w:val="548DD4"/>
+                <w:sz w:val="18"/>
+                <w:szCs w:val="20"/>
+                <w:lang w:eastAsia="es-CL"/>
+              </w:rPr>
+              <w:t>Proyecto intermediario y ambiente de prueba del facturador</w:t>
+            </w:r>
+          </w:p>
+        </w:tc>
+        <w:tc>
+          <w:tcPr>
+            <w:tcW w:w="1560" w:type="dxa"/>
+          </w:tcPr>
+          <w:p>
+            <w:pPr>
+              <w:rPr>
+                <w:b/>
+                <w:sz w:val="18"/>
+                <w:szCs w:val="24"/>
+              </w:rPr>
+            </w:pPr>
+            <w:r>
+              <w:rPr>
+                <w:rFonts w:ascii="Calibri" w:hAnsi="Calibri" w:cs="Arial"/>
+                <w:i/>
+                <w:color w:val="548DD4"/>
+                <w:sz w:val="18"/>
+                <w:szCs w:val="20"/>
+                <w:lang w:eastAsia="es-CL"/>
+              </w:rPr>
+              <w:t>Desde agosto</w:t>
+            </w:r>
+          </w:p>
+        </w:tc>
+        <w:tc>
+          <w:tcPr>
+            <w:tcW w:w="850" w:type="dxa"/>
+          </w:tcPr>
+          <w:p>
+            <w:pPr>
+              <w:rPr>
+                <w:rFonts w:ascii="Calibri" w:hAnsi="Calibri" w:cs="Arial"/>
+                <w:i/>
+                <w:color w:val="548DD4"/>
+                <w:sz w:val="18"/>
+                <w:szCs w:val="20"/>
+                <w:lang w:eastAsia="es-CL"/>
+              </w:rPr>
+            </w:pPr>
+            <w:r>
+              <w:rPr>
+                <w:rFonts w:ascii="Calibri" w:hAnsi="Calibri" w:cs="Arial"/>
+                <w:i/>
+                <w:color w:val="548DD4"/>
+                <w:sz w:val="18"/>
+                <w:szCs w:val="20"/>
+                <w:lang w:eastAsia="es-CL"/>
+              </w:rPr>
+              <w:t>Carlos. Felipe en monedas, a fines de septiembre</w:t>
+            </w:r>
+          </w:p>
+        </w:tc>
+        <w:tc>
+          <w:tcPr>
+            <w:tcW w:w="1985" w:type="dxa"/>
+          </w:tcPr>
+          <w:p>
+            <w:pPr>
+              <w:rPr>
+                <w:rFonts w:ascii="Calibri" w:hAnsi="Calibri" w:cs="Arial"/>
+                <w:i/>
+                <w:color w:val="548DD4"/>
+                <w:sz w:val="18"/>
+                <w:szCs w:val="20"/>
+                <w:lang w:eastAsia="es-CL"/>
+              </w:rPr>
+            </w:pPr>
+            <w:r>
+              <w:rPr>
+                <w:rFonts w:ascii="Calibri" w:hAnsi="Calibri" w:cs="Arial"/>
+                <w:i/>
+                <w:color w:val="548DD4"/>
+                <w:sz w:val="18"/>
+                <w:szCs w:val="20"/>
+                <w:lang w:eastAsia="es-CL"/>
+              </w:rPr>
+              <w:t>El cliente dejó abierta la opción de postergar el cambio de facturador a la temporada siguiente.</w:t>
+            </w:r>
+          </w:p>
+        </w:tc>
+        <w:tc>
+          <w:tcPr>
+            <w:tcW w:w="850" w:type="dxa"/>
+          </w:tcPr>
+          <w:p>
+            <w:pPr>
+              <w:rPr>
+                <w:rFonts w:ascii="Calibri" w:hAnsi="Calibri" w:cs="Arial"/>
+                <w:i/>
+                <w:color w:val="548DD4"/>
+                <w:sz w:val="12"/>
+                <w:szCs w:val="14"/>
+                <w:lang w:eastAsia="es-CL"/>
+              </w:rPr>
+            </w:pPr>
+            <w:r>
+              <w:rPr>
+                <w:rFonts w:ascii="Calibri" w:hAnsi="Calibri" w:cs="Arial"/>
+                <w:i/>
+                <w:color w:val="548DD4"/>
+                <w:sz w:val="12"/>
+                <w:szCs w:val="14"/>
+                <w:lang w:eastAsia="es-CL"/>
+              </w:rPr>
+              <w:t>En curso</w:t>
+            </w:r>
+          </w:p>
+          <w:p>
+            <w:pPr>
+              <w:rPr>
+                <w:rFonts w:ascii="Calibri" w:hAnsi="Calibri" w:cs="Arial"/>
+                <w:i/>
+                <w:color w:val="C00000"/>
+                <w:sz w:val="12"/>
+                <w:szCs w:val="14"/>
+                <w:lang w:eastAsia="es-CL"/>
+              </w:rPr>
+            </w:pPr>
+          </w:p>
+          <w:p>
+            <w:pPr>
+              <w:rPr>
+                <w:rFonts w:ascii="Calibri" w:hAnsi="Calibri" w:cs="Arial"/>
+                <w:i/>
+                <w:color w:val="548DD4"/>
+                <w:sz w:val="12"/>
+                <w:szCs w:val="14"/>
+                <w:lang w:eastAsia="es-CL"/>
+              </w:rPr>
+            </w:pPr>
+          </w:p>
+          <w:p>
+            <w:pPr>
+              <w:rPr>
+                <w:rFonts w:ascii="Calibri" w:hAnsi="Calibri" w:cs="Arial"/>
+                <w:i/>
+                <w:color w:val="C00000"/>
+                <w:sz w:val="12"/>
+                <w:szCs w:val="14"/>
+                <w:lang w:eastAsia="es-CL"/>
+              </w:rPr>
+            </w:pPr>
+          </w:p>
+        </w:tc>
+        <w:tc>
+          <w:tcPr>
+            <w:tcW w:w="1706" w:type="dxa"/>
+          </w:tcPr>
+          <w:p>
+            <w:pPr>
+              <w:rPr>
+                <w:rFonts w:ascii="Calibri" w:hAnsi="Calibri" w:cs="Arial"/>
+                <w:i/>
+                <w:color w:val="548DD4"/>
+                <w:sz w:val="18"/>
+                <w:szCs w:val="20"/>
+                <w:lang w:eastAsia="es-CL"/>
+              </w:rPr>
+            </w:pPr>
+            <w:r>
+              <w:rPr>
+                <w:rFonts w:ascii="Calibri" w:hAnsi="Calibri" w:cs="Arial"/>
+                <w:i/>
+                <w:color w:val="548DD4"/>
+                <w:sz w:val="18"/>
+                <w:szCs w:val="20"/>
+                <w:lang w:eastAsia="es-CL"/>
+              </w:rPr>
+              <w:t>Se armó un proyecto intermediario. No se postergó. La factura de exportación sigue pendiente.</w:t>
             </w:r>
           </w:p>
         </w:tc>
@@ -1715,11 +3120,10 @@
         </w:trPr>
         <w:tc>
           <w:tcPr>
-            <w:tcW w:w="1328" w:type="dxa"/>
-          </w:tcPr>
-          <w:p>
-            <w:pPr>
-              <w:jc w:val="both"/>
+            <w:tcW w:w="1271" w:type="dxa"/>
+          </w:tcPr>
+          <w:p>
+            <w:pPr>
               <w:rPr>
                 <w:b/>
                 <w:sz w:val="18"/>
@@ -1735,134 +3139,44 @@
                 <w:szCs w:val="20"/>
                 <w:lang w:eastAsia="es-CL"/>
               </w:rPr>
-              <w:t xml:space="preserve">Nombra las competencias o unidades de competencias </w:t>
-            </w:r>
-            <w:r>
-              <w:rPr>
-                <w:rFonts w:ascii="Calibri" w:hAnsi="Calibri" w:cs="Arial"/>
-                <w:i/>
-                <w:color w:val="548DD4"/>
-                <w:sz w:val="18"/>
-                <w:szCs w:val="20"/>
-                <w:lang w:eastAsia="es-CL"/>
-              </w:rPr>
-              <w:t xml:space="preserve">que se relacionan con las diferentes actividades </w:t>
-            </w:r>
-            <w:r>
-              <w:rPr>
-                <w:rFonts w:ascii="Calibri" w:hAnsi="Calibri" w:cs="Arial"/>
-                <w:i/>
-                <w:color w:val="548DD4"/>
-                <w:sz w:val="18"/>
-                <w:szCs w:val="20"/>
-                <w:lang w:eastAsia="es-CL"/>
-              </w:rPr>
-              <w:t>requeridas para el desarrollo de</w:t>
-            </w:r>
-            <w:r>
-              <w:rPr>
-                <w:rFonts w:ascii="Calibri" w:hAnsi="Calibri" w:cs="Arial"/>
-                <w:i/>
-                <w:color w:val="548DD4"/>
-                <w:sz w:val="18"/>
-                <w:szCs w:val="20"/>
-                <w:lang w:eastAsia="es-CL"/>
-              </w:rPr>
-              <w:t>l proyecto APT</w:t>
-            </w:r>
-            <w:r>
-              <w:rPr>
-                <w:rFonts w:ascii="Calibri" w:hAnsi="Calibri" w:cs="Arial"/>
-                <w:i/>
-                <w:color w:val="548DD4"/>
-                <w:sz w:val="18"/>
-                <w:szCs w:val="20"/>
-                <w:lang w:eastAsia="es-CL"/>
-              </w:rPr>
-              <w:t>.</w:t>
-            </w:r>
-          </w:p>
-        </w:tc>
-        <w:tc>
-          <w:tcPr>
-            <w:tcW w:w="1077" w:type="dxa"/>
-          </w:tcPr>
-          <w:p>
-            <w:pPr>
-              <w:jc w:val="both"/>
-              <w:rPr>
-                <w:rFonts w:ascii="Calibri" w:hAnsi="Calibri" w:cs="Arial"/>
-                <w:i/>
-                <w:color w:val="548DD4"/>
-                <w:sz w:val="18"/>
-                <w:szCs w:val="20"/>
-                <w:lang w:eastAsia="es-CL"/>
-              </w:rPr>
-            </w:pPr>
-            <w:r>
-              <w:rPr>
-                <w:rFonts w:ascii="Calibri" w:hAnsi="Calibri" w:cs="Arial"/>
-                <w:i/>
-                <w:color w:val="548DD4"/>
-                <w:sz w:val="18"/>
-                <w:szCs w:val="20"/>
-                <w:lang w:eastAsia="es-CL"/>
-              </w:rPr>
-              <w:t>Nombra</w:t>
-            </w:r>
-            <w:r>
-              <w:rPr>
-                <w:rFonts w:ascii="Calibri" w:hAnsi="Calibri" w:cs="Arial"/>
-                <w:i/>
-                <w:color w:val="548DD4"/>
-                <w:sz w:val="18"/>
-                <w:szCs w:val="20"/>
-                <w:lang w:eastAsia="es-CL"/>
-              </w:rPr>
-              <w:t xml:space="preserve"> la</w:t>
-            </w:r>
-            <w:r>
-              <w:rPr>
-                <w:rFonts w:ascii="Calibri" w:hAnsi="Calibri" w:cs="Arial"/>
-                <w:i/>
-                <w:color w:val="548DD4"/>
-                <w:sz w:val="18"/>
-                <w:szCs w:val="20"/>
-                <w:lang w:eastAsia="es-CL"/>
-              </w:rPr>
-              <w:t>s</w:t>
-            </w:r>
-            <w:r>
-              <w:rPr>
-                <w:rFonts w:ascii="Calibri" w:hAnsi="Calibri" w:cs="Arial"/>
-                <w:i/>
-                <w:color w:val="548DD4"/>
-                <w:sz w:val="18"/>
-                <w:szCs w:val="20"/>
-                <w:lang w:eastAsia="es-CL"/>
-              </w:rPr>
-              <w:t xml:space="preserve"> </w:t>
-            </w:r>
-            <w:r>
-              <w:rPr>
-                <w:rFonts w:ascii="Calibri" w:hAnsi="Calibri" w:cs="Arial"/>
-                <w:i/>
-                <w:color w:val="548DD4"/>
-                <w:sz w:val="18"/>
-                <w:szCs w:val="20"/>
-                <w:lang w:eastAsia="es-CL"/>
-              </w:rPr>
-              <w:t xml:space="preserve">actividades que se necesitan para desarrollar el proyecto APT. </w:t>
-            </w:r>
-          </w:p>
-        </w:tc>
-        <w:tc>
-          <w:tcPr>
-            <w:tcW w:w="1276" w:type="dxa"/>
-          </w:tcPr>
-          <w:p>
-            <w:pPr>
-              <w:jc w:val="both"/>
+              <w:t>Calidad y datos</w:t>
+            </w:r>
+          </w:p>
+        </w:tc>
+        <w:tc>
+          <w:tcPr>
+            <w:tcW w:w="1701" w:type="dxa"/>
+          </w:tcPr>
+          <w:p>
+            <w:pPr>
+              <w:rPr>
+                <w:rFonts w:ascii="Calibri" w:hAnsi="Calibri" w:cs="Arial"/>
+                <w:i/>
+                <w:color w:val="548DD4"/>
+                <w:sz w:val="18"/>
+                <w:szCs w:val="20"/>
+                <w:lang w:eastAsia="es-CL"/>
+              </w:rPr>
+            </w:pPr>
+            <w:r>
+              <w:rPr>
+                <w:rFonts w:ascii="Calibri" w:hAnsi="Calibri" w:cs="Arial"/>
+                <w:i/>
+                <w:color w:val="548DD4"/>
+                <w:sz w:val="18"/>
+                <w:szCs w:val="20"/>
+                <w:lang w:eastAsia="es-CL"/>
+              </w:rPr>
+              <w:t>Modelo, pruebas y aislamiento por empresa</w:t>
+            </w:r>
+          </w:p>
+        </w:tc>
+        <w:tc>
+          <w:tcPr>
+            <w:tcW w:w="1559" w:type="dxa"/>
+          </w:tcPr>
+          <w:p>
+            <w:pPr>
               <w:rPr>
                 <w:b/>
                 <w:sz w:val="18"/>
@@ -1878,39 +3192,40 @@
                 <w:szCs w:val="20"/>
                 <w:lang w:eastAsia="es-CL"/>
               </w:rPr>
-              <w:t>Nombra los recursos necesarios para llevar a cabo las actividades</w:t>
-            </w:r>
-            <w:r>
-              <w:rPr>
-                <w:rFonts w:ascii="Calibri" w:hAnsi="Calibri" w:cs="Arial"/>
-                <w:i/>
-                <w:color w:val="548DD4"/>
-                <w:sz w:val="18"/>
-                <w:szCs w:val="20"/>
-                <w:lang w:eastAsia="es-CL"/>
-              </w:rPr>
-              <w:t xml:space="preserve"> </w:t>
-            </w:r>
-            <w:r>
-              <w:rPr>
-                <w:rFonts w:ascii="Calibri" w:hAnsi="Calibri" w:cs="Arial"/>
-                <w:i/>
-                <w:color w:val="548DD4"/>
-                <w:sz w:val="18"/>
-                <w:szCs w:val="20"/>
-                <w:lang w:eastAsia="es-CL"/>
-              </w:rPr>
-              <w:t>definidas.</w:t>
-            </w:r>
-          </w:p>
-        </w:tc>
-        <w:tc>
-          <w:tcPr>
-            <w:tcW w:w="1276" w:type="dxa"/>
-          </w:tcPr>
-          <w:p>
-            <w:pPr>
-              <w:jc w:val="both"/>
+              <w:t xml:space="preserve">PostgreSQL, plan de pruebas v1, </w:t>
+            </w:r>
+            <w:proofErr w:type="spellStart"/>
+            <w:r>
+              <w:rPr>
+                <w:rFonts w:ascii="Calibri" w:hAnsi="Calibri" w:cs="Arial"/>
+                <w:i/>
+                <w:color w:val="548DD4"/>
+                <w:sz w:val="18"/>
+                <w:szCs w:val="20"/>
+                <w:lang w:eastAsia="es-CL"/>
+              </w:rPr>
+              <w:t>revision</w:t>
+            </w:r>
+            <w:proofErr w:type="spellEnd"/>
+            <w:r>
+              <w:rPr>
+                <w:rFonts w:ascii="Calibri" w:hAnsi="Calibri" w:cs="Arial"/>
+                <w:i/>
+                <w:color w:val="548DD4"/>
+                <w:sz w:val="18"/>
+                <w:szCs w:val="20"/>
+                <w:lang w:eastAsia="es-CL"/>
+              </w:rPr>
+              <w:t xml:space="preserve"> de integridad</w:t>
+            </w:r>
+          </w:p>
+        </w:tc>
+        <w:tc>
+          <w:tcPr>
+            <w:tcW w:w="1560" w:type="dxa"/>
+          </w:tcPr>
+          <w:p>
+            <w:pPr>
               <w:rPr>
                 <w:b/>
                 <w:sz w:val="18"/>
@@ -1926,382 +3241,438 @@
                 <w:szCs w:val="20"/>
                 <w:lang w:eastAsia="es-CL"/>
               </w:rPr>
-              <w:t xml:space="preserve">Señala </w:t>
-            </w:r>
-            <w:r>
-              <w:rPr>
-                <w:rFonts w:ascii="Calibri" w:hAnsi="Calibri" w:cs="Arial"/>
-                <w:i/>
-                <w:color w:val="548DD4"/>
-                <w:sz w:val="18"/>
-                <w:szCs w:val="20"/>
-                <w:lang w:eastAsia="es-CL"/>
-              </w:rPr>
-              <w:t>la duración de</w:t>
-            </w:r>
-            <w:r>
-              <w:rPr>
-                <w:rFonts w:ascii="Calibri" w:hAnsi="Calibri" w:cs="Arial"/>
-                <w:i/>
-                <w:color w:val="548DD4"/>
-                <w:sz w:val="18"/>
-                <w:szCs w:val="20"/>
-                <w:lang w:eastAsia="es-CL"/>
-              </w:rPr>
-              <w:t xml:space="preserve"> cada </w:t>
-            </w:r>
-            <w:r>
-              <w:rPr>
-                <w:rFonts w:ascii="Calibri" w:hAnsi="Calibri" w:cs="Arial"/>
-                <w:i/>
-                <w:color w:val="548DD4"/>
-                <w:sz w:val="18"/>
-                <w:szCs w:val="20"/>
-                <w:lang w:eastAsia="es-CL"/>
-              </w:rPr>
-              <w:t>actividad</w:t>
-            </w:r>
-            <w:r>
-              <w:rPr>
-                <w:rFonts w:ascii="Calibri" w:hAnsi="Calibri" w:cs="Arial"/>
-                <w:i/>
-                <w:color w:val="548DD4"/>
-                <w:sz w:val="18"/>
-                <w:szCs w:val="20"/>
-                <w:lang w:eastAsia="es-CL"/>
-              </w:rPr>
-              <w:t xml:space="preserve">. </w:t>
-            </w:r>
-          </w:p>
-        </w:tc>
-        <w:tc>
-          <w:tcPr>
-            <w:tcW w:w="1275" w:type="dxa"/>
-          </w:tcPr>
-          <w:p>
-            <w:pPr>
-              <w:jc w:val="both"/>
-              <w:rPr>
-                <w:rFonts w:ascii="Calibri" w:hAnsi="Calibri" w:cs="Arial"/>
-                <w:i/>
-                <w:color w:val="548DD4"/>
-                <w:sz w:val="18"/>
-                <w:szCs w:val="20"/>
-                <w:lang w:eastAsia="es-CL"/>
-              </w:rPr>
-            </w:pPr>
-            <w:r>
-              <w:rPr>
-                <w:rFonts w:ascii="Calibri" w:hAnsi="Calibri" w:cs="Arial"/>
-                <w:i/>
-                <w:color w:val="548DD4"/>
-                <w:sz w:val="18"/>
-                <w:szCs w:val="20"/>
-                <w:lang w:eastAsia="es-CL"/>
-              </w:rPr>
-              <w:t xml:space="preserve">Escribe el </w:t>
-            </w:r>
-            <w:r>
-              <w:rPr>
-                <w:rFonts w:ascii="Calibri" w:hAnsi="Calibri" w:cs="Arial"/>
-                <w:i/>
-                <w:color w:val="548DD4"/>
-                <w:sz w:val="18"/>
-                <w:szCs w:val="20"/>
-                <w:lang w:eastAsia="es-CL"/>
-              </w:rPr>
-              <w:t xml:space="preserve">nombre del integrante del equipo responsable de </w:t>
-            </w:r>
-            <w:r>
-              <w:rPr>
-                <w:rFonts w:ascii="Calibri" w:hAnsi="Calibri" w:cs="Arial"/>
-                <w:i/>
-                <w:color w:val="548DD4"/>
-                <w:sz w:val="18"/>
-                <w:szCs w:val="20"/>
-                <w:lang w:eastAsia="es-CL"/>
-              </w:rPr>
-              <w:t xml:space="preserve">cada </w:t>
-            </w:r>
-            <w:r>
-              <w:rPr>
-                <w:rFonts w:ascii="Calibri" w:hAnsi="Calibri" w:cs="Arial"/>
-                <w:i/>
-                <w:color w:val="548DD4"/>
-                <w:sz w:val="18"/>
-                <w:szCs w:val="20"/>
-                <w:lang w:eastAsia="es-CL"/>
-              </w:rPr>
-              <w:t>actividad.</w:t>
-            </w:r>
-          </w:p>
-        </w:tc>
-        <w:tc>
-          <w:tcPr>
-            <w:tcW w:w="1276" w:type="dxa"/>
-          </w:tcPr>
-          <w:p>
-            <w:pPr>
-              <w:jc w:val="both"/>
-              <w:rPr>
-                <w:rFonts w:ascii="Calibri" w:hAnsi="Calibri" w:cs="Arial"/>
-                <w:i/>
-                <w:color w:val="548DD4"/>
-                <w:sz w:val="18"/>
-                <w:szCs w:val="20"/>
-                <w:lang w:eastAsia="es-CL"/>
-              </w:rPr>
-            </w:pPr>
-            <w:r>
-              <w:rPr>
-                <w:rFonts w:ascii="Calibri" w:hAnsi="Calibri" w:cs="Arial"/>
-                <w:i/>
-                <w:color w:val="548DD4"/>
-                <w:sz w:val="18"/>
-                <w:szCs w:val="20"/>
-                <w:lang w:eastAsia="es-CL"/>
-              </w:rPr>
-              <w:t xml:space="preserve">Señala </w:t>
-            </w:r>
-            <w:r>
-              <w:rPr>
-                <w:rFonts w:ascii="Calibri" w:hAnsi="Calibri" w:cs="Arial"/>
-                <w:i/>
-                <w:color w:val="548DD4"/>
-                <w:sz w:val="18"/>
-                <w:szCs w:val="20"/>
-                <w:lang w:eastAsia="es-CL"/>
-              </w:rPr>
-              <w:t>las dific</w:t>
-            </w:r>
-            <w:r>
-              <w:rPr>
-                <w:rFonts w:ascii="Calibri" w:hAnsi="Calibri" w:cs="Arial"/>
-                <w:i/>
-                <w:color w:val="548DD4"/>
-                <w:sz w:val="18"/>
-                <w:szCs w:val="20"/>
-                <w:lang w:eastAsia="es-CL"/>
-              </w:rPr>
-              <w:t>ult</w:t>
-            </w:r>
-            <w:r>
-              <w:rPr>
-                <w:rFonts w:ascii="Calibri" w:hAnsi="Calibri" w:cs="Arial"/>
-                <w:i/>
-                <w:color w:val="548DD4"/>
-                <w:sz w:val="18"/>
-                <w:szCs w:val="20"/>
-                <w:lang w:eastAsia="es-CL"/>
-              </w:rPr>
-              <w:t>ades o facilitadores que se podrían presentar durante la ejecución de cada una de las actividades propuestas.</w:t>
-            </w:r>
-          </w:p>
-        </w:tc>
-        <w:tc>
-          <w:tcPr>
-            <w:tcW w:w="1418" w:type="dxa"/>
-          </w:tcPr>
-          <w:p>
-            <w:pPr>
-              <w:jc w:val="both"/>
-              <w:rPr>
-                <w:rFonts w:ascii="Calibri" w:hAnsi="Calibri" w:cs="Arial"/>
-                <w:i/>
-                <w:color w:val="548DD4"/>
-                <w:sz w:val="18"/>
-                <w:szCs w:val="20"/>
-                <w:lang w:eastAsia="es-CL"/>
-              </w:rPr>
-            </w:pPr>
-            <w:r>
-              <w:rPr>
-                <w:rFonts w:ascii="Calibri" w:hAnsi="Calibri" w:cs="Arial"/>
-                <w:i/>
-                <w:color w:val="548DD4"/>
-                <w:sz w:val="18"/>
-                <w:szCs w:val="20"/>
-                <w:lang w:eastAsia="es-CL"/>
-              </w:rPr>
-              <w:t>D</w:t>
-            </w:r>
-            <w:r>
-              <w:rPr>
-                <w:rFonts w:ascii="Calibri" w:hAnsi="Calibri" w:cs="Arial"/>
-                <w:i/>
-                <w:color w:val="548DD4"/>
-                <w:sz w:val="18"/>
-                <w:szCs w:val="20"/>
-                <w:lang w:eastAsia="es-CL"/>
-              </w:rPr>
-              <w:t>escribe</w:t>
-            </w:r>
-            <w:r>
-              <w:rPr>
-                <w:rFonts w:ascii="Calibri" w:hAnsi="Calibri" w:cs="Arial"/>
-                <w:i/>
-                <w:color w:val="548DD4"/>
-                <w:sz w:val="18"/>
-                <w:szCs w:val="20"/>
-                <w:lang w:eastAsia="es-CL"/>
-              </w:rPr>
-              <w:t xml:space="preserve"> el estado de avance </w:t>
-            </w:r>
-            <w:r>
-              <w:rPr>
-                <w:rFonts w:ascii="Calibri" w:hAnsi="Calibri" w:cs="Arial"/>
-                <w:i/>
-                <w:color w:val="548DD4"/>
-                <w:sz w:val="18"/>
-                <w:szCs w:val="20"/>
-                <w:lang w:eastAsia="es-CL"/>
-              </w:rPr>
-              <w:t>de cada actividad.</w:t>
-            </w:r>
-          </w:p>
-          <w:p>
-            <w:pPr>
-              <w:jc w:val="both"/>
+              <w:t>Agosto y septiembre</w:t>
+            </w:r>
+          </w:p>
+        </w:tc>
+        <w:tc>
+          <w:tcPr>
+            <w:tcW w:w="850" w:type="dxa"/>
+          </w:tcPr>
+          <w:p>
+            <w:pPr>
+              <w:rPr>
+                <w:rFonts w:ascii="Calibri" w:hAnsi="Calibri" w:cs="Arial"/>
+                <w:i/>
+                <w:color w:val="548DD4"/>
+                <w:sz w:val="18"/>
+                <w:szCs w:val="20"/>
+                <w:lang w:eastAsia="es-CL"/>
+              </w:rPr>
+            </w:pPr>
+            <w:r>
+              <w:rPr>
+                <w:rFonts w:ascii="Calibri" w:hAnsi="Calibri" w:cs="Arial"/>
+                <w:i/>
+                <w:color w:val="548DD4"/>
+                <w:sz w:val="18"/>
+                <w:szCs w:val="20"/>
+                <w:lang w:eastAsia="es-CL"/>
+              </w:rPr>
+              <w:t>Carlos (datos), Felipe (interfaz y evidencias)</w:t>
+            </w:r>
+          </w:p>
+        </w:tc>
+        <w:tc>
+          <w:tcPr>
+            <w:tcW w:w="1985" w:type="dxa"/>
+          </w:tcPr>
+          <w:p>
+            <w:pPr>
+              <w:rPr>
+                <w:rFonts w:ascii="Calibri" w:hAnsi="Calibri" w:cs="Arial"/>
+                <w:i/>
+                <w:color w:val="548DD4"/>
+                <w:sz w:val="18"/>
+                <w:szCs w:val="20"/>
+                <w:lang w:eastAsia="es-CL"/>
+              </w:rPr>
+            </w:pPr>
+            <w:r>
+              <w:rPr>
+                <w:rFonts w:ascii="Calibri" w:hAnsi="Calibri" w:cs="Arial"/>
+                <w:i/>
+                <w:color w:val="548DD4"/>
+                <w:sz w:val="18"/>
+                <w:szCs w:val="20"/>
+                <w:lang w:eastAsia="es-CL"/>
+              </w:rPr>
+              <w:t>No hay pipeline ni documentación publicada de la API.</w:t>
+            </w:r>
+          </w:p>
+        </w:tc>
+        <w:tc>
+          <w:tcPr>
+            <w:tcW w:w="850" w:type="dxa"/>
+          </w:tcPr>
+          <w:p>
+            <w:pPr>
+              <w:rPr>
+                <w:rFonts w:ascii="Calibri" w:hAnsi="Calibri" w:cs="Arial"/>
+                <w:i/>
+                <w:color w:val="548DD4"/>
+                <w:sz w:val="12"/>
+                <w:szCs w:val="14"/>
+                <w:lang w:eastAsia="es-CL"/>
+              </w:rPr>
+            </w:pPr>
+            <w:r>
+              <w:rPr>
+                <w:rFonts w:ascii="Calibri" w:hAnsi="Calibri" w:cs="Arial"/>
+                <w:i/>
+                <w:color w:val="548DD4"/>
+                <w:sz w:val="12"/>
+                <w:szCs w:val="14"/>
+                <w:lang w:eastAsia="es-CL"/>
+              </w:rPr>
+              <w:t>En curso</w:t>
+            </w:r>
+          </w:p>
+          <w:p>
+            <w:pPr>
               <w:rPr>
                 <w:rFonts w:ascii="Calibri" w:hAnsi="Calibri" w:cs="Arial"/>
                 <w:i/>
                 <w:color w:val="C00000"/>
-                <w:sz w:val="16"/>
-                <w:szCs w:val="20"/>
-                <w:lang w:eastAsia="es-CL"/>
-              </w:rPr>
-            </w:pPr>
-          </w:p>
-          <w:p>
-            <w:pPr>
-              <w:jc w:val="both"/>
-              <w:rPr>
-                <w:rFonts w:ascii="Calibri" w:hAnsi="Calibri" w:cs="Arial"/>
-                <w:i/>
-                <w:color w:val="548DD4"/>
-                <w:sz w:val="18"/>
-                <w:szCs w:val="20"/>
-                <w:lang w:eastAsia="es-CL"/>
-              </w:rPr>
-            </w:pPr>
-            <w:r>
-              <w:rPr>
-                <w:rFonts w:ascii="Calibri" w:hAnsi="Calibri" w:cs="Arial"/>
-                <w:i/>
-                <w:color w:val="548DD4"/>
-                <w:sz w:val="18"/>
-                <w:szCs w:val="20"/>
-                <w:lang w:eastAsia="es-CL"/>
-              </w:rPr>
-              <w:t xml:space="preserve">Tipos de estado: </w:t>
-            </w:r>
-          </w:p>
-          <w:p>
-            <w:pPr>
-              <w:jc w:val="both"/>
+                <w:sz w:val="12"/>
+                <w:szCs w:val="14"/>
+                <w:lang w:eastAsia="es-CL"/>
+              </w:rPr>
+            </w:pPr>
+          </w:p>
+          <w:p>
+            <w:pPr>
+              <w:rPr>
+                <w:rFonts w:ascii="Calibri" w:hAnsi="Calibri" w:cs="Arial"/>
+                <w:i/>
+                <w:color w:val="548DD4"/>
+                <w:sz w:val="12"/>
+                <w:szCs w:val="14"/>
+                <w:lang w:eastAsia="es-CL"/>
+              </w:rPr>
+            </w:pPr>
+          </w:p>
+          <w:p>
+            <w:pPr>
               <w:rPr>
                 <w:rFonts w:ascii="Calibri" w:hAnsi="Calibri" w:cs="Arial"/>
                 <w:i/>
                 <w:color w:val="C00000"/>
-                <w:sz w:val="16"/>
-                <w:szCs w:val="20"/>
-                <w:lang w:eastAsia="es-CL"/>
-              </w:rPr>
-            </w:pPr>
-            <w:r>
-              <w:rPr>
-                <w:rFonts w:ascii="Calibri" w:hAnsi="Calibri" w:cs="Arial"/>
-                <w:i/>
-                <w:color w:val="548DD4"/>
-                <w:sz w:val="18"/>
-                <w:szCs w:val="20"/>
-                <w:lang w:eastAsia="es-CL"/>
-              </w:rPr>
-              <w:t>En curso/ Con retraso/ No iniciado/ Completado/ Ajustada</w:t>
-            </w:r>
-            <w:r>
+                <w:sz w:val="12"/>
+                <w:szCs w:val="14"/>
+                <w:lang w:eastAsia="es-CL"/>
+              </w:rPr>
+            </w:pPr>
+          </w:p>
+        </w:tc>
+        <w:tc>
+          <w:tcPr>
+            <w:tcW w:w="1706" w:type="dxa"/>
+          </w:tcPr>
+          <w:p>
+            <w:pPr>
+              <w:rPr>
+                <w:rFonts w:ascii="Calibri" w:hAnsi="Calibri" w:cs="Arial"/>
+                <w:i/>
+                <w:color w:val="548DD4"/>
+                <w:sz w:val="18"/>
+                <w:szCs w:val="20"/>
+                <w:lang w:eastAsia="es-CL"/>
+              </w:rPr>
+            </w:pPr>
+            <w:r>
+              <w:rPr>
+                <w:rFonts w:ascii="Calibri" w:hAnsi="Calibri" w:cs="Arial"/>
+                <w:i/>
+                <w:color w:val="548DD4"/>
+                <w:sz w:val="18"/>
+                <w:szCs w:val="20"/>
+                <w:lang w:eastAsia="es-CL"/>
+              </w:rPr>
+              <w:t>El modelo por empresa sí está. Borrado lógico, contrato de API e integración continua no se pidieron y no se hicieron.</w:t>
+            </w:r>
+          </w:p>
+        </w:tc>
+      </w:tr>
+      <w:tr>
+        <w:trPr>
+          <w:trHeight w:val="1131"/>
+        </w:trPr>
+        <w:tc>
+          <w:tcPr>
+            <w:tcW w:w="1271" w:type="dxa"/>
+          </w:tcPr>
+          <w:p>
+            <w:pPr>
+              <w:rPr>
+                <w:b/>
+                <w:sz w:val="18"/>
+                <w:szCs w:val="24"/>
+              </w:rPr>
+            </w:pPr>
+            <w:proofErr w:type="spellStart"/>
+            <w:r>
+              <w:rPr>
+                <w:rFonts w:ascii="Calibri" w:hAnsi="Calibri" w:cs="Arial"/>
+                <w:i/>
+                <w:color w:val="548DD4"/>
+                <w:sz w:val="18"/>
+                <w:szCs w:val="20"/>
+                <w:lang w:eastAsia="es-CL"/>
+              </w:rPr>
+              <w:lastRenderedPageBreak/>
+              <w:t>Comunicacion</w:t>
+            </w:r>
+            <w:proofErr w:type="spellEnd"/>
+          </w:p>
+        </w:tc>
+        <w:tc>
+          <w:tcPr>
+            <w:tcW w:w="1701" w:type="dxa"/>
+          </w:tcPr>
+          <w:p>
+            <w:pPr>
+              <w:rPr>
+                <w:rFonts w:ascii="Calibri" w:hAnsi="Calibri" w:cs="Arial"/>
+                <w:i/>
+                <w:color w:val="548DD4"/>
+                <w:sz w:val="18"/>
+                <w:szCs w:val="20"/>
+                <w:lang w:eastAsia="es-CL"/>
+              </w:rPr>
+            </w:pPr>
+            <w:r>
+              <w:rPr>
+                <w:rFonts w:ascii="Calibri" w:hAnsi="Calibri" w:cs="Arial"/>
+                <w:i/>
+                <w:color w:val="548DD4"/>
+                <w:sz w:val="18"/>
+                <w:szCs w:val="20"/>
+                <w:lang w:eastAsia="es-CL"/>
+              </w:rPr>
+              <w:t xml:space="preserve">Informe de avance y </w:t>
+            </w:r>
+            <w:proofErr w:type="spellStart"/>
+            <w:r>
+              <w:rPr>
+                <w:rFonts w:ascii="Calibri" w:hAnsi="Calibri" w:cs="Arial"/>
+                <w:i/>
+                <w:color w:val="548DD4"/>
+                <w:sz w:val="18"/>
+                <w:szCs w:val="20"/>
+                <w:lang w:eastAsia="es-CL"/>
+              </w:rPr>
+              <w:t>revision</w:t>
+            </w:r>
+            <w:proofErr w:type="spellEnd"/>
+            <w:r>
+              <w:rPr>
+                <w:rFonts w:ascii="Calibri" w:hAnsi="Calibri" w:cs="Arial"/>
+                <w:i/>
+                <w:color w:val="548DD4"/>
+                <w:sz w:val="18"/>
+                <w:szCs w:val="20"/>
+                <w:lang w:eastAsia="es-CL"/>
+              </w:rPr>
+              <w:t xml:space="preserve"> con el cliente</w:t>
+            </w:r>
+          </w:p>
+        </w:tc>
+        <w:tc>
+          <w:tcPr>
+            <w:tcW w:w="1559" w:type="dxa"/>
+          </w:tcPr>
+          <w:p>
+            <w:pPr>
+              <w:rPr>
+                <w:b/>
+                <w:sz w:val="18"/>
+                <w:szCs w:val="24"/>
+              </w:rPr>
+            </w:pPr>
+            <w:r>
+              <w:rPr>
+                <w:rFonts w:ascii="Calibri" w:hAnsi="Calibri" w:cs="Arial"/>
+                <w:i/>
+                <w:color w:val="548DD4"/>
+                <w:sz w:val="18"/>
+                <w:szCs w:val="20"/>
+                <w:lang w:eastAsia="es-CL"/>
+              </w:rPr>
+              <w:t>Esta guía y el tablero del APT</w:t>
+            </w:r>
+          </w:p>
+        </w:tc>
+        <w:tc>
+          <w:tcPr>
+            <w:tcW w:w="1560" w:type="dxa"/>
+          </w:tcPr>
+          <w:p>
+            <w:pPr>
+              <w:rPr>
+                <w:b/>
+                <w:sz w:val="18"/>
+                <w:szCs w:val="24"/>
+              </w:rPr>
+            </w:pPr>
+            <w:r>
+              <w:rPr>
+                <w:rFonts w:ascii="Calibri" w:hAnsi="Calibri" w:cs="Arial"/>
+                <w:i/>
+                <w:color w:val="548DD4"/>
+                <w:sz w:val="18"/>
+                <w:szCs w:val="20"/>
+                <w:lang w:eastAsia="es-CL"/>
+              </w:rPr>
+              <w:t>Corte 30/09/2026. La semana en curso cierra el 02/10</w:t>
+            </w:r>
+          </w:p>
+        </w:tc>
+        <w:tc>
+          <w:tcPr>
+            <w:tcW w:w="850" w:type="dxa"/>
+          </w:tcPr>
+          <w:p>
+            <w:pPr>
+              <w:rPr>
+                <w:rFonts w:ascii="Calibri" w:hAnsi="Calibri" w:cs="Arial"/>
+                <w:i/>
+                <w:color w:val="548DD4"/>
+                <w:sz w:val="18"/>
+                <w:szCs w:val="20"/>
+                <w:lang w:eastAsia="es-CL"/>
+              </w:rPr>
+            </w:pPr>
+            <w:r>
+              <w:rPr>
+                <w:rFonts w:ascii="Calibri" w:hAnsi="Calibri" w:cs="Arial"/>
+                <w:i/>
+                <w:color w:val="548DD4"/>
+                <w:sz w:val="18"/>
+                <w:szCs w:val="20"/>
+                <w:lang w:eastAsia="es-CL"/>
+              </w:rPr>
+              <w:t>Ambos</w:t>
+            </w:r>
+          </w:p>
+        </w:tc>
+        <w:tc>
+          <w:tcPr>
+            <w:tcW w:w="1985" w:type="dxa"/>
+          </w:tcPr>
+          <w:p>
+            <w:pPr>
+              <w:rPr>
+                <w:rFonts w:ascii="Calibri" w:hAnsi="Calibri" w:cs="Arial"/>
+                <w:i/>
+                <w:color w:val="548DD4"/>
+                <w:sz w:val="18"/>
+                <w:szCs w:val="20"/>
+                <w:lang w:eastAsia="es-CL"/>
+              </w:rPr>
+            </w:pPr>
+            <w:r>
+              <w:rPr>
+                <w:rFonts w:ascii="Calibri" w:hAnsi="Calibri" w:cs="Arial"/>
+                <w:i/>
+                <w:color w:val="548DD4"/>
+                <w:sz w:val="18"/>
+                <w:szCs w:val="20"/>
+                <w:lang w:eastAsia="es-CL"/>
+              </w:rPr>
+              <w:t>Esa semana todavía no está cerrada.</w:t>
+            </w:r>
+          </w:p>
+        </w:tc>
+        <w:tc>
+          <w:tcPr>
+            <w:tcW w:w="850" w:type="dxa"/>
+          </w:tcPr>
+          <w:p>
+            <w:pPr>
+              <w:rPr>
+                <w:rFonts w:ascii="Calibri" w:hAnsi="Calibri" w:cs="Arial"/>
+                <w:i/>
+                <w:color w:val="548DD4"/>
+                <w:sz w:val="12"/>
+                <w:szCs w:val="14"/>
+                <w:lang w:eastAsia="es-CL"/>
+              </w:rPr>
+            </w:pPr>
+            <w:r>
+              <w:rPr>
+                <w:rFonts w:ascii="Calibri" w:hAnsi="Calibri" w:cs="Arial"/>
+                <w:i/>
+                <w:color w:val="548DD4"/>
+                <w:sz w:val="12"/>
+                <w:szCs w:val="14"/>
+                <w:lang w:eastAsia="es-CL"/>
+              </w:rPr>
+              <w:t>En curso</w:t>
+            </w:r>
+          </w:p>
+          <w:p>
+            <w:pPr>
               <w:rPr>
                 <w:rFonts w:ascii="Calibri" w:hAnsi="Calibri" w:cs="Arial"/>
                 <w:i/>
                 <w:color w:val="C00000"/>
-                <w:sz w:val="16"/>
-                <w:szCs w:val="20"/>
-                <w:lang w:eastAsia="es-CL"/>
-              </w:rPr>
-              <w:t xml:space="preserve"> </w:t>
-            </w:r>
-          </w:p>
-        </w:tc>
-        <w:tc>
-          <w:tcPr>
-            <w:tcW w:w="850" w:type="dxa"/>
-          </w:tcPr>
-          <w:p>
-            <w:pPr>
-              <w:jc w:val="both"/>
-              <w:rPr>
-                <w:rFonts w:ascii="Calibri" w:hAnsi="Calibri" w:cs="Arial"/>
-                <w:i/>
-                <w:color w:val="548DD4"/>
-                <w:sz w:val="18"/>
-                <w:szCs w:val="20"/>
-                <w:lang w:eastAsia="es-CL"/>
-              </w:rPr>
-            </w:pPr>
-            <w:r>
-              <w:rPr>
-                <w:rFonts w:ascii="Calibri" w:hAnsi="Calibri" w:cs="Arial"/>
-                <w:i/>
-                <w:color w:val="548DD4"/>
-                <w:sz w:val="18"/>
-                <w:szCs w:val="20"/>
-                <w:lang w:eastAsia="es-CL"/>
-              </w:rPr>
-              <w:t>S</w:t>
-            </w:r>
-            <w:r>
-              <w:rPr>
-                <w:rFonts w:ascii="Calibri" w:hAnsi="Calibri" w:cs="Arial"/>
-                <w:i/>
-                <w:color w:val="548DD4"/>
-                <w:sz w:val="18"/>
-                <w:szCs w:val="20"/>
-                <w:lang w:eastAsia="es-CL"/>
-              </w:rPr>
-              <w:t>e</w:t>
-            </w:r>
-            <w:r>
-              <w:rPr>
-                <w:rFonts w:ascii="Calibri" w:hAnsi="Calibri" w:cs="Arial"/>
-                <w:i/>
-                <w:color w:val="548DD4"/>
-                <w:sz w:val="18"/>
-                <w:szCs w:val="20"/>
-                <w:lang w:eastAsia="es-CL"/>
-              </w:rPr>
-              <w:t xml:space="preserve">ñala los ajustes o reformulaciones </w:t>
-            </w:r>
-            <w:r>
-              <w:rPr>
-                <w:rFonts w:ascii="Calibri" w:hAnsi="Calibri" w:cs="Arial"/>
-                <w:i/>
-                <w:color w:val="548DD4"/>
-                <w:sz w:val="18"/>
-                <w:szCs w:val="20"/>
-                <w:lang w:eastAsia="es-CL"/>
-              </w:rPr>
-              <w:t>que has realiza</w:t>
-            </w:r>
-            <w:r>
-              <w:rPr>
-                <w:rFonts w:ascii="Calibri" w:hAnsi="Calibri" w:cs="Arial"/>
-                <w:i/>
-                <w:color w:val="548DD4"/>
-                <w:sz w:val="18"/>
-                <w:szCs w:val="20"/>
-                <w:lang w:eastAsia="es-CL"/>
-              </w:rPr>
-              <w:t xml:space="preserve">do. </w:t>
+                <w:sz w:val="12"/>
+                <w:szCs w:val="14"/>
+                <w:lang w:eastAsia="es-CL"/>
+              </w:rPr>
+            </w:pPr>
+          </w:p>
+          <w:p>
+            <w:pPr>
+              <w:rPr>
+                <w:rFonts w:ascii="Calibri" w:hAnsi="Calibri" w:cs="Arial"/>
+                <w:i/>
+                <w:color w:val="548DD4"/>
+                <w:sz w:val="12"/>
+                <w:szCs w:val="14"/>
+                <w:lang w:eastAsia="es-CL"/>
+              </w:rPr>
+            </w:pPr>
+          </w:p>
+          <w:p>
+            <w:pPr>
+              <w:rPr>
+                <w:rFonts w:ascii="Calibri" w:hAnsi="Calibri" w:cs="Arial"/>
+                <w:i/>
+                <w:color w:val="C00000"/>
+                <w:sz w:val="12"/>
+                <w:szCs w:val="14"/>
+                <w:lang w:eastAsia="es-CL"/>
+              </w:rPr>
+            </w:pPr>
+          </w:p>
+        </w:tc>
+        <w:tc>
+          <w:tcPr>
+            <w:tcW w:w="1706" w:type="dxa"/>
+          </w:tcPr>
+          <w:p>
+            <w:pPr>
+              <w:rPr>
+                <w:rFonts w:ascii="Calibri" w:hAnsi="Calibri" w:cs="Arial"/>
+                <w:i/>
+                <w:color w:val="548DD4"/>
+                <w:sz w:val="18"/>
+                <w:szCs w:val="20"/>
+                <w:lang w:eastAsia="es-CL"/>
+              </w:rPr>
+            </w:pPr>
+            <w:r>
+              <w:rPr>
+                <w:rFonts w:ascii="Calibri" w:hAnsi="Calibri" w:cs="Arial"/>
+                <w:i/>
+                <w:color w:val="548DD4"/>
+                <w:sz w:val="18"/>
+                <w:szCs w:val="20"/>
+                <w:lang w:eastAsia="es-CL"/>
+              </w:rPr>
+              <w:t>El informe de Fase 3 no se adelanta. Este documento es el avance.</w:t>
             </w:r>
           </w:p>
         </w:tc>
@@ -2503,141 +3874,205 @@
           </w:tcPr>
           <w:p>
             <w:pPr>
-              <w:jc w:val="both"/>
-              <w:rPr>
-                <w:rFonts w:ascii="Calibri" w:hAnsi="Calibri" w:cs="Arial"/>
-                <w:i/>
-                <w:iCs/>
-                <w:color w:val="548DD4"/>
-                <w:sz w:val="20"/>
-                <w:szCs w:val="20"/>
-                <w:lang w:eastAsia="es-CL"/>
-              </w:rPr>
-            </w:pPr>
-            <w:r>
-              <w:rPr>
-                <w:rFonts w:ascii="Calibri" w:hAnsi="Calibri"/>
-                <w:color w:val="1F3864" w:themeColor="accent1" w:themeShade="80"/>
-              </w:rPr>
-              <w:t>Factores que han f</w:t>
-            </w:r>
-            <w:r>
-              <w:rPr>
-                <w:rFonts w:ascii="Calibri" w:hAnsi="Calibri"/>
-                <w:color w:val="1F3864" w:themeColor="accent1" w:themeShade="80"/>
-              </w:rPr>
-              <w:t>acilita</w:t>
-            </w:r>
-            <w:r>
-              <w:rPr>
-                <w:rFonts w:ascii="Calibri" w:hAnsi="Calibri"/>
-                <w:color w:val="1F3864" w:themeColor="accent1" w:themeShade="80"/>
-              </w:rPr>
-              <w:t>do y/o</w:t>
-            </w:r>
-            <w:r>
-              <w:rPr>
-                <w:rFonts w:ascii="Calibri" w:hAnsi="Calibri"/>
-                <w:color w:val="1F3864" w:themeColor="accent1" w:themeShade="80"/>
-              </w:rPr>
-              <w:t xml:space="preserve"> </w:t>
-            </w:r>
-            <w:r>
-              <w:rPr>
-                <w:rFonts w:ascii="Calibri" w:hAnsi="Calibri"/>
-                <w:color w:val="1F3864" w:themeColor="accent1" w:themeShade="80"/>
-              </w:rPr>
-              <w:t>dificultado el desarrollo de mi plan de trabajo</w:t>
-            </w:r>
-            <w:r>
-              <w:rPr>
-                <w:rFonts w:ascii="Calibri" w:hAnsi="Calibri" w:cs="Arial"/>
-                <w:color w:val="548DD4"/>
-                <w:sz w:val="20"/>
-                <w:szCs w:val="20"/>
-                <w:lang w:eastAsia="es-CL"/>
-              </w:rPr>
-              <w:t xml:space="preserve">: </w:t>
-            </w:r>
-            <w:r>
-              <w:rPr>
-                <w:rFonts w:ascii="Calibri" w:hAnsi="Calibri" w:cs="Arial"/>
-                <w:i/>
-                <w:iCs/>
-                <w:color w:val="548DD4"/>
-                <w:sz w:val="20"/>
-                <w:szCs w:val="20"/>
-                <w:lang w:eastAsia="es-CL"/>
-              </w:rPr>
-              <w:t>Describe los factores que han facilitado y</w:t>
-            </w:r>
-            <w:r>
-              <w:rPr>
-                <w:rFonts w:ascii="Calibri" w:hAnsi="Calibri" w:cs="Arial"/>
-                <w:i/>
-                <w:iCs/>
-                <w:color w:val="548DD4"/>
-                <w:sz w:val="20"/>
-                <w:szCs w:val="20"/>
-                <w:lang w:eastAsia="es-CL"/>
-              </w:rPr>
-              <w:t>/o</w:t>
-            </w:r>
-            <w:r>
-              <w:rPr>
-                <w:rFonts w:ascii="Calibri" w:hAnsi="Calibri" w:cs="Arial"/>
-                <w:i/>
-                <w:iCs/>
-                <w:color w:val="548DD4"/>
-                <w:sz w:val="20"/>
-                <w:szCs w:val="20"/>
-                <w:lang w:eastAsia="es-CL"/>
-              </w:rPr>
-              <w:t xml:space="preserve"> dificultado el desarrollo de tu Proyecto APT hasta ahora. En el caso de las dificultades</w:t>
-            </w:r>
-            <w:r>
-              <w:rPr>
-                <w:rFonts w:ascii="Calibri" w:hAnsi="Calibri" w:cs="Arial"/>
-                <w:i/>
-                <w:iCs/>
-                <w:color w:val="548DD4"/>
-                <w:sz w:val="20"/>
-                <w:szCs w:val="20"/>
-                <w:lang w:eastAsia="es-CL"/>
-              </w:rPr>
-              <w:t xml:space="preserve"> debes describir</w:t>
-            </w:r>
-            <w:r>
-              <w:rPr>
-                <w:rFonts w:ascii="Calibri" w:hAnsi="Calibri" w:cs="Arial"/>
-                <w:i/>
-                <w:iCs/>
-                <w:color w:val="548DD4"/>
-                <w:sz w:val="20"/>
-                <w:szCs w:val="20"/>
-                <w:lang w:eastAsia="es-CL"/>
-              </w:rPr>
-              <w:t xml:space="preserve"> qué acciones tomaste y/o tomarás para </w:t>
-            </w:r>
-            <w:r>
-              <w:rPr>
-                <w:rFonts w:ascii="Calibri" w:hAnsi="Calibri" w:cs="Arial"/>
-                <w:i/>
-                <w:iCs/>
-                <w:color w:val="548DD4"/>
-                <w:sz w:val="20"/>
-                <w:szCs w:val="20"/>
-                <w:lang w:eastAsia="es-CL"/>
-              </w:rPr>
-              <w:t xml:space="preserve">solucionarlas. </w:t>
-            </w:r>
-            <w:r>
-              <w:rPr>
-                <w:rFonts w:ascii="Calibri" w:hAnsi="Calibri"/>
-                <w:b/>
-                <w:color w:val="1F3864" w:themeColor="accent1" w:themeShade="80"/>
-              </w:rPr>
-              <w:t xml:space="preserve"> </w:t>
+              <w:rPr>
+                <w:rFonts w:ascii="Calibri" w:hAnsi="Calibri" w:cs="Arial"/>
+                <w:i/>
+                <w:color w:val="548DD4"/>
+                <w:sz w:val="20"/>
+                <w:szCs w:val="20"/>
+                <w:lang w:eastAsia="es-CL"/>
+              </w:rPr>
+            </w:pPr>
+            <w:r>
+              <w:rPr>
+                <w:rFonts w:ascii="Calibri" w:hAnsi="Calibri" w:cs="Arial"/>
+                <w:i/>
+                <w:color w:val="548DD4"/>
+                <w:sz w:val="20"/>
+                <w:szCs w:val="20"/>
+                <w:lang w:eastAsia="es-CL"/>
+              </w:rPr>
+              <w:t>Factores que facilitaron el plan:</w:t>
+            </w:r>
+            <w:r>
+              <w:rPr>
+                <w:rFonts w:ascii="Calibri" w:hAnsi="Calibri" w:cs="Arial"/>
+                <w:i/>
+                <w:color w:val="548DD4"/>
+                <w:sz w:val="20"/>
+                <w:szCs w:val="20"/>
+                <w:lang w:eastAsia="es-CL"/>
+              </w:rPr>
+              <w:br/>
+              <w:t xml:space="preserve">El cliente trabaja con nosotros desde julio. El sistema que usan hoy ya estaba recorrido cuando avanzamos la construcción. El </w:t>
+            </w:r>
+            <w:proofErr w:type="spellStart"/>
+            <w:r>
+              <w:rPr>
+                <w:rFonts w:ascii="Calibri" w:hAnsi="Calibri" w:cs="Arial"/>
+                <w:i/>
+                <w:color w:val="548DD4"/>
+                <w:sz w:val="20"/>
+                <w:szCs w:val="20"/>
+                <w:lang w:eastAsia="es-CL"/>
+              </w:rPr>
+              <w:t>stack</w:t>
+            </w:r>
+            <w:proofErr w:type="spellEnd"/>
+            <w:r>
+              <w:rPr>
+                <w:rFonts w:ascii="Calibri" w:hAnsi="Calibri" w:cs="Arial"/>
+                <w:i/>
+                <w:color w:val="548DD4"/>
+                <w:sz w:val="20"/>
+                <w:szCs w:val="20"/>
+                <w:lang w:eastAsia="es-CL"/>
+              </w:rPr>
+              <w:t xml:space="preserve"> (</w:t>
+            </w:r>
+            <w:proofErr w:type="spellStart"/>
+            <w:r>
+              <w:rPr>
+                <w:rFonts w:ascii="Calibri" w:hAnsi="Calibri" w:cs="Arial"/>
+                <w:i/>
+                <w:color w:val="548DD4"/>
+                <w:sz w:val="20"/>
+                <w:szCs w:val="20"/>
+                <w:lang w:eastAsia="es-CL"/>
+              </w:rPr>
+              <w:t>NestJS</w:t>
+            </w:r>
+            <w:proofErr w:type="spellEnd"/>
+            <w:r>
+              <w:rPr>
+                <w:rFonts w:ascii="Calibri" w:hAnsi="Calibri" w:cs="Arial"/>
+                <w:i/>
+                <w:color w:val="548DD4"/>
+                <w:sz w:val="20"/>
+                <w:szCs w:val="20"/>
+                <w:lang w:eastAsia="es-CL"/>
+              </w:rPr>
+              <w:t xml:space="preserve">, </w:t>
+            </w:r>
+            <w:proofErr w:type="spellStart"/>
+            <w:r>
+              <w:rPr>
+                <w:rFonts w:ascii="Calibri" w:hAnsi="Calibri" w:cs="Arial"/>
+                <w:i/>
+                <w:color w:val="548DD4"/>
+                <w:sz w:val="20"/>
+                <w:szCs w:val="20"/>
+                <w:lang w:eastAsia="es-CL"/>
+              </w:rPr>
+              <w:t>React</w:t>
+            </w:r>
+            <w:proofErr w:type="spellEnd"/>
+            <w:r>
+              <w:rPr>
+                <w:rFonts w:ascii="Calibri" w:hAnsi="Calibri" w:cs="Arial"/>
+                <w:i/>
+                <w:color w:val="548DD4"/>
+                <w:sz w:val="20"/>
+                <w:szCs w:val="20"/>
+                <w:lang w:eastAsia="es-CL"/>
+              </w:rPr>
+              <w:t>, PostgreSQL) lo conocíamos, y el código ya corría en local.</w:t>
+            </w:r>
+            <w:r>
+              <w:rPr>
+                <w:rFonts w:ascii="Calibri" w:hAnsi="Calibri" w:cs="Arial"/>
+                <w:i/>
+                <w:color w:val="548DD4"/>
+                <w:sz w:val="20"/>
+                <w:szCs w:val="20"/>
+                <w:lang w:eastAsia="es-CL"/>
+              </w:rPr>
+              <w:br/>
+              <w:t>Factores que dificultaron, y que hicimos:</w:t>
+            </w:r>
+            <w:r>
+              <w:rPr>
+                <w:rFonts w:ascii="Calibri" w:hAnsi="Calibri" w:cs="Arial"/>
+                <w:i/>
+                <w:color w:val="548DD4"/>
+                <w:sz w:val="20"/>
+                <w:szCs w:val="20"/>
+                <w:lang w:eastAsia="es-CL"/>
+              </w:rPr>
+              <w:br/>
+              <w:t xml:space="preserve">El facturador electrónico no respondió a tiempo. El cliente dejó abierta la opción de postergar el cambio a la temporada siguiente, porque en septiembre se renueva el contrato con el proveedor actual. No esperamos esa fecha: el ERP dejó de llamar al </w:t>
+            </w:r>
+            <w:proofErr w:type="spellStart"/>
+            <w:r>
+              <w:rPr>
+                <w:rFonts w:ascii="Calibri" w:hAnsi="Calibri" w:cs="Arial"/>
+                <w:i/>
+                <w:color w:val="548DD4"/>
+                <w:sz w:val="20"/>
+                <w:szCs w:val="20"/>
+                <w:lang w:eastAsia="es-CL"/>
+              </w:rPr>
+              <w:t>partner</w:t>
+            </w:r>
+            <w:proofErr w:type="spellEnd"/>
+            <w:r>
+              <w:rPr>
+                <w:rFonts w:ascii="Calibri" w:hAnsi="Calibri" w:cs="Arial"/>
+                <w:i/>
+                <w:color w:val="548DD4"/>
+                <w:sz w:val="20"/>
+                <w:szCs w:val="20"/>
+                <w:lang w:eastAsia="es-CL"/>
+              </w:rPr>
+              <w:t xml:space="preserve"> directo y apareció un proyecto intermediario, </w:t>
+            </w:r>
+            <w:proofErr w:type="spellStart"/>
+            <w:r>
+              <w:rPr>
+                <w:rFonts w:ascii="Calibri" w:hAnsi="Calibri" w:cs="Arial"/>
+                <w:i/>
+                <w:color w:val="548DD4"/>
+                <w:sz w:val="20"/>
+                <w:szCs w:val="20"/>
+                <w:lang w:eastAsia="es-CL"/>
+              </w:rPr>
+              <w:t>billing-gateway</w:t>
+            </w:r>
+            <w:proofErr w:type="spellEnd"/>
+            <w:r>
+              <w:rPr>
+                <w:rFonts w:ascii="Calibri" w:hAnsi="Calibri" w:cs="Arial"/>
+                <w:i/>
+                <w:color w:val="548DD4"/>
+                <w:sz w:val="20"/>
+                <w:szCs w:val="20"/>
+                <w:lang w:eastAsia="es-CL"/>
+              </w:rPr>
+              <w:t>.</w:t>
+            </w:r>
+            <w:r>
+              <w:rPr>
+                <w:rFonts w:ascii="Calibri" w:hAnsi="Calibri" w:cs="Arial"/>
+                <w:i/>
+                <w:color w:val="548DD4"/>
+                <w:sz w:val="20"/>
+                <w:szCs w:val="20"/>
+                <w:lang w:eastAsia="es-CL"/>
+              </w:rPr>
+              <w:br/>
+              <w:t>La carta Gantt no calza con el calendario real. Si la seguíamos al pie, en septiembre todavía estaríamos en bocetos. Las demos de agosto y septiembre ya eran del sistema. Dejamos el plan escrito y las evidencias de sprint cuentan lo que pasó.</w:t>
+            </w:r>
+            <w:r>
+              <w:rPr>
+                <w:rFonts w:ascii="Calibri" w:hAnsi="Calibri" w:cs="Arial"/>
+                <w:i/>
+                <w:color w:val="548DD4"/>
+                <w:sz w:val="20"/>
+                <w:szCs w:val="20"/>
+                <w:lang w:eastAsia="es-CL"/>
+              </w:rPr>
+              <w:br/>
+              <w:t>Presupuestos de seguimiento y reportes ejecutivos no se cerraron. El cliente ya mira desviaciones en otra herramienta y pidió dejar los reportes para más adelante. Lo que si pidió en tesorería es un saldo por banco en la cartola, no el reporte ejecutivo de la carta. La auditoría de largo plazo tampoco: hay que preguntarle al cliente que espera de ese módulo. Lo que hay hoy es un registro de cambios de contratistas.</w:t>
             </w:r>
           </w:p>
           <w:p>
@@ -2738,136 +4173,192 @@
           </w:tcPr>
           <w:p>
             <w:pPr>
-              <w:jc w:val="both"/>
-              <w:rPr>
-                <w:rFonts w:ascii="Calibri" w:hAnsi="Calibri" w:cs="Arial"/>
-                <w:i/>
-                <w:color w:val="548DD4"/>
-                <w:sz w:val="20"/>
-                <w:szCs w:val="20"/>
-                <w:lang w:eastAsia="es-CL"/>
-              </w:rPr>
-            </w:pPr>
-            <w:r>
-              <w:rPr>
-                <w:rFonts w:ascii="Calibri" w:hAnsi="Calibri"/>
-                <w:color w:val="1F3864" w:themeColor="accent1" w:themeShade="80"/>
+              <w:rPr>
+                <w:rFonts w:ascii="Calibri" w:hAnsi="Calibri" w:cs="Arial"/>
+                <w:i/>
+                <w:color w:val="548DD4"/>
+                <w:sz w:val="20"/>
+                <w:szCs w:val="20"/>
+                <w:lang w:eastAsia="es-CL"/>
+              </w:rPr>
+            </w:pPr>
+            <w:r>
+              <w:rPr>
+                <w:rFonts w:ascii="Calibri" w:hAnsi="Calibri" w:cs="Arial"/>
+                <w:i/>
+                <w:color w:val="548DD4"/>
+                <w:sz w:val="20"/>
+                <w:szCs w:val="20"/>
+                <w:lang w:eastAsia="es-CL"/>
+              </w:rPr>
+              <w:t>Ajustes, con el motivo:</w:t>
+            </w:r>
+            <w:r>
+              <w:rPr>
+                <w:rFonts w:ascii="Calibri" w:hAnsi="Calibri" w:cs="Arial"/>
+                <w:i/>
+                <w:color w:val="548DD4"/>
+                <w:sz w:val="20"/>
+                <w:szCs w:val="20"/>
+                <w:lang w:eastAsia="es-CL"/>
+              </w:rPr>
+              <w:br/>
+              <w:t>1. Construcción adelantada. La carta la ponía desde el 21/09. El código y la primera demo al cliente ya estaban en julio. No eliminamos la carta: la usamos como mapa de entregas.</w:t>
+            </w:r>
+            <w:r>
+              <w:rPr>
+                <w:rFonts w:ascii="Calibri" w:hAnsi="Calibri" w:cs="Arial"/>
+                <w:i/>
+                <w:color w:val="548DD4"/>
+                <w:sz w:val="20"/>
+                <w:szCs w:val="20"/>
+                <w:lang w:eastAsia="es-CL"/>
+              </w:rPr>
+              <w:br/>
+              <w:t xml:space="preserve">2. Aprobación solo en compras. En la orden de venta no hay bandeja. La venta se guarda y queda confirmada. La </w:t>
+            </w:r>
+            <w:proofErr w:type="spellStart"/>
+            <w:r>
+              <w:rPr>
+                <w:rFonts w:ascii="Calibri" w:hAnsi="Calibri" w:cs="Arial"/>
+                <w:i/>
+                <w:color w:val="548DD4"/>
+                <w:sz w:val="20"/>
+                <w:szCs w:val="20"/>
+                <w:lang w:eastAsia="es-CL"/>
+              </w:rPr>
+              <w:t>cotizacion</w:t>
+            </w:r>
+            <w:proofErr w:type="spellEnd"/>
+            <w:r>
+              <w:rPr>
+                <w:rFonts w:ascii="Calibri" w:hAnsi="Calibri" w:cs="Arial"/>
+                <w:i/>
+                <w:color w:val="548DD4"/>
+                <w:sz w:val="20"/>
+                <w:szCs w:val="20"/>
+                <w:lang w:eastAsia="es-CL"/>
+              </w:rPr>
+              <w:t xml:space="preserve"> de compras no es un mantenedor aparte: el documento de arranque es la orden de compra, y la </w:t>
+            </w:r>
+            <w:proofErr w:type="spellStart"/>
+            <w:r>
+              <w:rPr>
+                <w:rFonts w:ascii="Calibri" w:hAnsi="Calibri" w:cs="Arial"/>
+                <w:i/>
+                <w:color w:val="548DD4"/>
+                <w:sz w:val="20"/>
+                <w:szCs w:val="20"/>
+                <w:lang w:eastAsia="es-CL"/>
+              </w:rPr>
+              <w:t>cotizacion</w:t>
+            </w:r>
+            <w:proofErr w:type="spellEnd"/>
+            <w:r>
+              <w:rPr>
+                <w:rFonts w:ascii="Calibri" w:hAnsi="Calibri" w:cs="Arial"/>
+                <w:i/>
+                <w:color w:val="548DD4"/>
+                <w:sz w:val="20"/>
+                <w:szCs w:val="20"/>
+                <w:lang w:eastAsia="es-CL"/>
+              </w:rPr>
+              <w:t xml:space="preserve"> queda como referencia.</w:t>
+            </w:r>
+            <w:r>
+              <w:rPr>
+                <w:rFonts w:ascii="Calibri" w:hAnsi="Calibri" w:cs="Arial"/>
+                <w:i/>
+                <w:color w:val="548DD4"/>
+                <w:sz w:val="20"/>
+                <w:szCs w:val="20"/>
+                <w:lang w:eastAsia="es-CL"/>
+              </w:rPr>
+              <w:br/>
+              <w:t xml:space="preserve">3. </w:t>
+            </w:r>
+            <w:proofErr w:type="spellStart"/>
+            <w:r>
+              <w:rPr>
+                <w:rFonts w:ascii="Calibri" w:hAnsi="Calibri" w:cs="Arial"/>
+                <w:i/>
+                <w:color w:val="548DD4"/>
+                <w:sz w:val="20"/>
+                <w:szCs w:val="20"/>
+                <w:lang w:eastAsia="es-CL"/>
+              </w:rPr>
+              <w:t>Facturacion</w:t>
+            </w:r>
+            <w:proofErr w:type="spellEnd"/>
+            <w:r>
+              <w:rPr>
+                <w:rFonts w:ascii="Calibri" w:hAnsi="Calibri" w:cs="Arial"/>
+                <w:i/>
+                <w:color w:val="548DD4"/>
+                <w:sz w:val="20"/>
+                <w:szCs w:val="20"/>
+                <w:lang w:eastAsia="es-CL"/>
+              </w:rPr>
+              <w:t xml:space="preserve"> electrónica fuera del ERP. El intermediario queda entre el ERP y el facturador. No estaba en la barra de la carta de esa semana de agosto.</w:t>
+            </w:r>
+            <w:r>
+              <w:rPr>
+                <w:rFonts w:ascii="Calibri" w:hAnsi="Calibri" w:cs="Arial"/>
+                <w:i/>
+                <w:color w:val="548DD4"/>
+                <w:sz w:val="20"/>
+                <w:szCs w:val="20"/>
+                <w:lang w:eastAsia="es-CL"/>
+              </w:rPr>
+              <w:br/>
+              <w:t xml:space="preserve">4. Presentación de mockups. La carta la fijaba a mediados de septiembre. Las pantallas se mostraron en julio. Esa fecha de la carta no se </w:t>
+            </w:r>
+            <w:proofErr w:type="spellStart"/>
+            <w:r>
+              <w:rPr>
+                <w:rFonts w:ascii="Calibri" w:hAnsi="Calibri" w:cs="Arial"/>
+                <w:i/>
+                <w:color w:val="548DD4"/>
+                <w:sz w:val="20"/>
+                <w:szCs w:val="20"/>
+                <w:lang w:eastAsia="es-CL"/>
+              </w:rPr>
+              <w:t>repitio</w:t>
+            </w:r>
+            <w:proofErr w:type="spellEnd"/>
+            <w:r>
+              <w:rPr>
+                <w:rFonts w:ascii="Calibri" w:hAnsi="Calibri" w:cs="Arial"/>
+                <w:i/>
+                <w:color w:val="548DD4"/>
+                <w:sz w:val="20"/>
+                <w:szCs w:val="20"/>
+                <w:lang w:eastAsia="es-CL"/>
+              </w:rPr>
+              <w:t xml:space="preserve"> y no hay acta firmada. Por eso ese hito sigue abierto, y la presentación de julio queda como hecha.</w:t>
+            </w:r>
+            <w:r>
+              <w:rPr>
+                <w:rFonts w:ascii="Calibri" w:hAnsi="Calibri" w:cs="Arial"/>
+                <w:i/>
+                <w:color w:val="548DD4"/>
+                <w:sz w:val="20"/>
+                <w:szCs w:val="20"/>
+                <w:lang w:eastAsia="es-CL"/>
+              </w:rPr>
+              <w:br/>
+            </w:r>
+            <w:r>
+              <w:rPr>
+                <w:rFonts w:ascii="Calibri" w:hAnsi="Calibri" w:cs="Arial"/>
+                <w:i/>
+                <w:color w:val="548DD4"/>
+                <w:sz w:val="20"/>
+                <w:szCs w:val="20"/>
+                <w:lang w:eastAsia="es-CL"/>
               </w:rPr>
               <w:lastRenderedPageBreak/>
-              <w:t xml:space="preserve">Actividades ajustadas o eliminadas: </w:t>
-            </w:r>
-            <w:r>
-              <w:rPr>
-                <w:rFonts w:ascii="Calibri" w:hAnsi="Calibri" w:cs="Arial"/>
-                <w:i/>
-                <w:color w:val="548DD4"/>
-                <w:sz w:val="20"/>
-                <w:szCs w:val="20"/>
-                <w:lang w:eastAsia="es-CL"/>
-              </w:rPr>
-              <w:t>Señalar los ajustes</w:t>
-            </w:r>
-            <w:r>
-              <w:rPr>
-                <w:rFonts w:ascii="Calibri" w:hAnsi="Calibri" w:cs="Arial"/>
-                <w:i/>
-                <w:color w:val="548DD4"/>
-                <w:sz w:val="20"/>
-                <w:szCs w:val="20"/>
-                <w:lang w:eastAsia="es-CL"/>
-              </w:rPr>
-              <w:t xml:space="preserve"> que realizaste a tu plan de trabajo o </w:t>
-            </w:r>
-            <w:r>
-              <w:rPr>
-                <w:rFonts w:ascii="Calibri" w:hAnsi="Calibri" w:cs="Arial"/>
-                <w:i/>
-                <w:color w:val="548DD4"/>
-                <w:sz w:val="20"/>
-                <w:szCs w:val="20"/>
-                <w:lang w:eastAsia="es-CL"/>
-              </w:rPr>
-              <w:t>actividades que</w:t>
-            </w:r>
-            <w:r>
-              <w:rPr>
-                <w:rFonts w:ascii="Calibri" w:hAnsi="Calibri" w:cs="Arial"/>
-                <w:i/>
-                <w:color w:val="548DD4"/>
-                <w:sz w:val="20"/>
-                <w:szCs w:val="20"/>
-                <w:lang w:eastAsia="es-CL"/>
-              </w:rPr>
-              <w:t xml:space="preserve"> eliminaste</w:t>
-            </w:r>
-            <w:r>
-              <w:rPr>
-                <w:rFonts w:ascii="Calibri" w:hAnsi="Calibri" w:cs="Arial"/>
-                <w:i/>
-                <w:color w:val="548DD4"/>
-                <w:sz w:val="20"/>
-                <w:szCs w:val="20"/>
-                <w:lang w:eastAsia="es-CL"/>
-              </w:rPr>
-              <w:t xml:space="preserve"> y</w:t>
-            </w:r>
-            <w:r>
-              <w:rPr>
-                <w:rFonts w:ascii="Calibri" w:hAnsi="Calibri" w:cs="Arial"/>
-                <w:i/>
-                <w:color w:val="548DD4"/>
-                <w:sz w:val="20"/>
-                <w:szCs w:val="20"/>
-                <w:lang w:eastAsia="es-CL"/>
-              </w:rPr>
-              <w:t>,</w:t>
-            </w:r>
-            <w:r>
-              <w:rPr>
-                <w:rFonts w:ascii="Calibri" w:hAnsi="Calibri" w:cs="Arial"/>
-                <w:i/>
-                <w:color w:val="548DD4"/>
-                <w:sz w:val="20"/>
-                <w:szCs w:val="20"/>
-                <w:lang w:eastAsia="es-CL"/>
-              </w:rPr>
-              <w:t xml:space="preserve"> justifica por</w:t>
-            </w:r>
-            <w:r>
-              <w:rPr>
-                <w:rFonts w:ascii="Calibri" w:hAnsi="Calibri" w:cs="Arial"/>
-                <w:i/>
-                <w:color w:val="548DD4"/>
-                <w:sz w:val="20"/>
-                <w:szCs w:val="20"/>
-                <w:lang w:eastAsia="es-CL"/>
-              </w:rPr>
-              <w:t xml:space="preserve"> </w:t>
-            </w:r>
-            <w:r>
-              <w:rPr>
-                <w:rFonts w:ascii="Calibri" w:hAnsi="Calibri" w:cs="Arial"/>
-                <w:i/>
-                <w:color w:val="548DD4"/>
-                <w:sz w:val="20"/>
-                <w:szCs w:val="20"/>
-                <w:lang w:eastAsia="es-CL"/>
-              </w:rPr>
-              <w:t xml:space="preserve">qué lo hiciste. </w:t>
-            </w:r>
-            <w:r>
-              <w:t xml:space="preserve"> </w:t>
-            </w:r>
-            <w:r>
-              <w:rPr>
-                <w:rFonts w:ascii="Calibri" w:hAnsi="Calibri" w:cs="Arial"/>
-                <w:i/>
-                <w:color w:val="548DD4"/>
-                <w:sz w:val="20"/>
-                <w:szCs w:val="20"/>
-                <w:lang w:eastAsia="es-CL"/>
-              </w:rPr>
-              <w:t>En el caso de que tu plan de trabajo no haya requerido ni requiera ajustes, justifica esta decisión a partir de los facilitadores que te han permitido desarrollarlo como fue planeado.</w:t>
+              <w:t>No eliminamos actividades del objetivo. Lo que quedó fuera del semestre ya estaba dicho en la 1.5: el ERP completo y la factura de exportación.</w:t>
             </w:r>
           </w:p>
           <w:p>
@@ -3021,181 +4512,109 @@
           </w:tcPr>
           <w:p>
             <w:pPr>
-              <w:jc w:val="both"/>
-              <w:rPr>
-                <w:rFonts w:ascii="Calibri" w:hAnsi="Calibri" w:cs="Arial"/>
-                <w:i/>
-                <w:color w:val="548DD4"/>
-                <w:sz w:val="20"/>
-                <w:szCs w:val="20"/>
-                <w:lang w:eastAsia="es-CL"/>
-              </w:rPr>
-            </w:pPr>
-            <w:r>
-              <w:rPr>
-                <w:rFonts w:ascii="Calibri" w:hAnsi="Calibri"/>
-                <w:color w:val="1F3864" w:themeColor="accent1" w:themeShade="80"/>
-              </w:rPr>
-              <w:t>Actividades que no has iniciado o están retrasadas:</w:t>
-            </w:r>
-            <w:r>
-              <w:rPr>
-                <w:rFonts w:ascii="Calibri" w:hAnsi="Calibri" w:cs="Arial"/>
-                <w:i/>
-                <w:color w:val="548DD4"/>
-                <w:sz w:val="20"/>
-                <w:szCs w:val="20"/>
-                <w:lang w:eastAsia="es-CL"/>
-              </w:rPr>
-              <w:t xml:space="preserve"> </w:t>
-            </w:r>
-            <w:r>
-              <w:rPr>
-                <w:rFonts w:ascii="Calibri" w:hAnsi="Calibri" w:cs="Arial"/>
-                <w:i/>
-                <w:color w:val="548DD4"/>
-                <w:sz w:val="20"/>
-                <w:szCs w:val="20"/>
-                <w:lang w:eastAsia="es-CL"/>
-              </w:rPr>
-              <w:t>En caso</w:t>
-            </w:r>
-            <w:r>
-              <w:rPr>
-                <w:rFonts w:ascii="Calibri" w:hAnsi="Calibri" w:cs="Arial"/>
-                <w:i/>
-                <w:color w:val="548DD4"/>
-                <w:sz w:val="20"/>
-                <w:szCs w:val="20"/>
-                <w:lang w:eastAsia="es-CL"/>
-              </w:rPr>
-              <w:t xml:space="preserve"> de</w:t>
-            </w:r>
-            <w:r>
-              <w:rPr>
-                <w:rFonts w:ascii="Calibri" w:hAnsi="Calibri" w:cs="Arial"/>
-                <w:i/>
-                <w:color w:val="548DD4"/>
-                <w:sz w:val="20"/>
-                <w:szCs w:val="20"/>
-                <w:lang w:eastAsia="es-CL"/>
-              </w:rPr>
-              <w:t xml:space="preserve"> que </w:t>
-            </w:r>
-            <w:r>
-              <w:rPr>
-                <w:rFonts w:ascii="Calibri" w:hAnsi="Calibri" w:cs="Arial"/>
-                <w:b/>
-                <w:i/>
-                <w:color w:val="548DD4"/>
-                <w:sz w:val="20"/>
-                <w:szCs w:val="20"/>
-                <w:lang w:eastAsia="es-CL"/>
-              </w:rPr>
-              <w:t>no ha</w:t>
-            </w:r>
-            <w:r>
-              <w:rPr>
-                <w:rFonts w:ascii="Calibri" w:hAnsi="Calibri" w:cs="Arial"/>
-                <w:b/>
-                <w:i/>
-                <w:color w:val="548DD4"/>
-                <w:sz w:val="20"/>
-                <w:szCs w:val="20"/>
-                <w:lang w:eastAsia="es-CL"/>
-              </w:rPr>
-              <w:t>yas</w:t>
-            </w:r>
-            <w:r>
-              <w:rPr>
-                <w:rFonts w:ascii="Calibri" w:hAnsi="Calibri" w:cs="Arial"/>
-                <w:b/>
-                <w:i/>
-                <w:color w:val="548DD4"/>
-                <w:sz w:val="20"/>
-                <w:szCs w:val="20"/>
-                <w:lang w:eastAsia="es-CL"/>
-              </w:rPr>
-              <w:t xml:space="preserve"> iniciado actividades o est</w:t>
-            </w:r>
-            <w:r>
-              <w:rPr>
-                <w:rFonts w:ascii="Calibri" w:hAnsi="Calibri" w:cs="Arial"/>
-                <w:b/>
-                <w:i/>
-                <w:color w:val="548DD4"/>
-                <w:sz w:val="20"/>
-                <w:szCs w:val="20"/>
-                <w:lang w:eastAsia="es-CL"/>
-              </w:rPr>
-              <w:t>é</w:t>
-            </w:r>
-            <w:r>
-              <w:rPr>
-                <w:rFonts w:ascii="Calibri" w:hAnsi="Calibri" w:cs="Arial"/>
-                <w:b/>
-                <w:i/>
-                <w:color w:val="548DD4"/>
-                <w:sz w:val="20"/>
-                <w:szCs w:val="20"/>
-                <w:lang w:eastAsia="es-CL"/>
-              </w:rPr>
-              <w:t>n retrasadas</w:t>
-            </w:r>
-            <w:r>
-              <w:rPr>
-                <w:rFonts w:ascii="Calibri" w:hAnsi="Calibri" w:cs="Arial"/>
-                <w:i/>
-                <w:color w:val="548DD4"/>
-                <w:sz w:val="20"/>
-                <w:szCs w:val="20"/>
-                <w:lang w:eastAsia="es-CL"/>
-              </w:rPr>
-              <w:t xml:space="preserve"> de acuerdo a tu planificación</w:t>
-            </w:r>
-            <w:r>
-              <w:rPr>
-                <w:rFonts w:ascii="Calibri" w:hAnsi="Calibri" w:cs="Arial"/>
-                <w:i/>
-                <w:color w:val="548DD4"/>
-                <w:sz w:val="20"/>
-                <w:szCs w:val="20"/>
-                <w:lang w:eastAsia="es-CL"/>
-              </w:rPr>
-              <w:t>,</w:t>
-            </w:r>
-            <w:r>
-              <w:rPr>
-                <w:rFonts w:ascii="Calibri" w:hAnsi="Calibri" w:cs="Arial"/>
-                <w:i/>
-                <w:color w:val="548DD4"/>
-                <w:sz w:val="20"/>
-                <w:szCs w:val="20"/>
-                <w:lang w:eastAsia="es-CL"/>
-              </w:rPr>
-              <w:t xml:space="preserve"> señala los motivos por lo</w:t>
-            </w:r>
-            <w:r>
-              <w:rPr>
-                <w:rFonts w:ascii="Calibri" w:hAnsi="Calibri" w:cs="Arial"/>
-                <w:i/>
-                <w:color w:val="548DD4"/>
-                <w:sz w:val="20"/>
-                <w:szCs w:val="20"/>
-                <w:lang w:eastAsia="es-CL"/>
-              </w:rPr>
-              <w:t>s</w:t>
-            </w:r>
-            <w:r>
-              <w:rPr>
-                <w:rFonts w:ascii="Calibri" w:hAnsi="Calibri" w:cs="Arial"/>
-                <w:i/>
-                <w:color w:val="548DD4"/>
-                <w:sz w:val="20"/>
-                <w:szCs w:val="20"/>
-                <w:lang w:eastAsia="es-CL"/>
-              </w:rPr>
-              <w:t xml:space="preserve"> que no has podido cumplir dichos plazos y qué estrategias utilizarás para avanzar en dichas actividades y no afectar tu proyecto APT. </w:t>
+              <w:rPr>
+                <w:rFonts w:ascii="Calibri" w:hAnsi="Calibri" w:cs="Arial"/>
+                <w:i/>
+                <w:color w:val="548DD4"/>
+                <w:sz w:val="20"/>
+                <w:szCs w:val="20"/>
+                <w:lang w:eastAsia="es-CL"/>
+              </w:rPr>
+            </w:pPr>
+            <w:r>
+              <w:rPr>
+                <w:rFonts w:ascii="Calibri" w:hAnsi="Calibri" w:cs="Arial"/>
+                <w:i/>
+                <w:color w:val="548DD4"/>
+                <w:sz w:val="20"/>
+                <w:szCs w:val="20"/>
+                <w:lang w:eastAsia="es-CL"/>
+              </w:rPr>
+              <w:t>No iniciado o con retraso, al 30/09:</w:t>
+            </w:r>
+            <w:r>
+              <w:rPr>
+                <w:rFonts w:ascii="Calibri" w:hAnsi="Calibri" w:cs="Arial"/>
+                <w:i/>
+                <w:color w:val="548DD4"/>
+                <w:sz w:val="20"/>
+                <w:szCs w:val="20"/>
+                <w:lang w:eastAsia="es-CL"/>
+              </w:rPr>
+              <w:br/>
+              <w:t>- Factura de exportación y cierre de comercio exterior. Quedó fuera del primer corte, como en el mapa de historias de la Fase 1. Primero se cierra el set nacional, que ya emite.</w:t>
+            </w:r>
+            <w:r>
+              <w:rPr>
+                <w:rFonts w:ascii="Calibri" w:hAnsi="Calibri" w:cs="Arial"/>
+                <w:i/>
+                <w:color w:val="548DD4"/>
+                <w:sz w:val="20"/>
+                <w:szCs w:val="20"/>
+                <w:lang w:eastAsia="es-CL"/>
+              </w:rPr>
+              <w:br/>
+              <w:t>- Presupuestos de seguimiento, reportes ejecutivos y acta de correcciones de interfaz. Aplazados, sin fecha nueva, o no pedidos. No los inventamos para cerrar la carta. Cuando el cliente los pida, entran al backlog.</w:t>
+            </w:r>
+            <w:r>
+              <w:rPr>
+                <w:rFonts w:ascii="Calibri" w:hAnsi="Calibri" w:cs="Arial"/>
+                <w:i/>
+                <w:color w:val="548DD4"/>
+                <w:sz w:val="20"/>
+                <w:szCs w:val="20"/>
+                <w:lang w:eastAsia="es-CL"/>
+              </w:rPr>
+              <w:br/>
+              <w:t xml:space="preserve">- </w:t>
+            </w:r>
+            <w:proofErr w:type="spellStart"/>
+            <w:r>
+              <w:rPr>
+                <w:rFonts w:ascii="Calibri" w:hAnsi="Calibri" w:cs="Arial"/>
+                <w:i/>
+                <w:color w:val="548DD4"/>
+                <w:sz w:val="20"/>
+                <w:szCs w:val="20"/>
+                <w:lang w:eastAsia="es-CL"/>
+              </w:rPr>
+              <w:t>Documentacion</w:t>
+            </w:r>
+            <w:proofErr w:type="spellEnd"/>
+            <w:r>
+              <w:rPr>
+                <w:rFonts w:ascii="Calibri" w:hAnsi="Calibri" w:cs="Arial"/>
+                <w:i/>
+                <w:color w:val="548DD4"/>
+                <w:sz w:val="20"/>
+                <w:szCs w:val="20"/>
+                <w:lang w:eastAsia="es-CL"/>
+              </w:rPr>
+              <w:t xml:space="preserve"> de la API, ambiente Docker completo, integración continua y borrado lógico. No los pidió el cliente. Quedan fuera de este corte para no frenar las demos.</w:t>
+            </w:r>
+            <w:r>
+              <w:rPr>
+                <w:rFonts w:ascii="Calibri" w:hAnsi="Calibri" w:cs="Arial"/>
+                <w:i/>
+                <w:color w:val="548DD4"/>
+                <w:sz w:val="20"/>
+                <w:szCs w:val="20"/>
+                <w:lang w:eastAsia="es-CL"/>
+              </w:rPr>
+              <w:br/>
+              <w:t>- Puesta en marcha el 09/01/2027. Sigue fuera del semestre, como se declaró en la 1.5. En Duoc se presenta el MVP, no la salida a producción.</w:t>
+            </w:r>
+            <w:r>
+              <w:rPr>
+                <w:rFonts w:ascii="Calibri" w:hAnsi="Calibri" w:cs="Arial"/>
+                <w:i/>
+                <w:color w:val="548DD4"/>
+                <w:sz w:val="20"/>
+                <w:szCs w:val="20"/>
+                <w:lang w:eastAsia="es-CL"/>
+              </w:rPr>
+              <w:br/>
+              <w:t>- La semana en curso, que cierra el 02/10, no está cerrada. Al inicio de esa semana si hubo trabajo: monedas, altas de usuario solo para el administrador, vista de impresión y logo.</w:t>
             </w:r>
           </w:p>
           <w:p>
@@ -3311,7 +4730,7 @@
 </file>
 
 <file path=word/endnotes.xml><?xml version="1.0" encoding="utf-8"?>
-<w:endnotes xmlns:wpc="http://schemas.microsoft.com/office/word/2010/wordprocessingCanvas" xmlns:cx="http://schemas.microsoft.com/office/drawing/2014/chartex" xmlns:mc="http://schemas.openxmlformats.org/markup-compatibility/2006" xmlns:o="urn:schemas-microsoft-com:office:office" xmlns:r="http://schemas.openxmlformats.org/officeDocument/2006/relationships" xmlns:m="http://schemas.openxmlformats.org/officeDocument/2006/math" xmlns:v="urn:schemas-microsoft-com:vml" xmlns:wp14="http://schemas.microsoft.com/office/word/2010/wordprocessingDrawing" xmlns:wp="http://schemas.openxmlformats.org/drawingml/2006/wordprocessingDrawing" xmlns:w10="urn:schemas-microsoft-com:office:word" xmlns:w="http://schemas.openxmlformats.org/wordprocessingml/2006/main" xmlns:w14="http://schemas.microsoft.com/office/word/2010/wordml" xmlns:w15="http://schemas.microsoft.com/office/word/2012/wordml" xmlns:w16se="http://schemas.microsoft.com/office/word/2015/wordml/symex" xmlns:wpg="http://schemas.microsoft.com/office/word/2010/wordprocessingGroup" xmlns:wpi="http://schemas.microsoft.com/office/word/2010/wordprocessingInk" xmlns:wne="http://schemas.microsoft.com/office/word/2006/wordml" xmlns:wps="http://schemas.microsoft.com/office/word/2010/wordprocessingShape" mc:Ignorable="w14 w15 w16se wp14">
+<w:endnotes xmlns:wpc="http://schemas.microsoft.com/office/word/2010/wordprocessingCanvas" xmlns:cx="http://schemas.microsoft.com/office/drawing/2014/chartex" xmlns:cx1="http://schemas.microsoft.com/office/drawing/2015/9/8/chartex" xmlns:cx2="http://schemas.microsoft.com/office/drawing/2015/10/21/chartex" xmlns:cx3="http://schemas.microsoft.com/office/drawing/2016/5/9/chartex" xmlns:cx4="http://schemas.microsoft.com/office/drawing/2016/5/10/chartex" xmlns:cx5="http://schemas.microsoft.com/office/drawing/2016/5/11/chartex" xmlns:cx6="http://schemas.microsoft.com/office/drawing/2016/5/12/chartex" xmlns:cx7="http://schemas.microsoft.com/office/drawing/2016/5/13/chartex" xmlns:cx8="http://schemas.microsoft.com/office/drawing/2016/5/14/chartex" xmlns:mc="http://schemas.openxmlformats.org/markup-compatibility/2006" xmlns:aink="http://schemas.microsoft.com/office/drawing/2016/ink" xmlns:am3d="http://schemas.microsoft.com/office/drawing/2017/model3d" xmlns:o="urn:schemas-microsoft-com:office:office" xmlns:oel="http://schemas.microsoft.com/office/2019/extlst" xmlns:r="http://schemas.openxmlformats.org/officeDocument/2006/relationships" xmlns:m="http://schemas.openxmlformats.org/officeDocument/2006/math" xmlns:v="urn:schemas-microsoft-com:vml" xmlns:wp14="http://schemas.microsoft.com/office/word/2010/wordprocessingDrawing" xmlns:wp="http://schemas.openxmlformats.org/drawingml/2006/wordprocessingDrawing" xmlns:w10="urn:schemas-microsoft-com:office:word" xmlns:w="http://schemas.openxmlformats.org/wordprocessingml/2006/main" xmlns:w14="http://schemas.microsoft.com/office/word/2010/wordml" xmlns:w15="http://schemas.microsoft.com/office/word/2012/wordml" xmlns:w16cex="http://schemas.microsoft.com/office/word/2018/wordml/cex" xmlns:w16cid="http://schemas.microsoft.com/office/word/2016/wordml/cid" xmlns:w16="http://schemas.microsoft.com/office/word/2018/wordml" xmlns:w16du="http://schemas.microsoft.com/office/word/2023/wordml/word16du" xmlns:w16sdtdh="http://schemas.microsoft.com/office/word/2020/wordml/sdtdatahash" xmlns:w16sdtfl="http://schemas.microsoft.com/office/word/2024/wordml/sdtformatlock" xmlns:w16se="http://schemas.microsoft.com/office/word/2015/wordml/symex" xmlns:wpg="http://schemas.microsoft.com/office/word/2010/wordprocessingGroup" xmlns:wpi="http://schemas.microsoft.com/office/word/2010/wordprocessingInk" xmlns:wne="http://schemas.microsoft.com/office/word/2006/wordml" xmlns:wps="http://schemas.microsoft.com/office/word/2010/wordprocessingShape" mc:Ignorable="w14 w15 w16se w16cid w16 w16cex w16sdtdh w16sdtfl w16du wp14">
   <w:endnote w:type="separator" w:id="-1">
     <w:p>
       <w:pPr>
@@ -3336,7 +4755,7 @@
 </file>
 
 <file path=word/footnotes.xml><?xml version="1.0" encoding="utf-8"?>
-<w:footnotes xmlns:wpc="http://schemas.microsoft.com/office/word/2010/wordprocessingCanvas" xmlns:cx="http://schemas.microsoft.com/office/drawing/2014/chartex" xmlns:mc="http://schemas.openxmlformats.org/markup-compatibility/2006" xmlns:o="urn:schemas-microsoft-com:office:office" xmlns:r="http://schemas.openxmlformats.org/officeDocument/2006/relationships" xmlns:m="http://schemas.openxmlformats.org/officeDocument/2006/math" xmlns:v="urn:schemas-microsoft-com:vml" xmlns:wp14="http://schemas.microsoft.com/office/word/2010/wordprocessingDrawing" xmlns:wp="http://schemas.openxmlformats.org/drawingml/2006/wordprocessingDrawing" xmlns:w10="urn:schemas-microsoft-com:office:word" xmlns:w="http://schemas.openxmlformats.org/wordprocessingml/2006/main" xmlns:w14="http://schemas.microsoft.com/office/word/2010/wordml" xmlns:w15="http://schemas.microsoft.com/office/word/2012/wordml" xmlns:w16se="http://schemas.microsoft.com/office/word/2015/wordml/symex" xmlns:wpg="http://schemas.microsoft.com/office/word/2010/wordprocessingGroup" xmlns:wpi="http://schemas.microsoft.com/office/word/2010/wordprocessingInk" xmlns:wne="http://schemas.microsoft.com/office/word/2006/wordml" xmlns:wps="http://schemas.microsoft.com/office/word/2010/wordprocessingShape" mc:Ignorable="w14 w15 w16se wp14">
+<w:footnotes xmlns:wpc="http://schemas.microsoft.com/office/word/2010/wordprocessingCanvas" xmlns:cx="http://schemas.microsoft.com/office/drawing/2014/chartex" xmlns:cx1="http://schemas.microsoft.com/office/drawing/2015/9/8/chartex" xmlns:cx2="http://schemas.microsoft.com/office/drawing/2015/10/21/chartex" xmlns:cx3="http://schemas.microsoft.com/office/drawing/2016/5/9/chartex" xmlns:cx4="http://schemas.microsoft.com/office/drawing/2016/5/10/chartex" xmlns:cx5="http://schemas.microsoft.com/office/drawing/2016/5/11/chartex" xmlns:cx6="http://schemas.microsoft.com/office/drawing/2016/5/12/chartex" xmlns:cx7="http://schemas.microsoft.com/office/drawing/2016/5/13/chartex" xmlns:cx8="http://schemas.microsoft.com/office/drawing/2016/5/14/chartex" xmlns:mc="http://schemas.openxmlformats.org/markup-compatibility/2006" xmlns:aink="http://schemas.microsoft.com/office/drawing/2016/ink" xmlns:am3d="http://schemas.microsoft.com/office/drawing/2017/model3d" xmlns:o="urn:schemas-microsoft-com:office:office" xmlns:oel="http://schemas.microsoft.com/office/2019/extlst" xmlns:r="http://schemas.openxmlformats.org/officeDocument/2006/relationships" xmlns:m="http://schemas.openxmlformats.org/officeDocument/2006/math" xmlns:v="urn:schemas-microsoft-com:vml" xmlns:wp14="http://schemas.microsoft.com/office/word/2010/wordprocessingDrawing" xmlns:wp="http://schemas.openxmlformats.org/drawingml/2006/wordprocessingDrawing" xmlns:w10="urn:schemas-microsoft-com:office:word" xmlns:w="http://schemas.openxmlformats.org/wordprocessingml/2006/main" xmlns:w14="http://schemas.microsoft.com/office/word/2010/wordml" xmlns:w15="http://schemas.microsoft.com/office/word/2012/wordml" xmlns:w16cex="http://schemas.microsoft.com/office/word/2018/wordml/cex" xmlns:w16cid="http://schemas.microsoft.com/office/word/2016/wordml/cid" xmlns:w16="http://schemas.microsoft.com/office/word/2018/wordml" xmlns:w16du="http://schemas.microsoft.com/office/word/2023/wordml/word16du" xmlns:w16sdtdh="http://schemas.microsoft.com/office/word/2020/wordml/sdtdatahash" xmlns:w16sdtfl="http://schemas.microsoft.com/office/word/2024/wordml/sdtformatlock" xmlns:w16se="http://schemas.microsoft.com/office/word/2015/wordml/symex" xmlns:wpg="http://schemas.microsoft.com/office/word/2010/wordprocessingGroup" xmlns:wpi="http://schemas.microsoft.com/office/word/2010/wordprocessingInk" xmlns:wne="http://schemas.microsoft.com/office/word/2006/wordml" xmlns:wps="http://schemas.microsoft.com/office/word/2010/wordprocessingShape" mc:Ignorable="w14 w15 w16se w16cid w16 w16cex w16sdtdh w16sdtfl w16du wp14">
   <w:footnote w:type="separator" w:id="-1">
     <w:p>
       <w:pPr>
@@ -3419,7 +4838,7 @@
 </file>
 
 <file path=word/header1.xml><?xml version="1.0" encoding="utf-8"?>
-<w:hdr xmlns:wpc="http://schemas.microsoft.com/office/word/2010/wordprocessingCanvas" xmlns:cx="http://schemas.microsoft.com/office/drawing/2014/chartex" xmlns:mc="http://schemas.openxmlformats.org/markup-compatibility/2006" xmlns:o="urn:schemas-microsoft-com:office:office" xmlns:r="http://schemas.openxmlformats.org/officeDocument/2006/relationships" xmlns:m="http://schemas.openxmlformats.org/officeDocument/2006/math" xmlns:v="urn:schemas-microsoft-com:vml" xmlns:wp14="http://schemas.microsoft.com/office/word/2010/wordprocessingDrawing" xmlns:wp="http://schemas.openxmlformats.org/drawingml/2006/wordprocessingDrawing" xmlns:w10="urn:schemas-microsoft-com:office:word" xmlns:w="http://schemas.openxmlformats.org/wordprocessingml/2006/main" xmlns:w14="http://schemas.microsoft.com/office/word/2010/wordml" xmlns:w15="http://schemas.microsoft.com/office/word/2012/wordml" xmlns:w16se="http://schemas.microsoft.com/office/word/2015/wordml/symex" xmlns:wpg="http://schemas.microsoft.com/office/word/2010/wordprocessingGroup" xmlns:wpi="http://schemas.microsoft.com/office/word/2010/wordprocessingInk" xmlns:wne="http://schemas.microsoft.com/office/word/2006/wordml" xmlns:wps="http://schemas.microsoft.com/office/word/2010/wordprocessingShape" mc:Ignorable="w14 w15 w16se wp14">
+<w:hdr xmlns:wpc="http://schemas.microsoft.com/office/word/2010/wordprocessingCanvas" xmlns:cx="http://schemas.microsoft.com/office/drawing/2014/chartex" xmlns:cx1="http://schemas.microsoft.com/office/drawing/2015/9/8/chartex" xmlns:cx2="http://schemas.microsoft.com/office/drawing/2015/10/21/chartex" xmlns:cx3="http://schemas.microsoft.com/office/drawing/2016/5/9/chartex" xmlns:cx4="http://schemas.microsoft.com/office/drawing/2016/5/10/chartex" xmlns:cx5="http://schemas.microsoft.com/office/drawing/2016/5/11/chartex" xmlns:cx6="http://schemas.microsoft.com/office/drawing/2016/5/12/chartex" xmlns:cx7="http://schemas.microsoft.com/office/drawing/2016/5/13/chartex" xmlns:cx8="http://schemas.microsoft.com/office/drawing/2016/5/14/chartex" xmlns:mc="http://schemas.openxmlformats.org/markup-compatibility/2006" xmlns:aink="http://schemas.microsoft.com/office/drawing/2016/ink" xmlns:am3d="http://schemas.microsoft.com/office/drawing/2017/model3d" xmlns:o="urn:schemas-microsoft-com:office:office" xmlns:oel="http://schemas.microsoft.com/office/2019/extlst" xmlns:r="http://schemas.openxmlformats.org/officeDocument/2006/relationships" xmlns:m="http://schemas.openxmlformats.org/officeDocument/2006/math" xmlns:v="urn:schemas-microsoft-com:vml" xmlns:wp14="http://schemas.microsoft.com/office/word/2010/wordprocessingDrawing" xmlns:wp="http://schemas.openxmlformats.org/drawingml/2006/wordprocessingDrawing" xmlns:w10="urn:schemas-microsoft-com:office:word" xmlns:w="http://schemas.openxmlformats.org/wordprocessingml/2006/main" xmlns:w14="http://schemas.microsoft.com/office/word/2010/wordml" xmlns:w15="http://schemas.microsoft.com/office/word/2012/wordml" xmlns:w16cex="http://schemas.microsoft.com/office/word/2018/wordml/cex" xmlns:w16cid="http://schemas.microsoft.com/office/word/2016/wordml/cid" xmlns:w16="http://schemas.microsoft.com/office/word/2018/wordml" xmlns:w16du="http://schemas.microsoft.com/office/word/2023/wordml/word16du" xmlns:w16sdtdh="http://schemas.microsoft.com/office/word/2020/wordml/sdtdatahash" xmlns:w16sdtfl="http://schemas.microsoft.com/office/word/2024/wordml/sdtformatlock" xmlns:w16se="http://schemas.microsoft.com/office/word/2015/wordml/symex" xmlns:wpg="http://schemas.microsoft.com/office/word/2010/wordprocessingGroup" xmlns:wpi="http://schemas.microsoft.com/office/word/2010/wordprocessingInk" xmlns:wne="http://schemas.microsoft.com/office/word/2006/wordml" xmlns:wps="http://schemas.microsoft.com/office/word/2010/wordprocessingShape" mc:Ignorable="w14 w15 w16se w16cid w16 w16cex w16sdtdh w16sdtfl w16du wp14">
   <w:tbl>
     <w:tblPr>
       <w:tblStyle w:val="Tablaconcuadrcula1"/>
@@ -3644,7 +5063,7 @@
 </file>
 
 <file path=word/numbering.xml><?xml version="1.0" encoding="utf-8"?>
-<w:numbering xmlns:wpc="http://schemas.microsoft.com/office/word/2010/wordprocessingCanvas" xmlns:cx="http://schemas.microsoft.com/office/drawing/2014/chartex" xmlns:mc="http://schemas.openxmlformats.org/markup-compatibility/2006" xmlns:o="urn:schemas-microsoft-com:office:office" xmlns:r="http://schemas.openxmlformats.org/officeDocument/2006/relationships" xmlns:m="http://schemas.openxmlformats.org/officeDocument/2006/math" xmlns:v="urn:schemas-microsoft-com:vml" xmlns:wp14="http://schemas.microsoft.com/office/word/2010/wordprocessingDrawing" xmlns:wp="http://schemas.openxmlformats.org/drawingml/2006/wordprocessingDrawing" xmlns:w10="urn:schemas-microsoft-com:office:word" xmlns:w="http://schemas.openxmlformats.org/wordprocessingml/2006/main" xmlns:w14="http://schemas.microsoft.com/office/word/2010/wordml" xmlns:w15="http://schemas.microsoft.com/office/word/2012/wordml" xmlns:w16se="http://schemas.microsoft.com/office/word/2015/wordml/symex" xmlns:wpg="http://schemas.microsoft.com/office/word/2010/wordprocessingGroup" xmlns:wpi="http://schemas.microsoft.com/office/word/2010/wordprocessingInk" xmlns:wne="http://schemas.microsoft.com/office/word/2006/wordml" xmlns:wps="http://schemas.microsoft.com/office/word/2010/wordprocessingShape" mc:Ignorable="w14 w15 w16se wp14">
+<w:numbering xmlns:wpc="http://schemas.microsoft.com/office/word/2010/wordprocessingCanvas" xmlns:cx="http://schemas.microsoft.com/office/drawing/2014/chartex" xmlns:cx1="http://schemas.microsoft.com/office/drawing/2015/9/8/chartex" xmlns:cx2="http://schemas.microsoft.com/office/drawing/2015/10/21/chartex" xmlns:cx3="http://schemas.microsoft.com/office/drawing/2016/5/9/chartex" xmlns:cx4="http://schemas.microsoft.com/office/drawing/2016/5/10/chartex" xmlns:cx5="http://schemas.microsoft.com/office/drawing/2016/5/11/chartex" xmlns:cx6="http://schemas.microsoft.com/office/drawing/2016/5/12/chartex" xmlns:cx7="http://schemas.microsoft.com/office/drawing/2016/5/13/chartex" xmlns:cx8="http://schemas.microsoft.com/office/drawing/2016/5/14/chartex" xmlns:mc="http://schemas.openxmlformats.org/markup-compatibility/2006" xmlns:aink="http://schemas.microsoft.com/office/drawing/2016/ink" xmlns:am3d="http://schemas.microsoft.com/office/drawing/2017/model3d" xmlns:o="urn:schemas-microsoft-com:office:office" xmlns:oel="http://schemas.microsoft.com/office/2019/extlst" xmlns:r="http://schemas.openxmlformats.org/officeDocument/2006/relationships" xmlns:m="http://schemas.openxmlformats.org/officeDocument/2006/math" xmlns:v="urn:schemas-microsoft-com:vml" xmlns:wp14="http://schemas.microsoft.com/office/word/2010/wordprocessingDrawing" xmlns:wp="http://schemas.openxmlformats.org/drawingml/2006/wordprocessingDrawing" xmlns:w10="urn:schemas-microsoft-com:office:word" xmlns:w="http://schemas.openxmlformats.org/wordprocessingml/2006/main" xmlns:w14="http://schemas.microsoft.com/office/word/2010/wordml" xmlns:w15="http://schemas.microsoft.com/office/word/2012/wordml" xmlns:w16cex="http://schemas.microsoft.com/office/word/2018/wordml/cex" xmlns:w16cid="http://schemas.microsoft.com/office/word/2016/wordml/cid" xmlns:w16="http://schemas.microsoft.com/office/word/2018/wordml" xmlns:w16du="http://schemas.microsoft.com/office/word/2023/wordml/word16du" xmlns:w16sdtdh="http://schemas.microsoft.com/office/word/2020/wordml/sdtdatahash" xmlns:w16sdtfl="http://schemas.microsoft.com/office/word/2024/wordml/sdtformatlock" xmlns:w16se="http://schemas.microsoft.com/office/word/2015/wordml/symex" xmlns:wpg="http://schemas.microsoft.com/office/word/2010/wordprocessingGroup" xmlns:wpi="http://schemas.microsoft.com/office/word/2010/wordprocessingInk" xmlns:wne="http://schemas.microsoft.com/office/word/2006/wordml" xmlns:wps="http://schemas.microsoft.com/office/word/2010/wordprocessingShape" mc:Ignorable="w14 w15 w16se w16cid w16 w16cex w16sdtdh w16sdtfl w16du wp14">
   <w:abstractNum w:abstractNumId="0" w15:restartNumberingAfterBreak="0">
     <w:nsid w:val="2FFD4C7F"/>
     <w:multiLevelType w:val="multilevel"/>
@@ -3766,14 +5185,14 @@
       </w:rPr>
     </w:lvl>
   </w:abstractNum>
-  <w:num w:numId="1">
+  <w:num w:numId="1" w16cid:durableId="279462414">
     <w:abstractNumId w:val="0"/>
   </w:num>
 </w:numbering>
 </file>
 
 <file path=word/styles.xml><?xml version="1.0" encoding="utf-8"?>
-<w:styles xmlns:mc="http://schemas.openxmlformats.org/markup-compatibility/2006" xmlns:r="http://schemas.openxmlformats.org/officeDocument/2006/relationships" xmlns:w="http://schemas.openxmlformats.org/wordprocessingml/2006/main" xmlns:w14="http://schemas.microsoft.com/office/word/2010/wordml" xmlns:w15="http://schemas.microsoft.com/office/word/2012/wordml" xmlns:w16se="http://schemas.microsoft.com/office/word/2015/wordml/symex" mc:Ignorable="w14 w15 w16se">
+<w:styles xmlns:mc="http://schemas.openxmlformats.org/markup-compatibility/2006" xmlns:r="http://schemas.openxmlformats.org/officeDocument/2006/relationships" xmlns:w="http://schemas.openxmlformats.org/wordprocessingml/2006/main" xmlns:w14="http://schemas.microsoft.com/office/word/2010/wordml" xmlns:w15="http://schemas.microsoft.com/office/word/2012/wordml" xmlns:w16cex="http://schemas.microsoft.com/office/word/2018/wordml/cex" xmlns:w16cid="http://schemas.microsoft.com/office/word/2016/wordml/cid" xmlns:w16="http://schemas.microsoft.com/office/word/2018/wordml" xmlns:w16du="http://schemas.microsoft.com/office/word/2023/wordml/word16du" xmlns:w16sdtdh="http://schemas.microsoft.com/office/word/2020/wordml/sdtdatahash" xmlns:w16sdtfl="http://schemas.microsoft.com/office/word/2024/wordml/sdtformatlock" xmlns:w16se="http://schemas.microsoft.com/office/word/2015/wordml/symex" mc:Ignorable="w14 w15 w16se w16cid w16 w16cex w16sdtdh w16sdtfl w16du">
   <w:docDefaults>
     <w:rPrDefault>
       <w:rPr>
@@ -3785,7 +5204,7 @@
     </w:rPrDefault>
     <w:pPrDefault/>
   </w:docDefaults>
-  <w:latentStyles w:defLockedState="0" w:defUIPriority="99" w:defSemiHidden="0" w:defUnhideWhenUsed="0" w:defQFormat="0" w:count="371">
+  <w:latentStyles w:defLockedState="0" w:defUIPriority="99" w:defSemiHidden="0" w:defUnhideWhenUsed="0" w:defQFormat="0" w:count="376">
     <w:lsdException w:name="Normal" w:uiPriority="0" w:qFormat="1"/>
     <w:lsdException w:name="heading 1" w:uiPriority="9" w:qFormat="1"/>
     <w:lsdException w:name="heading 2" w:semiHidden="1" w:uiPriority="9" w:unhideWhenUsed="1" w:qFormat="1"/>
@@ -4157,6 +5576,11 @@
     <w:lsdException w:name="List Table 5 Dark Accent 6" w:uiPriority="50"/>
     <w:lsdException w:name="List Table 6 Colorful Accent 6" w:uiPriority="51"/>
     <w:lsdException w:name="List Table 7 Colorful Accent 6" w:uiPriority="52"/>
+    <w:lsdException w:name="Mention" w:semiHidden="1" w:unhideWhenUsed="1"/>
+    <w:lsdException w:name="Smart Hyperlink" w:semiHidden="1" w:unhideWhenUsed="1"/>
+    <w:lsdException w:name="Hashtag" w:semiHidden="1" w:unhideWhenUsed="1"/>
+    <w:lsdException w:name="Unresolved Mention" w:semiHidden="1" w:unhideWhenUsed="1"/>
+    <w:lsdException w:name="Smart Link" w:semiHidden="1" w:unhideWhenUsed="1"/>
   </w:latentStyles>
   <w:style w:type="paragraph" w:default="1" w:styleId="Normal">
     <w:name w:val="Normal"/>
@@ -4759,9 +6183,12 @@
 </file>
 
 <file path=customXml/item1.xml><?xml version="1.0" encoding="utf-8"?>
-<p:properties xmlns:p="http://schemas.microsoft.com/office/2006/metadata/properties" xmlns:xsi="http://www.w3.org/2001/XMLSchema-instance" xmlns:pc="http://schemas.microsoft.com/office/infopath/2007/PartnerControls">
-  <documentManagement/>
-</p:properties>
+<?mso-contentType ?>
+<FormTemplates xmlns="http://schemas.microsoft.com/sharepoint/v3/contenttype/forms">
+  <Display>DocumentLibraryForm</Display>
+  <Edit>DocumentLibraryForm</Edit>
+  <New>DocumentLibraryForm</New>
+</FormTemplates>
 </file>
 
 <file path=customXml/item2.xml><?xml version="1.0" encoding="utf-8"?>
@@ -4897,26 +6324,15 @@
 </file>
 
 <file path=customXml/item3.xml><?xml version="1.0" encoding="utf-8"?>
-<?mso-contentType ?>
-<FormTemplates xmlns="http://schemas.microsoft.com/sharepoint/v3/contenttype/forms">
-  <Display>DocumentLibraryForm</Display>
-  <Edit>DocumentLibraryForm</Edit>
-  <New>DocumentLibraryForm</New>
-</FormTemplates>
+<p:properties xmlns:p="http://schemas.microsoft.com/office/2006/metadata/properties" xmlns:xsi="http://www.w3.org/2001/XMLSchema-instance" xmlns:pc="http://schemas.microsoft.com/office/infopath/2007/PartnerControls">
+  <documentManagement/>
+</p:properties>
 </file>
 
 <file path=customXml/itemProps1.xml><?xml version="1.0" encoding="utf-8"?>
-<ds:datastoreItem xmlns:ds="http://schemas.openxmlformats.org/officeDocument/2006/customXml" ds:itemID="{46CA5683-AF87-4E40-B841-2E23A3B52406}">
+<ds:datastoreItem xmlns:ds="http://schemas.openxmlformats.org/officeDocument/2006/customXml" ds:itemID="{D51C61E4-DB75-4684-AD25-71F546404E96}">
   <ds:schemaRefs>
-    <ds:schemaRef ds:uri="http://purl.org/dc/terms/"/>
-    <ds:schemaRef ds:uri="http://purl.org/dc/elements/1.1/"/>
-    <ds:schemaRef ds:uri="http://schemas.openxmlformats.org/package/2006/metadata/core-properties"/>
-    <ds:schemaRef ds:uri="http://www.w3.org/XML/1998/namespace"/>
-    <ds:schemaRef ds:uri="http://schemas.microsoft.com/office/2006/metadata/properties"/>
-    <ds:schemaRef ds:uri="http://schemas.microsoft.com/office/2006/documentManagement/types"/>
-    <ds:schemaRef ds:uri="http://purl.org/dc/dcmitype/"/>
-    <ds:schemaRef ds:uri="http://schemas.microsoft.com/office/infopath/2007/PartnerControls"/>
-    <ds:schemaRef ds:uri="126e8a1c-9ea9-435a-ac89-d06c80d62e30"/>
+    <ds:schemaRef ds:uri="http://schemas.microsoft.com/sharepoint/v3/contenttype/forms"/>
   </ds:schemaRefs>
 </ds:datastoreItem>
 </file>
@@ -4940,9 +6356,10 @@
 </file>
 
 <file path=customXml/itemProps3.xml><?xml version="1.0" encoding="utf-8"?>
-<ds:datastoreItem xmlns:ds="http://schemas.openxmlformats.org/officeDocument/2006/customXml" ds:itemID="{D51C61E4-DB75-4684-AD25-71F546404E96}">
+<ds:datastoreItem xmlns:ds="http://schemas.openxmlformats.org/officeDocument/2006/customXml" ds:itemID="{46CA5683-AF87-4E40-B841-2E23A3B52406}">
   <ds:schemaRefs>
-    <ds:schemaRef ds:uri="http://schemas.microsoft.com/sharepoint/v3/contenttype/forms"/>
+    <ds:schemaRef ds:uri="http://schemas.microsoft.com/office/2006/metadata/properties"/>
+    <ds:schemaRef ds:uri="http://schemas.microsoft.com/office/infopath/2007/PartnerControls"/>
   </ds:schemaRefs>
 </ds:datastoreItem>
 </file>